--- a/protocolos_minutas/AMA_Protocolo_ServicoAssinaturaFaturasEletronicas.docx
+++ b/protocolos_minutas/AMA_Protocolo_ServicoAssinaturaFaturasEletronicas.docx
@@ -1,6 +1,6 @@
 
 <file path=word/document.xml><?xml version="1.0" encoding="utf-8"?>
-<w:document xmlns:wpc="http://schemas.microsoft.com/office/word/2010/wordprocessingCanvas" xmlns:cx="http://schemas.microsoft.com/office/drawing/2014/chartex" xmlns:cx1="http://schemas.microsoft.com/office/drawing/2015/9/8/chartex" xmlns:cx2="http://schemas.microsoft.com/office/drawing/2015/10/21/chartex" xmlns:cx3="http://schemas.microsoft.com/office/drawing/2016/5/9/chartex" xmlns:cx4="http://schemas.microsoft.com/office/drawing/2016/5/10/chartex" xmlns:cx5="http://schemas.microsoft.com/office/drawing/2016/5/11/chartex" xmlns:cx6="http://schemas.microsoft.com/office/drawing/2016/5/12/chartex" xmlns:cx7="http://schemas.microsoft.com/office/drawing/2016/5/13/chartex" xmlns:cx8="http://schemas.microsoft.com/office/drawing/2016/5/14/chartex" xmlns:mc="http://schemas.openxmlformats.org/markup-compatibility/2006" xmlns:aink="http://schemas.microsoft.com/office/drawing/2016/ink" xmlns:am3d="http://schemas.microsoft.com/office/drawing/2017/model3d" xmlns:o="urn:schemas-microsoft-com:office:office" xmlns:oel="http://schemas.microsoft.com/office/2019/extlst" xmlns:r="http://schemas.openxmlformats.org/officeDocument/2006/relationships" xmlns:m="http://schemas.openxmlformats.org/officeDocument/2006/math" xmlns:v="urn:schemas-microsoft-com:vml" xmlns:wp14="http://schemas.microsoft.com/office/word/2010/wordprocessingDrawing" xmlns:wp="http://schemas.openxmlformats.org/drawingml/2006/wordprocessingDrawing" xmlns:w10="urn:schemas-microsoft-com:office:word" xmlns:w="http://schemas.openxmlformats.org/wordprocessingml/2006/main" xmlns:w14="http://schemas.microsoft.com/office/word/2010/wordml" xmlns:w15="http://schemas.microsoft.com/office/word/2012/wordml" xmlns:w16cex="http://schemas.microsoft.com/office/word/2018/wordml/cex" xmlns:w16cid="http://schemas.microsoft.com/office/word/2016/wordml/cid" xmlns:w16="http://schemas.microsoft.com/office/word/2018/wordml" xmlns:w16du="http://schemas.microsoft.com/office/word/2023/wordml/word16du" xmlns:w16sdtdh="http://schemas.microsoft.com/office/word/2020/wordml/sdtdatahash" xmlns:w16se="http://schemas.microsoft.com/office/word/2015/wordml/symex" xmlns:wpg="http://schemas.microsoft.com/office/word/2010/wordprocessingGroup" xmlns:wpi="http://schemas.microsoft.com/office/word/2010/wordprocessingInk" xmlns:wne="http://schemas.microsoft.com/office/word/2006/wordml" xmlns:wps="http://schemas.microsoft.com/office/word/2010/wordprocessingShape" mc:Ignorable="w14 w15 w16se w16cid w16 w16cex w16sdtdh w16du wp14">
+<w:document xmlns:wpc="http://schemas.microsoft.com/office/word/2010/wordprocessingCanvas" xmlns:cx="http://schemas.microsoft.com/office/drawing/2014/chartex" xmlns:cx1="http://schemas.microsoft.com/office/drawing/2015/9/8/chartex" xmlns:cx2="http://schemas.microsoft.com/office/drawing/2015/10/21/chartex" xmlns:cx3="http://schemas.microsoft.com/office/drawing/2016/5/9/chartex" xmlns:cx4="http://schemas.microsoft.com/office/drawing/2016/5/10/chartex" xmlns:cx5="http://schemas.microsoft.com/office/drawing/2016/5/11/chartex" xmlns:cx6="http://schemas.microsoft.com/office/drawing/2016/5/12/chartex" xmlns:cx7="http://schemas.microsoft.com/office/drawing/2016/5/13/chartex" xmlns:cx8="http://schemas.microsoft.com/office/drawing/2016/5/14/chartex" xmlns:mc="http://schemas.openxmlformats.org/markup-compatibility/2006" xmlns:aink="http://schemas.microsoft.com/office/drawing/2016/ink" xmlns:am3d="http://schemas.microsoft.com/office/drawing/2017/model3d" xmlns:o="urn:schemas-microsoft-com:office:office" xmlns:oel="http://schemas.microsoft.com/office/2019/extlst" xmlns:r="http://schemas.openxmlformats.org/officeDocument/2006/relationships" xmlns:m="http://schemas.openxmlformats.org/officeDocument/2006/math" xmlns:v="urn:schemas-microsoft-com:vml" xmlns:wp14="http://schemas.microsoft.com/office/word/2010/wordprocessingDrawing" xmlns:wp="http://schemas.openxmlformats.org/drawingml/2006/wordprocessingDrawing" xmlns:w10="urn:schemas-microsoft-com:office:word" xmlns:w="http://schemas.openxmlformats.org/wordprocessingml/2006/main" xmlns:w14="http://schemas.microsoft.com/office/word/2010/wordml" xmlns:w15="http://schemas.microsoft.com/office/word/2012/wordml" xmlns:w16cex="http://schemas.microsoft.com/office/word/2018/wordml/cex" xmlns:w16cid="http://schemas.microsoft.com/office/word/2016/wordml/cid" xmlns:w16="http://schemas.microsoft.com/office/word/2018/wordml" xmlns:w16du="http://schemas.microsoft.com/office/word/2023/wordml/word16du" xmlns:w16sdtdh="http://schemas.microsoft.com/office/word/2020/wordml/sdtdatahash" xmlns:w16sdtfl="http://schemas.microsoft.com/office/word/2024/wordml/sdtformatlock" xmlns:w16se="http://schemas.microsoft.com/office/word/2015/wordml/symex" xmlns:wpg="http://schemas.microsoft.com/office/word/2010/wordprocessingGroup" xmlns:wpi="http://schemas.microsoft.com/office/word/2010/wordprocessingInk" xmlns:wne="http://schemas.microsoft.com/office/word/2006/wordml" xmlns:wps="http://schemas.microsoft.com/office/word/2010/wordprocessingShape" mc:Ignorable="w14 w15 w16se w16cid w16 w16cex w16sdtdh w16sdtfl w16du wp14">
   <w:body>
     <w:p>
       <w:pPr>
@@ -6294,8 +6294,12 @@
       </w:pPr>
     </w:p>
     <w:sectPr>
-      <w:headerReference w:type="default" r:id="rId15"/>
-      <w:footerReference w:type="default" r:id="rId16"/>
+      <w:headerReference w:type="even" r:id="rId15"/>
+      <w:headerReference w:type="default" r:id="rId16"/>
+      <w:footerReference w:type="even" r:id="rId17"/>
+      <w:footerReference w:type="default" r:id="rId18"/>
+      <w:headerReference w:type="first" r:id="rId19"/>
+      <w:footerReference w:type="first" r:id="rId20"/>
       <w:pgSz w:w="11906" w:h="16838"/>
       <w:pgMar w:top="1417" w:right="1701" w:bottom="1417" w:left="1701" w:header="708" w:footer="708" w:gutter="0"/>
       <w:cols w:space="708"/>
@@ -6306,7 +6310,7 @@
 </file>
 
 <file path=word/comments.xml><?xml version="1.0" encoding="utf-8"?>
-<w:comments xmlns:wpc="http://schemas.microsoft.com/office/word/2010/wordprocessingCanvas" xmlns:cx="http://schemas.microsoft.com/office/drawing/2014/chartex" xmlns:cx1="http://schemas.microsoft.com/office/drawing/2015/9/8/chartex" xmlns:cx2="http://schemas.microsoft.com/office/drawing/2015/10/21/chartex" xmlns:cx3="http://schemas.microsoft.com/office/drawing/2016/5/9/chartex" xmlns:cx4="http://schemas.microsoft.com/office/drawing/2016/5/10/chartex" xmlns:cx5="http://schemas.microsoft.com/office/drawing/2016/5/11/chartex" xmlns:cx6="http://schemas.microsoft.com/office/drawing/2016/5/12/chartex" xmlns:cx7="http://schemas.microsoft.com/office/drawing/2016/5/13/chartex" xmlns:cx8="http://schemas.microsoft.com/office/drawing/2016/5/14/chartex" xmlns:mc="http://schemas.openxmlformats.org/markup-compatibility/2006" xmlns:aink="http://schemas.microsoft.com/office/drawing/2016/ink" xmlns:am3d="http://schemas.microsoft.com/office/drawing/2017/model3d" xmlns:o="urn:schemas-microsoft-com:office:office" xmlns:oel="http://schemas.microsoft.com/office/2019/extlst" xmlns:r="http://schemas.openxmlformats.org/officeDocument/2006/relationships" xmlns:m="http://schemas.openxmlformats.org/officeDocument/2006/math" xmlns:v="urn:schemas-microsoft-com:vml" xmlns:wp14="http://schemas.microsoft.com/office/word/2010/wordprocessingDrawing" xmlns:wp="http://schemas.openxmlformats.org/drawingml/2006/wordprocessingDrawing" xmlns:w10="urn:schemas-microsoft-com:office:word" xmlns:w="http://schemas.openxmlformats.org/wordprocessingml/2006/main" xmlns:w14="http://schemas.microsoft.com/office/word/2010/wordml" xmlns:w15="http://schemas.microsoft.com/office/word/2012/wordml" xmlns:w16cex="http://schemas.microsoft.com/office/word/2018/wordml/cex" xmlns:w16cid="http://schemas.microsoft.com/office/word/2016/wordml/cid" xmlns:w16="http://schemas.microsoft.com/office/word/2018/wordml" xmlns:w16du="http://schemas.microsoft.com/office/word/2023/wordml/word16du" xmlns:w16sdtdh="http://schemas.microsoft.com/office/word/2020/wordml/sdtdatahash" xmlns:w16se="http://schemas.microsoft.com/office/word/2015/wordml/symex" xmlns:wpg="http://schemas.microsoft.com/office/word/2010/wordprocessingGroup" xmlns:wpi="http://schemas.microsoft.com/office/word/2010/wordprocessingInk" xmlns:wne="http://schemas.microsoft.com/office/word/2006/wordml" xmlns:wps="http://schemas.microsoft.com/office/word/2010/wordprocessingShape" mc:Ignorable="w14 w15 w16se w16cid w16 w16cex w16sdtdh w16du wp14">
+<w:comments xmlns:wpc="http://schemas.microsoft.com/office/word/2010/wordprocessingCanvas" xmlns:cx="http://schemas.microsoft.com/office/drawing/2014/chartex" xmlns:cx1="http://schemas.microsoft.com/office/drawing/2015/9/8/chartex" xmlns:cx2="http://schemas.microsoft.com/office/drawing/2015/10/21/chartex" xmlns:cx3="http://schemas.microsoft.com/office/drawing/2016/5/9/chartex" xmlns:cx4="http://schemas.microsoft.com/office/drawing/2016/5/10/chartex" xmlns:cx5="http://schemas.microsoft.com/office/drawing/2016/5/11/chartex" xmlns:cx6="http://schemas.microsoft.com/office/drawing/2016/5/12/chartex" xmlns:cx7="http://schemas.microsoft.com/office/drawing/2016/5/13/chartex" xmlns:cx8="http://schemas.microsoft.com/office/drawing/2016/5/14/chartex" xmlns:mc="http://schemas.openxmlformats.org/markup-compatibility/2006" xmlns:aink="http://schemas.microsoft.com/office/drawing/2016/ink" xmlns:am3d="http://schemas.microsoft.com/office/drawing/2017/model3d" xmlns:o="urn:schemas-microsoft-com:office:office" xmlns:oel="http://schemas.microsoft.com/office/2019/extlst" xmlns:r="http://schemas.openxmlformats.org/officeDocument/2006/relationships" xmlns:m="http://schemas.openxmlformats.org/officeDocument/2006/math" xmlns:v="urn:schemas-microsoft-com:vml" xmlns:wp14="http://schemas.microsoft.com/office/word/2010/wordprocessingDrawing" xmlns:wp="http://schemas.openxmlformats.org/drawingml/2006/wordprocessingDrawing" xmlns:w10="urn:schemas-microsoft-com:office:word" xmlns:w="http://schemas.openxmlformats.org/wordprocessingml/2006/main" xmlns:w14="http://schemas.microsoft.com/office/word/2010/wordml" xmlns:w15="http://schemas.microsoft.com/office/word/2012/wordml" xmlns:w16cex="http://schemas.microsoft.com/office/word/2018/wordml/cex" xmlns:w16cid="http://schemas.microsoft.com/office/word/2016/wordml/cid" xmlns:w16="http://schemas.microsoft.com/office/word/2018/wordml" xmlns:w16du="http://schemas.microsoft.com/office/word/2023/wordml/word16du" xmlns:w16sdtdh="http://schemas.microsoft.com/office/word/2020/wordml/sdtdatahash" xmlns:w16sdtfl="http://schemas.microsoft.com/office/word/2024/wordml/sdtformatlock" xmlns:w16se="http://schemas.microsoft.com/office/word/2015/wordml/symex" xmlns:wpg="http://schemas.microsoft.com/office/word/2010/wordprocessingGroup" xmlns:wpi="http://schemas.microsoft.com/office/word/2010/wordprocessingInk" xmlns:wne="http://schemas.microsoft.com/office/word/2006/wordml" xmlns:wps="http://schemas.microsoft.com/office/word/2010/wordprocessingShape" mc:Ignorable="w14 w15 w16se w16cid w16 w16cex w16sdtdh w16sdtfl w16du wp14">
   <w:comment w:id="0" w:author="AMA" w:date="2024-04-04T11:44:00Z" w:initials="AMA">
     <w:p>
       <w:pPr>
@@ -6359,7 +6363,7 @@
 </file>
 
 <file path=word/commentsExtended.xml><?xml version="1.0" encoding="utf-8"?>
-<w15:commentsEx xmlns:wpc="http://schemas.microsoft.com/office/word/2010/wordprocessingCanvas" xmlns:cx="http://schemas.microsoft.com/office/drawing/2014/chartex" xmlns:cx1="http://schemas.microsoft.com/office/drawing/2015/9/8/chartex" xmlns:cx2="http://schemas.microsoft.com/office/drawing/2015/10/21/chartex" xmlns:cx3="http://schemas.microsoft.com/office/drawing/2016/5/9/chartex" xmlns:cx4="http://schemas.microsoft.com/office/drawing/2016/5/10/chartex" xmlns:cx5="http://schemas.microsoft.com/office/drawing/2016/5/11/chartex" xmlns:cx6="http://schemas.microsoft.com/office/drawing/2016/5/12/chartex" xmlns:cx7="http://schemas.microsoft.com/office/drawing/2016/5/13/chartex" xmlns:cx8="http://schemas.microsoft.com/office/drawing/2016/5/14/chartex" xmlns:mc="http://schemas.openxmlformats.org/markup-compatibility/2006" xmlns:aink="http://schemas.microsoft.com/office/drawing/2016/ink" xmlns:am3d="http://schemas.microsoft.com/office/drawing/2017/model3d" xmlns:o="urn:schemas-microsoft-com:office:office" xmlns:oel="http://schemas.microsoft.com/office/2019/extlst" xmlns:r="http://schemas.openxmlformats.org/officeDocument/2006/relationships" xmlns:m="http://schemas.openxmlformats.org/officeDocument/2006/math" xmlns:v="urn:schemas-microsoft-com:vml" xmlns:wp14="http://schemas.microsoft.com/office/word/2010/wordprocessingDrawing" xmlns:wp="http://schemas.openxmlformats.org/drawingml/2006/wordprocessingDrawing" xmlns:w10="urn:schemas-microsoft-com:office:word" xmlns:w="http://schemas.openxmlformats.org/wordprocessingml/2006/main" xmlns:w14="http://schemas.microsoft.com/office/word/2010/wordml" xmlns:w15="http://schemas.microsoft.com/office/word/2012/wordml" xmlns:w16cex="http://schemas.microsoft.com/office/word/2018/wordml/cex" xmlns:w16cid="http://schemas.microsoft.com/office/word/2016/wordml/cid" xmlns:w16="http://schemas.microsoft.com/office/word/2018/wordml" xmlns:w16du="http://schemas.microsoft.com/office/word/2023/wordml/word16du" xmlns:w16sdtdh="http://schemas.microsoft.com/office/word/2020/wordml/sdtdatahash" xmlns:w16se="http://schemas.microsoft.com/office/word/2015/wordml/symex" xmlns:wpg="http://schemas.microsoft.com/office/word/2010/wordprocessingGroup" xmlns:wpi="http://schemas.microsoft.com/office/word/2010/wordprocessingInk" xmlns:wne="http://schemas.microsoft.com/office/word/2006/wordml" xmlns:wps="http://schemas.microsoft.com/office/word/2010/wordprocessingShape" mc:Ignorable="w14 w15 w16se w16cid w16 w16cex w16sdtdh w16du wp14">
+<w15:commentsEx xmlns:wpc="http://schemas.microsoft.com/office/word/2010/wordprocessingCanvas" xmlns:cx="http://schemas.microsoft.com/office/drawing/2014/chartex" xmlns:cx1="http://schemas.microsoft.com/office/drawing/2015/9/8/chartex" xmlns:cx2="http://schemas.microsoft.com/office/drawing/2015/10/21/chartex" xmlns:cx3="http://schemas.microsoft.com/office/drawing/2016/5/9/chartex" xmlns:cx4="http://schemas.microsoft.com/office/drawing/2016/5/10/chartex" xmlns:cx5="http://schemas.microsoft.com/office/drawing/2016/5/11/chartex" xmlns:cx6="http://schemas.microsoft.com/office/drawing/2016/5/12/chartex" xmlns:cx7="http://schemas.microsoft.com/office/drawing/2016/5/13/chartex" xmlns:cx8="http://schemas.microsoft.com/office/drawing/2016/5/14/chartex" xmlns:mc="http://schemas.openxmlformats.org/markup-compatibility/2006" xmlns:aink="http://schemas.microsoft.com/office/drawing/2016/ink" xmlns:am3d="http://schemas.microsoft.com/office/drawing/2017/model3d" xmlns:o="urn:schemas-microsoft-com:office:office" xmlns:oel="http://schemas.microsoft.com/office/2019/extlst" xmlns:r="http://schemas.openxmlformats.org/officeDocument/2006/relationships" xmlns:m="http://schemas.openxmlformats.org/officeDocument/2006/math" xmlns:v="urn:schemas-microsoft-com:vml" xmlns:wp14="http://schemas.microsoft.com/office/word/2010/wordprocessingDrawing" xmlns:wp="http://schemas.openxmlformats.org/drawingml/2006/wordprocessingDrawing" xmlns:w10="urn:schemas-microsoft-com:office:word" xmlns:w="http://schemas.openxmlformats.org/wordprocessingml/2006/main" xmlns:w14="http://schemas.microsoft.com/office/word/2010/wordml" xmlns:w15="http://schemas.microsoft.com/office/word/2012/wordml" xmlns:w16cex="http://schemas.microsoft.com/office/word/2018/wordml/cex" xmlns:w16cid="http://schemas.microsoft.com/office/word/2016/wordml/cid" xmlns:w16="http://schemas.microsoft.com/office/word/2018/wordml" xmlns:w16du="http://schemas.microsoft.com/office/word/2023/wordml/word16du" xmlns:w16sdtdh="http://schemas.microsoft.com/office/word/2020/wordml/sdtdatahash" xmlns:w16sdtfl="http://schemas.microsoft.com/office/word/2024/wordml/sdtformatlock" xmlns:w16se="http://schemas.microsoft.com/office/word/2015/wordml/symex" xmlns:wpg="http://schemas.microsoft.com/office/word/2010/wordprocessingGroup" xmlns:wpi="http://schemas.microsoft.com/office/word/2010/wordprocessingInk" xmlns:wne="http://schemas.microsoft.com/office/word/2006/wordml" xmlns:wps="http://schemas.microsoft.com/office/word/2010/wordprocessingShape" mc:Ignorable="w14 w15 w16se w16cid w16 w16cex w16sdtdh w16sdtfl w16du wp14">
   <w15:commentEx w15:paraId="3F791C26" w15:done="0"/>
   <w15:commentEx w15:paraId="4A03ED20" w15:done="0"/>
   <w15:commentEx w15:paraId="67AE8EE6" w15:done="0"/>
@@ -6367,7 +6371,7 @@
 </file>
 
 <file path=word/commentsExtensible.xml><?xml version="1.0" encoding="utf-8"?>
-<w16cex:commentsExtensible xmlns:wpc="http://schemas.microsoft.com/office/word/2010/wordprocessingCanvas" xmlns:cx="http://schemas.microsoft.com/office/drawing/2014/chartex" xmlns:cx1="http://schemas.microsoft.com/office/drawing/2015/9/8/chartex" xmlns:cx2="http://schemas.microsoft.com/office/drawing/2015/10/21/chartex" xmlns:cx3="http://schemas.microsoft.com/office/drawing/2016/5/9/chartex" xmlns:cx4="http://schemas.microsoft.com/office/drawing/2016/5/10/chartex" xmlns:cx5="http://schemas.microsoft.com/office/drawing/2016/5/11/chartex" xmlns:cx6="http://schemas.microsoft.com/office/drawing/2016/5/12/chartex" xmlns:cx7="http://schemas.microsoft.com/office/drawing/2016/5/13/chartex" xmlns:cx8="http://schemas.microsoft.com/office/drawing/2016/5/14/chartex" xmlns:cr="http://schemas.microsoft.com/office/comments/2020/reactions" xmlns:mc="http://schemas.openxmlformats.org/markup-compatibility/2006" xmlns:aink="http://schemas.microsoft.com/office/drawing/2016/ink" xmlns:am3d="http://schemas.microsoft.com/office/drawing/2017/model3d" xmlns:o="urn:schemas-microsoft-com:office:office" xmlns:oel="http://schemas.microsoft.com/office/2019/extlst" xmlns:r="http://schemas.openxmlformats.org/officeDocument/2006/relationships" xmlns:m="http://schemas.openxmlformats.org/officeDocument/2006/math" xmlns:v="urn:schemas-microsoft-com:vml" xmlns:wp14="http://schemas.microsoft.com/office/word/2010/wordprocessingDrawing" xmlns:wp="http://schemas.openxmlformats.org/drawingml/2006/wordprocessingDrawing" xmlns:w10="urn:schemas-microsoft-com:office:word" xmlns:w="http://schemas.openxmlformats.org/wordprocessingml/2006/main" xmlns:w14="http://schemas.microsoft.com/office/word/2010/wordml" xmlns:w15="http://schemas.microsoft.com/office/word/2012/wordml" xmlns:w16cex="http://schemas.microsoft.com/office/word/2018/wordml/cex" xmlns:w16cid="http://schemas.microsoft.com/office/word/2016/wordml/cid" xmlns:w16="http://schemas.microsoft.com/office/word/2018/wordml" xmlns:w16du="http://schemas.microsoft.com/office/word/2023/wordml/word16du" xmlns:w16sdtdh="http://schemas.microsoft.com/office/word/2020/wordml/sdtdatahash" xmlns:w16se="http://schemas.microsoft.com/office/word/2015/wordml/symex" xmlns:wpg="http://schemas.microsoft.com/office/word/2010/wordprocessingGroup" xmlns:wpi="http://schemas.microsoft.com/office/word/2010/wordprocessingInk" xmlns:wne="http://schemas.microsoft.com/office/word/2006/wordml" xmlns:wps="http://schemas.microsoft.com/office/word/2010/wordprocessingShape" mc:Ignorable="w14 w15 w16se w16cid w16 w16cex w16sdtdh cr w16du wp14">
+<w16cex:commentsExtensible xmlns:wpc="http://schemas.microsoft.com/office/word/2010/wordprocessingCanvas" xmlns:cx="http://schemas.microsoft.com/office/drawing/2014/chartex" xmlns:cx1="http://schemas.microsoft.com/office/drawing/2015/9/8/chartex" xmlns:cx2="http://schemas.microsoft.com/office/drawing/2015/10/21/chartex" xmlns:cx3="http://schemas.microsoft.com/office/drawing/2016/5/9/chartex" xmlns:cx4="http://schemas.microsoft.com/office/drawing/2016/5/10/chartex" xmlns:cx5="http://schemas.microsoft.com/office/drawing/2016/5/11/chartex" xmlns:cx6="http://schemas.microsoft.com/office/drawing/2016/5/12/chartex" xmlns:cx7="http://schemas.microsoft.com/office/drawing/2016/5/13/chartex" xmlns:cx8="http://schemas.microsoft.com/office/drawing/2016/5/14/chartex" xmlns:cr="http://schemas.microsoft.com/office/comments/2020/reactions" xmlns:mc="http://schemas.openxmlformats.org/markup-compatibility/2006" xmlns:aink="http://schemas.microsoft.com/office/drawing/2016/ink" xmlns:am3d="http://schemas.microsoft.com/office/drawing/2017/model3d" xmlns:o="urn:schemas-microsoft-com:office:office" xmlns:oel="http://schemas.microsoft.com/office/2019/extlst" xmlns:r="http://schemas.openxmlformats.org/officeDocument/2006/relationships" xmlns:m="http://schemas.openxmlformats.org/officeDocument/2006/math" xmlns:v="urn:schemas-microsoft-com:vml" xmlns:wp14="http://schemas.microsoft.com/office/word/2010/wordprocessingDrawing" xmlns:wp="http://schemas.openxmlformats.org/drawingml/2006/wordprocessingDrawing" xmlns:w10="urn:schemas-microsoft-com:office:word" xmlns:w="http://schemas.openxmlformats.org/wordprocessingml/2006/main" xmlns:w14="http://schemas.microsoft.com/office/word/2010/wordml" xmlns:w15="http://schemas.microsoft.com/office/word/2012/wordml" xmlns:w16cex="http://schemas.microsoft.com/office/word/2018/wordml/cex" xmlns:w16cid="http://schemas.microsoft.com/office/word/2016/wordml/cid" xmlns:w16="http://schemas.microsoft.com/office/word/2018/wordml" xmlns:w16du="http://schemas.microsoft.com/office/word/2023/wordml/word16du" xmlns:w16sdtdh="http://schemas.microsoft.com/office/word/2020/wordml/sdtdatahash" xmlns:w16sdtfl="http://schemas.microsoft.com/office/word/2024/wordml/sdtformatlock" xmlns:w16se="http://schemas.microsoft.com/office/word/2015/wordml/symex" xmlns:wpg="http://schemas.microsoft.com/office/word/2010/wordprocessingGroup" xmlns:wpi="http://schemas.microsoft.com/office/word/2010/wordprocessingInk" xmlns:wne="http://schemas.microsoft.com/office/word/2006/wordml" xmlns:wps="http://schemas.microsoft.com/office/word/2010/wordprocessingShape" mc:Ignorable="w14 w15 w16se w16cid w16 w16cex w16sdtdh w16sdtfl cr w16du wp14">
   <w16cex:commentExtensible w16cex:durableId="71B6CFF6" w16cex:dateUtc="2024-04-04T10:44:00Z"/>
   <w16cex:commentExtensible w16cex:durableId="75D33B3A" w16cex:dateUtc="2024-04-04T10:09:00Z"/>
   <w16cex:commentExtensible w16cex:durableId="154AB323" w16cex:dateUtc="2024-04-04T10:10:00Z"/>
@@ -6375,7 +6379,7 @@
 </file>
 
 <file path=word/commentsIds.xml><?xml version="1.0" encoding="utf-8"?>
-<w16cid:commentsIds xmlns:wpc="http://schemas.microsoft.com/office/word/2010/wordprocessingCanvas" xmlns:cx="http://schemas.microsoft.com/office/drawing/2014/chartex" xmlns:cx1="http://schemas.microsoft.com/office/drawing/2015/9/8/chartex" xmlns:cx2="http://schemas.microsoft.com/office/drawing/2015/10/21/chartex" xmlns:cx3="http://schemas.microsoft.com/office/drawing/2016/5/9/chartex" xmlns:cx4="http://schemas.microsoft.com/office/drawing/2016/5/10/chartex" xmlns:cx5="http://schemas.microsoft.com/office/drawing/2016/5/11/chartex" xmlns:cx6="http://schemas.microsoft.com/office/drawing/2016/5/12/chartex" xmlns:cx7="http://schemas.microsoft.com/office/drawing/2016/5/13/chartex" xmlns:cx8="http://schemas.microsoft.com/office/drawing/2016/5/14/chartex" xmlns:mc="http://schemas.openxmlformats.org/markup-compatibility/2006" xmlns:aink="http://schemas.microsoft.com/office/drawing/2016/ink" xmlns:am3d="http://schemas.microsoft.com/office/drawing/2017/model3d" xmlns:o="urn:schemas-microsoft-com:office:office" xmlns:oel="http://schemas.microsoft.com/office/2019/extlst" xmlns:r="http://schemas.openxmlformats.org/officeDocument/2006/relationships" xmlns:m="http://schemas.openxmlformats.org/officeDocument/2006/math" xmlns:v="urn:schemas-microsoft-com:vml" xmlns:wp14="http://schemas.microsoft.com/office/word/2010/wordprocessingDrawing" xmlns:wp="http://schemas.openxmlformats.org/drawingml/2006/wordprocessingDrawing" xmlns:w10="urn:schemas-microsoft-com:office:word" xmlns:w="http://schemas.openxmlformats.org/wordprocessingml/2006/main" xmlns:w14="http://schemas.microsoft.com/office/word/2010/wordml" xmlns:w15="http://schemas.microsoft.com/office/word/2012/wordml" xmlns:w16cex="http://schemas.microsoft.com/office/word/2018/wordml/cex" xmlns:w16cid="http://schemas.microsoft.com/office/word/2016/wordml/cid" xmlns:w16="http://schemas.microsoft.com/office/word/2018/wordml" xmlns:w16du="http://schemas.microsoft.com/office/word/2023/wordml/word16du" xmlns:w16sdtdh="http://schemas.microsoft.com/office/word/2020/wordml/sdtdatahash" xmlns:w16se="http://schemas.microsoft.com/office/word/2015/wordml/symex" xmlns:wpg="http://schemas.microsoft.com/office/word/2010/wordprocessingGroup" xmlns:wpi="http://schemas.microsoft.com/office/word/2010/wordprocessingInk" xmlns:wne="http://schemas.microsoft.com/office/word/2006/wordml" xmlns:wps="http://schemas.microsoft.com/office/word/2010/wordprocessingShape" mc:Ignorable="w14 w15 w16se w16cid w16 w16cex w16sdtdh w16du wp14">
+<w16cid:commentsIds xmlns:wpc="http://schemas.microsoft.com/office/word/2010/wordprocessingCanvas" xmlns:cx="http://schemas.microsoft.com/office/drawing/2014/chartex" xmlns:cx1="http://schemas.microsoft.com/office/drawing/2015/9/8/chartex" xmlns:cx2="http://schemas.microsoft.com/office/drawing/2015/10/21/chartex" xmlns:cx3="http://schemas.microsoft.com/office/drawing/2016/5/9/chartex" xmlns:cx4="http://schemas.microsoft.com/office/drawing/2016/5/10/chartex" xmlns:cx5="http://schemas.microsoft.com/office/drawing/2016/5/11/chartex" xmlns:cx6="http://schemas.microsoft.com/office/drawing/2016/5/12/chartex" xmlns:cx7="http://schemas.microsoft.com/office/drawing/2016/5/13/chartex" xmlns:cx8="http://schemas.microsoft.com/office/drawing/2016/5/14/chartex" xmlns:mc="http://schemas.openxmlformats.org/markup-compatibility/2006" xmlns:aink="http://schemas.microsoft.com/office/drawing/2016/ink" xmlns:am3d="http://schemas.microsoft.com/office/drawing/2017/model3d" xmlns:o="urn:schemas-microsoft-com:office:office" xmlns:oel="http://schemas.microsoft.com/office/2019/extlst" xmlns:r="http://schemas.openxmlformats.org/officeDocument/2006/relationships" xmlns:m="http://schemas.openxmlformats.org/officeDocument/2006/math" xmlns:v="urn:schemas-microsoft-com:vml" xmlns:wp14="http://schemas.microsoft.com/office/word/2010/wordprocessingDrawing" xmlns:wp="http://schemas.openxmlformats.org/drawingml/2006/wordprocessingDrawing" xmlns:w10="urn:schemas-microsoft-com:office:word" xmlns:w="http://schemas.openxmlformats.org/wordprocessingml/2006/main" xmlns:w14="http://schemas.microsoft.com/office/word/2010/wordml" xmlns:w15="http://schemas.microsoft.com/office/word/2012/wordml" xmlns:w16cex="http://schemas.microsoft.com/office/word/2018/wordml/cex" xmlns:w16cid="http://schemas.microsoft.com/office/word/2016/wordml/cid" xmlns:w16="http://schemas.microsoft.com/office/word/2018/wordml" xmlns:w16du="http://schemas.microsoft.com/office/word/2023/wordml/word16du" xmlns:w16sdtdh="http://schemas.microsoft.com/office/word/2020/wordml/sdtdatahash" xmlns:w16sdtfl="http://schemas.microsoft.com/office/word/2024/wordml/sdtformatlock" xmlns:w16se="http://schemas.microsoft.com/office/word/2015/wordml/symex" xmlns:wpg="http://schemas.microsoft.com/office/word/2010/wordprocessingGroup" xmlns:wpi="http://schemas.microsoft.com/office/word/2010/wordprocessingInk" xmlns:wne="http://schemas.microsoft.com/office/word/2006/wordml" xmlns:wps="http://schemas.microsoft.com/office/word/2010/wordprocessingShape" mc:Ignorable="w14 w15 w16se w16cid w16 w16cex w16sdtdh w16sdtfl w16du wp14">
   <w16cid:commentId w16cid:paraId="3F791C26" w16cid:durableId="71B6CFF6"/>
   <w16cid:commentId w16cid:paraId="4A03ED20" w16cid:durableId="75D33B3A"/>
   <w16cid:commentId w16cid:paraId="67AE8EE6" w16cid:durableId="154AB323"/>
@@ -6383,7 +6387,7 @@
 </file>
 
 <file path=word/endnotes.xml><?xml version="1.0" encoding="utf-8"?>
-<w:endnotes xmlns:wpc="http://schemas.microsoft.com/office/word/2010/wordprocessingCanvas" xmlns:cx="http://schemas.microsoft.com/office/drawing/2014/chartex" xmlns:cx1="http://schemas.microsoft.com/office/drawing/2015/9/8/chartex" xmlns:cx2="http://schemas.microsoft.com/office/drawing/2015/10/21/chartex" xmlns:cx3="http://schemas.microsoft.com/office/drawing/2016/5/9/chartex" xmlns:cx4="http://schemas.microsoft.com/office/drawing/2016/5/10/chartex" xmlns:cx5="http://schemas.microsoft.com/office/drawing/2016/5/11/chartex" xmlns:cx6="http://schemas.microsoft.com/office/drawing/2016/5/12/chartex" xmlns:cx7="http://schemas.microsoft.com/office/drawing/2016/5/13/chartex" xmlns:cx8="http://schemas.microsoft.com/office/drawing/2016/5/14/chartex" xmlns:mc="http://schemas.openxmlformats.org/markup-compatibility/2006" xmlns:aink="http://schemas.microsoft.com/office/drawing/2016/ink" xmlns:am3d="http://schemas.microsoft.com/office/drawing/2017/model3d" xmlns:o="urn:schemas-microsoft-com:office:office" xmlns:oel="http://schemas.microsoft.com/office/2019/extlst" xmlns:r="http://schemas.openxmlformats.org/officeDocument/2006/relationships" xmlns:m="http://schemas.openxmlformats.org/officeDocument/2006/math" xmlns:v="urn:schemas-microsoft-com:vml" xmlns:wp14="http://schemas.microsoft.com/office/word/2010/wordprocessingDrawing" xmlns:wp="http://schemas.openxmlformats.org/drawingml/2006/wordprocessingDrawing" xmlns:w10="urn:schemas-microsoft-com:office:word" xmlns:w="http://schemas.openxmlformats.org/wordprocessingml/2006/main" xmlns:w14="http://schemas.microsoft.com/office/word/2010/wordml" xmlns:w15="http://schemas.microsoft.com/office/word/2012/wordml" xmlns:w16cex="http://schemas.microsoft.com/office/word/2018/wordml/cex" xmlns:w16cid="http://schemas.microsoft.com/office/word/2016/wordml/cid" xmlns:w16="http://schemas.microsoft.com/office/word/2018/wordml" xmlns:w16du="http://schemas.microsoft.com/office/word/2023/wordml/word16du" xmlns:w16sdtdh="http://schemas.microsoft.com/office/word/2020/wordml/sdtdatahash" xmlns:w16se="http://schemas.microsoft.com/office/word/2015/wordml/symex" xmlns:wpg="http://schemas.microsoft.com/office/word/2010/wordprocessingGroup" xmlns:wpi="http://schemas.microsoft.com/office/word/2010/wordprocessingInk" xmlns:wne="http://schemas.microsoft.com/office/word/2006/wordml" xmlns:wps="http://schemas.microsoft.com/office/word/2010/wordprocessingShape" mc:Ignorable="w14 w15 w16se w16cid w16 w16cex w16sdtdh w16du wp14">
+<w:endnotes xmlns:wpc="http://schemas.microsoft.com/office/word/2010/wordprocessingCanvas" xmlns:cx="http://schemas.microsoft.com/office/drawing/2014/chartex" xmlns:cx1="http://schemas.microsoft.com/office/drawing/2015/9/8/chartex" xmlns:cx2="http://schemas.microsoft.com/office/drawing/2015/10/21/chartex" xmlns:cx3="http://schemas.microsoft.com/office/drawing/2016/5/9/chartex" xmlns:cx4="http://schemas.microsoft.com/office/drawing/2016/5/10/chartex" xmlns:cx5="http://schemas.microsoft.com/office/drawing/2016/5/11/chartex" xmlns:cx6="http://schemas.microsoft.com/office/drawing/2016/5/12/chartex" xmlns:cx7="http://schemas.microsoft.com/office/drawing/2016/5/13/chartex" xmlns:cx8="http://schemas.microsoft.com/office/drawing/2016/5/14/chartex" xmlns:mc="http://schemas.openxmlformats.org/markup-compatibility/2006" xmlns:aink="http://schemas.microsoft.com/office/drawing/2016/ink" xmlns:am3d="http://schemas.microsoft.com/office/drawing/2017/model3d" xmlns:o="urn:schemas-microsoft-com:office:office" xmlns:oel="http://schemas.microsoft.com/office/2019/extlst" xmlns:r="http://schemas.openxmlformats.org/officeDocument/2006/relationships" xmlns:m="http://schemas.openxmlformats.org/officeDocument/2006/math" xmlns:v="urn:schemas-microsoft-com:vml" xmlns:wp14="http://schemas.microsoft.com/office/word/2010/wordprocessingDrawing" xmlns:wp="http://schemas.openxmlformats.org/drawingml/2006/wordprocessingDrawing" xmlns:w10="urn:schemas-microsoft-com:office:word" xmlns:w="http://schemas.openxmlformats.org/wordprocessingml/2006/main" xmlns:w14="http://schemas.microsoft.com/office/word/2010/wordml" xmlns:w15="http://schemas.microsoft.com/office/word/2012/wordml" xmlns:w16cex="http://schemas.microsoft.com/office/word/2018/wordml/cex" xmlns:w16cid="http://schemas.microsoft.com/office/word/2016/wordml/cid" xmlns:w16="http://schemas.microsoft.com/office/word/2018/wordml" xmlns:w16du="http://schemas.microsoft.com/office/word/2023/wordml/word16du" xmlns:w16sdtdh="http://schemas.microsoft.com/office/word/2020/wordml/sdtdatahash" xmlns:w16sdtfl="http://schemas.microsoft.com/office/word/2024/wordml/sdtformatlock" xmlns:w16se="http://schemas.microsoft.com/office/word/2015/wordml/symex" xmlns:wpg="http://schemas.microsoft.com/office/word/2010/wordprocessingGroup" xmlns:wpi="http://schemas.microsoft.com/office/word/2010/wordprocessingInk" xmlns:wne="http://schemas.microsoft.com/office/word/2006/wordml" xmlns:wps="http://schemas.microsoft.com/office/word/2010/wordprocessingShape" mc:Ignorable="w14 w15 w16se w16cid w16 w16cex w16sdtdh w16sdtfl w16du wp14">
   <w:endnote w:type="separator" w:id="-1">
     <w:p>
       <w:pPr>
@@ -6408,7 +6412,17 @@
 </file>
 
 <file path=word/footer1.xml><?xml version="1.0" encoding="utf-8"?>
-<w:ftr xmlns:wpc="http://schemas.microsoft.com/office/word/2010/wordprocessingCanvas" xmlns:cx="http://schemas.microsoft.com/office/drawing/2014/chartex" xmlns:cx1="http://schemas.microsoft.com/office/drawing/2015/9/8/chartex" xmlns:cx2="http://schemas.microsoft.com/office/drawing/2015/10/21/chartex" xmlns:cx3="http://schemas.microsoft.com/office/drawing/2016/5/9/chartex" xmlns:cx4="http://schemas.microsoft.com/office/drawing/2016/5/10/chartex" xmlns:cx5="http://schemas.microsoft.com/office/drawing/2016/5/11/chartex" xmlns:cx6="http://schemas.microsoft.com/office/drawing/2016/5/12/chartex" xmlns:cx7="http://schemas.microsoft.com/office/drawing/2016/5/13/chartex" xmlns:cx8="http://schemas.microsoft.com/office/drawing/2016/5/14/chartex" xmlns:mc="http://schemas.openxmlformats.org/markup-compatibility/2006" xmlns:aink="http://schemas.microsoft.com/office/drawing/2016/ink" xmlns:am3d="http://schemas.microsoft.com/office/drawing/2017/model3d" xmlns:o="urn:schemas-microsoft-com:office:office" xmlns:oel="http://schemas.microsoft.com/office/2019/extlst" xmlns:r="http://schemas.openxmlformats.org/officeDocument/2006/relationships" xmlns:m="http://schemas.openxmlformats.org/officeDocument/2006/math" xmlns:v="urn:schemas-microsoft-com:vml" xmlns:wp14="http://schemas.microsoft.com/office/word/2010/wordprocessingDrawing" xmlns:wp="http://schemas.openxmlformats.org/drawingml/2006/wordprocessingDrawing" xmlns:w10="urn:schemas-microsoft-com:office:word" xmlns:w="http://schemas.openxmlformats.org/wordprocessingml/2006/main" xmlns:w14="http://schemas.microsoft.com/office/word/2010/wordml" xmlns:w15="http://schemas.microsoft.com/office/word/2012/wordml" xmlns:w16cex="http://schemas.microsoft.com/office/word/2018/wordml/cex" xmlns:w16cid="http://schemas.microsoft.com/office/word/2016/wordml/cid" xmlns:w16="http://schemas.microsoft.com/office/word/2018/wordml" xmlns:w16du="http://schemas.microsoft.com/office/word/2023/wordml/word16du" xmlns:w16sdtdh="http://schemas.microsoft.com/office/word/2020/wordml/sdtdatahash" xmlns:w16se="http://schemas.microsoft.com/office/word/2015/wordml/symex" xmlns:wpg="http://schemas.microsoft.com/office/word/2010/wordprocessingGroup" xmlns:wpi="http://schemas.microsoft.com/office/word/2010/wordprocessingInk" xmlns:wne="http://schemas.microsoft.com/office/word/2006/wordml" xmlns:wps="http://schemas.microsoft.com/office/word/2010/wordprocessingShape" mc:Ignorable="w14 w15 w16se w16cid w16 w16cex w16sdtdh w16du wp14">
+<w:ftr xmlns:wpc="http://schemas.microsoft.com/office/word/2010/wordprocessingCanvas" xmlns:cx="http://schemas.microsoft.com/office/drawing/2014/chartex" xmlns:cx1="http://schemas.microsoft.com/office/drawing/2015/9/8/chartex" xmlns:cx2="http://schemas.microsoft.com/office/drawing/2015/10/21/chartex" xmlns:cx3="http://schemas.microsoft.com/office/drawing/2016/5/9/chartex" xmlns:cx4="http://schemas.microsoft.com/office/drawing/2016/5/10/chartex" xmlns:cx5="http://schemas.microsoft.com/office/drawing/2016/5/11/chartex" xmlns:cx6="http://schemas.microsoft.com/office/drawing/2016/5/12/chartex" xmlns:cx7="http://schemas.microsoft.com/office/drawing/2016/5/13/chartex" xmlns:cx8="http://schemas.microsoft.com/office/drawing/2016/5/14/chartex" xmlns:mc="http://schemas.openxmlformats.org/markup-compatibility/2006" xmlns:aink="http://schemas.microsoft.com/office/drawing/2016/ink" xmlns:am3d="http://schemas.microsoft.com/office/drawing/2017/model3d" xmlns:o="urn:schemas-microsoft-com:office:office" xmlns:oel="http://schemas.microsoft.com/office/2019/extlst" xmlns:r="http://schemas.openxmlformats.org/officeDocument/2006/relationships" xmlns:m="http://schemas.openxmlformats.org/officeDocument/2006/math" xmlns:v="urn:schemas-microsoft-com:vml" xmlns:wp14="http://schemas.microsoft.com/office/word/2010/wordprocessingDrawing" xmlns:wp="http://schemas.openxmlformats.org/drawingml/2006/wordprocessingDrawing" xmlns:w10="urn:schemas-microsoft-com:office:word" xmlns:w="http://schemas.openxmlformats.org/wordprocessingml/2006/main" xmlns:w14="http://schemas.microsoft.com/office/word/2010/wordml" xmlns:w15="http://schemas.microsoft.com/office/word/2012/wordml" xmlns:w16cex="http://schemas.microsoft.com/office/word/2018/wordml/cex" xmlns:w16cid="http://schemas.microsoft.com/office/word/2016/wordml/cid" xmlns:w16="http://schemas.microsoft.com/office/word/2018/wordml" xmlns:w16du="http://schemas.microsoft.com/office/word/2023/wordml/word16du" xmlns:w16sdtdh="http://schemas.microsoft.com/office/word/2020/wordml/sdtdatahash" xmlns:w16sdtfl="http://schemas.microsoft.com/office/word/2024/wordml/sdtformatlock" xmlns:w16se="http://schemas.microsoft.com/office/word/2015/wordml/symex" xmlns:wpg="http://schemas.microsoft.com/office/word/2010/wordprocessingGroup" xmlns:wpi="http://schemas.microsoft.com/office/word/2010/wordprocessingInk" xmlns:wne="http://schemas.microsoft.com/office/word/2006/wordml" xmlns:wps="http://schemas.microsoft.com/office/word/2010/wordprocessingShape" mc:Ignorable="w14 w15 w16se w16cid w16 w16cex w16sdtdh w16sdtfl w16du wp14">
+  <w:p>
+    <w:pPr>
+      <w:pStyle w:val="Footer"/>
+    </w:pPr>
+  </w:p>
+</w:ftr>
+</file>
+
+<file path=word/footer2.xml><?xml version="1.0" encoding="utf-8"?>
+<w:ftr xmlns:wpc="http://schemas.microsoft.com/office/word/2010/wordprocessingCanvas" xmlns:cx="http://schemas.microsoft.com/office/drawing/2014/chartex" xmlns:cx1="http://schemas.microsoft.com/office/drawing/2015/9/8/chartex" xmlns:cx2="http://schemas.microsoft.com/office/drawing/2015/10/21/chartex" xmlns:cx3="http://schemas.microsoft.com/office/drawing/2016/5/9/chartex" xmlns:cx4="http://schemas.microsoft.com/office/drawing/2016/5/10/chartex" xmlns:cx5="http://schemas.microsoft.com/office/drawing/2016/5/11/chartex" xmlns:cx6="http://schemas.microsoft.com/office/drawing/2016/5/12/chartex" xmlns:cx7="http://schemas.microsoft.com/office/drawing/2016/5/13/chartex" xmlns:cx8="http://schemas.microsoft.com/office/drawing/2016/5/14/chartex" xmlns:mc="http://schemas.openxmlformats.org/markup-compatibility/2006" xmlns:aink="http://schemas.microsoft.com/office/drawing/2016/ink" xmlns:am3d="http://schemas.microsoft.com/office/drawing/2017/model3d" xmlns:o="urn:schemas-microsoft-com:office:office" xmlns:oel="http://schemas.microsoft.com/office/2019/extlst" xmlns:r="http://schemas.openxmlformats.org/officeDocument/2006/relationships" xmlns:m="http://schemas.openxmlformats.org/officeDocument/2006/math" xmlns:v="urn:schemas-microsoft-com:vml" xmlns:wp14="http://schemas.microsoft.com/office/word/2010/wordprocessingDrawing" xmlns:wp="http://schemas.openxmlformats.org/drawingml/2006/wordprocessingDrawing" xmlns:w10="urn:schemas-microsoft-com:office:word" xmlns:w="http://schemas.openxmlformats.org/wordprocessingml/2006/main" xmlns:w14="http://schemas.microsoft.com/office/word/2010/wordml" xmlns:w15="http://schemas.microsoft.com/office/word/2012/wordml" xmlns:w16cex="http://schemas.microsoft.com/office/word/2018/wordml/cex" xmlns:w16cid="http://schemas.microsoft.com/office/word/2016/wordml/cid" xmlns:w16="http://schemas.microsoft.com/office/word/2018/wordml" xmlns:w16du="http://schemas.microsoft.com/office/word/2023/wordml/word16du" xmlns:w16sdtdh="http://schemas.microsoft.com/office/word/2020/wordml/sdtdatahash" xmlns:w16sdtfl="http://schemas.microsoft.com/office/word/2024/wordml/sdtformatlock" xmlns:w16se="http://schemas.microsoft.com/office/word/2015/wordml/symex" xmlns:wpg="http://schemas.microsoft.com/office/word/2010/wordprocessingGroup" xmlns:wpi="http://schemas.microsoft.com/office/word/2010/wordprocessingInk" xmlns:wne="http://schemas.microsoft.com/office/word/2006/wordml" xmlns:wps="http://schemas.microsoft.com/office/word/2010/wordprocessingShape" mc:Ignorable="w14 w15 w16se w16cid w16 w16cex w16sdtdh w16sdtfl w16du wp14">
   <w:p>
     <w:pPr>
       <w:pStyle w:val="Footer"/>
@@ -6735,8 +6749,18 @@
 </w:ftr>
 </file>
 
+<file path=word/footer3.xml><?xml version="1.0" encoding="utf-8"?>
+<w:ftr xmlns:wpc="http://schemas.microsoft.com/office/word/2010/wordprocessingCanvas" xmlns:cx="http://schemas.microsoft.com/office/drawing/2014/chartex" xmlns:cx1="http://schemas.microsoft.com/office/drawing/2015/9/8/chartex" xmlns:cx2="http://schemas.microsoft.com/office/drawing/2015/10/21/chartex" xmlns:cx3="http://schemas.microsoft.com/office/drawing/2016/5/9/chartex" xmlns:cx4="http://schemas.microsoft.com/office/drawing/2016/5/10/chartex" xmlns:cx5="http://schemas.microsoft.com/office/drawing/2016/5/11/chartex" xmlns:cx6="http://schemas.microsoft.com/office/drawing/2016/5/12/chartex" xmlns:cx7="http://schemas.microsoft.com/office/drawing/2016/5/13/chartex" xmlns:cx8="http://schemas.microsoft.com/office/drawing/2016/5/14/chartex" xmlns:mc="http://schemas.openxmlformats.org/markup-compatibility/2006" xmlns:aink="http://schemas.microsoft.com/office/drawing/2016/ink" xmlns:am3d="http://schemas.microsoft.com/office/drawing/2017/model3d" xmlns:o="urn:schemas-microsoft-com:office:office" xmlns:oel="http://schemas.microsoft.com/office/2019/extlst" xmlns:r="http://schemas.openxmlformats.org/officeDocument/2006/relationships" xmlns:m="http://schemas.openxmlformats.org/officeDocument/2006/math" xmlns:v="urn:schemas-microsoft-com:vml" xmlns:wp14="http://schemas.microsoft.com/office/word/2010/wordprocessingDrawing" xmlns:wp="http://schemas.openxmlformats.org/drawingml/2006/wordprocessingDrawing" xmlns:w10="urn:schemas-microsoft-com:office:word" xmlns:w="http://schemas.openxmlformats.org/wordprocessingml/2006/main" xmlns:w14="http://schemas.microsoft.com/office/word/2010/wordml" xmlns:w15="http://schemas.microsoft.com/office/word/2012/wordml" xmlns:w16cex="http://schemas.microsoft.com/office/word/2018/wordml/cex" xmlns:w16cid="http://schemas.microsoft.com/office/word/2016/wordml/cid" xmlns:w16="http://schemas.microsoft.com/office/word/2018/wordml" xmlns:w16du="http://schemas.microsoft.com/office/word/2023/wordml/word16du" xmlns:w16sdtdh="http://schemas.microsoft.com/office/word/2020/wordml/sdtdatahash" xmlns:w16sdtfl="http://schemas.microsoft.com/office/word/2024/wordml/sdtformatlock" xmlns:w16se="http://schemas.microsoft.com/office/word/2015/wordml/symex" xmlns:wpg="http://schemas.microsoft.com/office/word/2010/wordprocessingGroup" xmlns:wpi="http://schemas.microsoft.com/office/word/2010/wordprocessingInk" xmlns:wne="http://schemas.microsoft.com/office/word/2006/wordml" xmlns:wps="http://schemas.microsoft.com/office/word/2010/wordprocessingShape" mc:Ignorable="w14 w15 w16se w16cid w16 w16cex w16sdtdh w16sdtfl w16du wp14">
+  <w:p>
+    <w:pPr>
+      <w:pStyle w:val="Footer"/>
+    </w:pPr>
+  </w:p>
+</w:ftr>
+</file>
+
 <file path=word/footnotes.xml><?xml version="1.0" encoding="utf-8"?>
-<w:footnotes xmlns:wpc="http://schemas.microsoft.com/office/word/2010/wordprocessingCanvas" xmlns:cx="http://schemas.microsoft.com/office/drawing/2014/chartex" xmlns:cx1="http://schemas.microsoft.com/office/drawing/2015/9/8/chartex" xmlns:cx2="http://schemas.microsoft.com/office/drawing/2015/10/21/chartex" xmlns:cx3="http://schemas.microsoft.com/office/drawing/2016/5/9/chartex" xmlns:cx4="http://schemas.microsoft.com/office/drawing/2016/5/10/chartex" xmlns:cx5="http://schemas.microsoft.com/office/drawing/2016/5/11/chartex" xmlns:cx6="http://schemas.microsoft.com/office/drawing/2016/5/12/chartex" xmlns:cx7="http://schemas.microsoft.com/office/drawing/2016/5/13/chartex" xmlns:cx8="http://schemas.microsoft.com/office/drawing/2016/5/14/chartex" xmlns:mc="http://schemas.openxmlformats.org/markup-compatibility/2006" xmlns:aink="http://schemas.microsoft.com/office/drawing/2016/ink" xmlns:am3d="http://schemas.microsoft.com/office/drawing/2017/model3d" xmlns:o="urn:schemas-microsoft-com:office:office" xmlns:oel="http://schemas.microsoft.com/office/2019/extlst" xmlns:r="http://schemas.openxmlformats.org/officeDocument/2006/relationships" xmlns:m="http://schemas.openxmlformats.org/officeDocument/2006/math" xmlns:v="urn:schemas-microsoft-com:vml" xmlns:wp14="http://schemas.microsoft.com/office/word/2010/wordprocessingDrawing" xmlns:wp="http://schemas.openxmlformats.org/drawingml/2006/wordprocessingDrawing" xmlns:w10="urn:schemas-microsoft-com:office:word" xmlns:w="http://schemas.openxmlformats.org/wordprocessingml/2006/main" xmlns:w14="http://schemas.microsoft.com/office/word/2010/wordml" xmlns:w15="http://schemas.microsoft.com/office/word/2012/wordml" xmlns:w16cex="http://schemas.microsoft.com/office/word/2018/wordml/cex" xmlns:w16cid="http://schemas.microsoft.com/office/word/2016/wordml/cid" xmlns:w16="http://schemas.microsoft.com/office/word/2018/wordml" xmlns:w16du="http://schemas.microsoft.com/office/word/2023/wordml/word16du" xmlns:w16sdtdh="http://schemas.microsoft.com/office/word/2020/wordml/sdtdatahash" xmlns:w16se="http://schemas.microsoft.com/office/word/2015/wordml/symex" xmlns:wpg="http://schemas.microsoft.com/office/word/2010/wordprocessingGroup" xmlns:wpi="http://schemas.microsoft.com/office/word/2010/wordprocessingInk" xmlns:wne="http://schemas.microsoft.com/office/word/2006/wordml" xmlns:wps="http://schemas.microsoft.com/office/word/2010/wordprocessingShape" mc:Ignorable="w14 w15 w16se w16cid w16 w16cex w16sdtdh w16du wp14">
+<w:footnotes xmlns:wpc="http://schemas.microsoft.com/office/word/2010/wordprocessingCanvas" xmlns:cx="http://schemas.microsoft.com/office/drawing/2014/chartex" xmlns:cx1="http://schemas.microsoft.com/office/drawing/2015/9/8/chartex" xmlns:cx2="http://schemas.microsoft.com/office/drawing/2015/10/21/chartex" xmlns:cx3="http://schemas.microsoft.com/office/drawing/2016/5/9/chartex" xmlns:cx4="http://schemas.microsoft.com/office/drawing/2016/5/10/chartex" xmlns:cx5="http://schemas.microsoft.com/office/drawing/2016/5/11/chartex" xmlns:cx6="http://schemas.microsoft.com/office/drawing/2016/5/12/chartex" xmlns:cx7="http://schemas.microsoft.com/office/drawing/2016/5/13/chartex" xmlns:cx8="http://schemas.microsoft.com/office/drawing/2016/5/14/chartex" xmlns:mc="http://schemas.openxmlformats.org/markup-compatibility/2006" xmlns:aink="http://schemas.microsoft.com/office/drawing/2016/ink" xmlns:am3d="http://schemas.microsoft.com/office/drawing/2017/model3d" xmlns:o="urn:schemas-microsoft-com:office:office" xmlns:oel="http://schemas.microsoft.com/office/2019/extlst" xmlns:r="http://schemas.openxmlformats.org/officeDocument/2006/relationships" xmlns:m="http://schemas.openxmlformats.org/officeDocument/2006/math" xmlns:v="urn:schemas-microsoft-com:vml" xmlns:wp14="http://schemas.microsoft.com/office/word/2010/wordprocessingDrawing" xmlns:wp="http://schemas.openxmlformats.org/drawingml/2006/wordprocessingDrawing" xmlns:w10="urn:schemas-microsoft-com:office:word" xmlns:w="http://schemas.openxmlformats.org/wordprocessingml/2006/main" xmlns:w14="http://schemas.microsoft.com/office/word/2010/wordml" xmlns:w15="http://schemas.microsoft.com/office/word/2012/wordml" xmlns:w16cex="http://schemas.microsoft.com/office/word/2018/wordml/cex" xmlns:w16cid="http://schemas.microsoft.com/office/word/2016/wordml/cid" xmlns:w16="http://schemas.microsoft.com/office/word/2018/wordml" xmlns:w16du="http://schemas.microsoft.com/office/word/2023/wordml/word16du" xmlns:w16sdtdh="http://schemas.microsoft.com/office/word/2020/wordml/sdtdatahash" xmlns:w16sdtfl="http://schemas.microsoft.com/office/word/2024/wordml/sdtformatlock" xmlns:w16se="http://schemas.microsoft.com/office/word/2015/wordml/symex" xmlns:wpg="http://schemas.microsoft.com/office/word/2010/wordprocessingGroup" xmlns:wpi="http://schemas.microsoft.com/office/word/2010/wordprocessingInk" xmlns:wne="http://schemas.microsoft.com/office/word/2006/wordml" xmlns:wps="http://schemas.microsoft.com/office/word/2010/wordprocessingShape" mc:Ignorable="w14 w15 w16se w16cid w16 w16cex w16sdtdh w16sdtfl w16du wp14">
   <w:footnote w:type="separator" w:id="-1">
     <w:p>
       <w:pPr>
@@ -6876,18 +6900,31 @@
         </w:rPr>
         <w:t xml:space="preserve"> Identificar quais as medidas de segurança que deverão ser aplicadas aos dados conforme formulário disponibilizado pela CNPD em </w:t>
       </w:r>
-      <w:hyperlink r:id="rId2" w:history="1">
-        <w:r>
-          <w:rPr>
-            <w:rStyle w:val="Hyperlink"/>
-            <w:rFonts w:ascii="Aptos" w:hAnsi="Aptos" w:cstheme="minorHAnsi"/>
-            <w:sz w:val="16"/>
-            <w:szCs w:val="16"/>
-            <w:lang w:val="pt-PT"/>
-          </w:rPr>
-          <w:t>https://www.cnpd.pt/media/cltpq4bn/templatedocrgpd_sub_v1.xlsx</w:t>
-        </w:r>
-      </w:hyperlink>
+      <w:r>
+        <w:fldChar w:fldCharType="begin"/>
+      </w:r>
+      <w:r>
+        <w:rPr>
+          <w:lang w:val="pt-PT"/>
+        </w:rPr>
+        <w:instrText>HYPERLINK "https://www.cnpd.pt/media/cltpq4bn/templatedocrgpd_sub_v1.xlsx"</w:instrText>
+      </w:r>
+      <w:r>
+        <w:fldChar w:fldCharType="separate"/>
+      </w:r>
+      <w:r>
+        <w:rPr>
+          <w:rStyle w:val="Hyperlink"/>
+          <w:rFonts w:ascii="Aptos" w:hAnsi="Aptos" w:cstheme="minorHAnsi"/>
+          <w:sz w:val="16"/>
+          <w:szCs w:val="16"/>
+          <w:lang w:val="pt-PT"/>
+        </w:rPr>
+        <w:t>https://www.cnpd.pt/media/cltpq4bn/templatedocrgpd_sub_v1.xlsx</w:t>
+      </w:r>
+      <w:r>
+        <w:fldChar w:fldCharType="end"/>
+      </w:r>
       <w:r>
         <w:rPr>
           <w:rFonts w:ascii="Aptos" w:hAnsi="Aptos" w:cs="Calibri"/>
@@ -6926,25 +6963,48 @@
         </w:rPr>
         <w:t xml:space="preserve"> Se aplicável, conforme formulário disponibilizado pela CNPD em </w:t>
       </w:r>
-      <w:hyperlink r:id="rId3" w:history="1">
-        <w:r>
-          <w:rPr>
-            <w:rStyle w:val="Hyperlink"/>
-            <w:rFonts w:ascii="Aptos" w:hAnsi="Aptos" w:cstheme="minorHAnsi"/>
-            <w:sz w:val="16"/>
-            <w:szCs w:val="16"/>
-            <w:lang w:val="pt-PT"/>
-          </w:rPr>
-          <w:t>https://www.cnpd.pt/media/cltpq4bn/templatedocrgpd_sub_v1.xlsx</w:t>
-        </w:r>
-      </w:hyperlink>
+      <w:r>
+        <w:fldChar w:fldCharType="begin"/>
+      </w:r>
+      <w:r>
+        <w:rPr>
+          <w:lang w:val="pt-PT"/>
+        </w:rPr>
+        <w:instrText>HYPERLINK "https://www.cnpd.pt/media/cltpq4bn/templatedocrgpd_sub_v1.xlsx"</w:instrText>
+      </w:r>
+      <w:r>
+        <w:fldChar w:fldCharType="separate"/>
+      </w:r>
+      <w:r>
+        <w:rPr>
+          <w:rStyle w:val="Hyperlink"/>
+          <w:rFonts w:ascii="Aptos" w:hAnsi="Aptos" w:cstheme="minorHAnsi"/>
+          <w:sz w:val="16"/>
+          <w:szCs w:val="16"/>
+          <w:lang w:val="pt-PT"/>
+        </w:rPr>
+        <w:t>https://www.cnpd.pt/media/cltpq4bn/templatedocrgpd_sub_v1.xlsx</w:t>
+      </w:r>
+      <w:r>
+        <w:fldChar w:fldCharType="end"/>
+      </w:r>
     </w:p>
   </w:footnote>
 </w:footnotes>
 </file>
 
 <file path=word/header1.xml><?xml version="1.0" encoding="utf-8"?>
-<w:hdr xmlns:wpc="http://schemas.microsoft.com/office/word/2010/wordprocessingCanvas" xmlns:cx="http://schemas.microsoft.com/office/drawing/2014/chartex" xmlns:cx1="http://schemas.microsoft.com/office/drawing/2015/9/8/chartex" xmlns:cx2="http://schemas.microsoft.com/office/drawing/2015/10/21/chartex" xmlns:cx3="http://schemas.microsoft.com/office/drawing/2016/5/9/chartex" xmlns:cx4="http://schemas.microsoft.com/office/drawing/2016/5/10/chartex" xmlns:cx5="http://schemas.microsoft.com/office/drawing/2016/5/11/chartex" xmlns:cx6="http://schemas.microsoft.com/office/drawing/2016/5/12/chartex" xmlns:cx7="http://schemas.microsoft.com/office/drawing/2016/5/13/chartex" xmlns:cx8="http://schemas.microsoft.com/office/drawing/2016/5/14/chartex" xmlns:mc="http://schemas.openxmlformats.org/markup-compatibility/2006" xmlns:aink="http://schemas.microsoft.com/office/drawing/2016/ink" xmlns:am3d="http://schemas.microsoft.com/office/drawing/2017/model3d" xmlns:o="urn:schemas-microsoft-com:office:office" xmlns:oel="http://schemas.microsoft.com/office/2019/extlst" xmlns:r="http://schemas.openxmlformats.org/officeDocument/2006/relationships" xmlns:m="http://schemas.openxmlformats.org/officeDocument/2006/math" xmlns:v="urn:schemas-microsoft-com:vml" xmlns:wp14="http://schemas.microsoft.com/office/word/2010/wordprocessingDrawing" xmlns:wp="http://schemas.openxmlformats.org/drawingml/2006/wordprocessingDrawing" xmlns:w10="urn:schemas-microsoft-com:office:word" xmlns:w="http://schemas.openxmlformats.org/wordprocessingml/2006/main" xmlns:w14="http://schemas.microsoft.com/office/word/2010/wordml" xmlns:w15="http://schemas.microsoft.com/office/word/2012/wordml" xmlns:w16cex="http://schemas.microsoft.com/office/word/2018/wordml/cex" xmlns:w16cid="http://schemas.microsoft.com/office/word/2016/wordml/cid" xmlns:w16="http://schemas.microsoft.com/office/word/2018/wordml" xmlns:w16du="http://schemas.microsoft.com/office/word/2023/wordml/word16du" xmlns:w16sdtdh="http://schemas.microsoft.com/office/word/2020/wordml/sdtdatahash" xmlns:w16se="http://schemas.microsoft.com/office/word/2015/wordml/symex" xmlns:wpg="http://schemas.microsoft.com/office/word/2010/wordprocessingGroup" xmlns:wpi="http://schemas.microsoft.com/office/word/2010/wordprocessingInk" xmlns:wne="http://schemas.microsoft.com/office/word/2006/wordml" xmlns:wps="http://schemas.microsoft.com/office/word/2010/wordprocessingShape" mc:Ignorable="w14 w15 w16se w16cid w16 w16cex w16sdtdh w16du wp14">
+<w:hdr xmlns:wpc="http://schemas.microsoft.com/office/word/2010/wordprocessingCanvas" xmlns:cx="http://schemas.microsoft.com/office/drawing/2014/chartex" xmlns:cx1="http://schemas.microsoft.com/office/drawing/2015/9/8/chartex" xmlns:cx2="http://schemas.microsoft.com/office/drawing/2015/10/21/chartex" xmlns:cx3="http://schemas.microsoft.com/office/drawing/2016/5/9/chartex" xmlns:cx4="http://schemas.microsoft.com/office/drawing/2016/5/10/chartex" xmlns:cx5="http://schemas.microsoft.com/office/drawing/2016/5/11/chartex" xmlns:cx6="http://schemas.microsoft.com/office/drawing/2016/5/12/chartex" xmlns:cx7="http://schemas.microsoft.com/office/drawing/2016/5/13/chartex" xmlns:cx8="http://schemas.microsoft.com/office/drawing/2016/5/14/chartex" xmlns:mc="http://schemas.openxmlformats.org/markup-compatibility/2006" xmlns:aink="http://schemas.microsoft.com/office/drawing/2016/ink" xmlns:am3d="http://schemas.microsoft.com/office/drawing/2017/model3d" xmlns:o="urn:schemas-microsoft-com:office:office" xmlns:oel="http://schemas.microsoft.com/office/2019/extlst" xmlns:r="http://schemas.openxmlformats.org/officeDocument/2006/relationships" xmlns:m="http://schemas.openxmlformats.org/officeDocument/2006/math" xmlns:v="urn:schemas-microsoft-com:vml" xmlns:wp14="http://schemas.microsoft.com/office/word/2010/wordprocessingDrawing" xmlns:wp="http://schemas.openxmlformats.org/drawingml/2006/wordprocessingDrawing" xmlns:w10="urn:schemas-microsoft-com:office:word" xmlns:w="http://schemas.openxmlformats.org/wordprocessingml/2006/main" xmlns:w14="http://schemas.microsoft.com/office/word/2010/wordml" xmlns:w15="http://schemas.microsoft.com/office/word/2012/wordml" xmlns:w16cex="http://schemas.microsoft.com/office/word/2018/wordml/cex" xmlns:w16cid="http://schemas.microsoft.com/office/word/2016/wordml/cid" xmlns:w16="http://schemas.microsoft.com/office/word/2018/wordml" xmlns:w16du="http://schemas.microsoft.com/office/word/2023/wordml/word16du" xmlns:w16sdtdh="http://schemas.microsoft.com/office/word/2020/wordml/sdtdatahash" xmlns:w16sdtfl="http://schemas.microsoft.com/office/word/2024/wordml/sdtformatlock" xmlns:w16se="http://schemas.microsoft.com/office/word/2015/wordml/symex" xmlns:wpg="http://schemas.microsoft.com/office/word/2010/wordprocessingGroup" xmlns:wpi="http://schemas.microsoft.com/office/word/2010/wordprocessingInk" xmlns:wne="http://schemas.microsoft.com/office/word/2006/wordml" xmlns:wps="http://schemas.microsoft.com/office/word/2010/wordprocessingShape" mc:Ignorable="w14 w15 w16se w16cid w16 w16cex w16sdtdh w16sdtfl w16du wp14">
+  <w:p>
+    <w:pPr>
+      <w:pStyle w:val="Header"/>
+    </w:pPr>
+  </w:p>
+</w:hdr>
+</file>
+
+<file path=word/header2.xml><?xml version="1.0" encoding="utf-8"?>
+<w:hdr xmlns:wpc="http://schemas.microsoft.com/office/word/2010/wordprocessingCanvas" xmlns:cx="http://schemas.microsoft.com/office/drawing/2014/chartex" xmlns:cx1="http://schemas.microsoft.com/office/drawing/2015/9/8/chartex" xmlns:cx2="http://schemas.microsoft.com/office/drawing/2015/10/21/chartex" xmlns:cx3="http://schemas.microsoft.com/office/drawing/2016/5/9/chartex" xmlns:cx4="http://schemas.microsoft.com/office/drawing/2016/5/10/chartex" xmlns:cx5="http://schemas.microsoft.com/office/drawing/2016/5/11/chartex" xmlns:cx6="http://schemas.microsoft.com/office/drawing/2016/5/12/chartex" xmlns:cx7="http://schemas.microsoft.com/office/drawing/2016/5/13/chartex" xmlns:cx8="http://schemas.microsoft.com/office/drawing/2016/5/14/chartex" xmlns:mc="http://schemas.openxmlformats.org/markup-compatibility/2006" xmlns:aink="http://schemas.microsoft.com/office/drawing/2016/ink" xmlns:am3d="http://schemas.microsoft.com/office/drawing/2017/model3d" xmlns:o="urn:schemas-microsoft-com:office:office" xmlns:oel="http://schemas.microsoft.com/office/2019/extlst" xmlns:r="http://schemas.openxmlformats.org/officeDocument/2006/relationships" xmlns:m="http://schemas.openxmlformats.org/officeDocument/2006/math" xmlns:v="urn:schemas-microsoft-com:vml" xmlns:wp14="http://schemas.microsoft.com/office/word/2010/wordprocessingDrawing" xmlns:wp="http://schemas.openxmlformats.org/drawingml/2006/wordprocessingDrawing" xmlns:w10="urn:schemas-microsoft-com:office:word" xmlns:w="http://schemas.openxmlformats.org/wordprocessingml/2006/main" xmlns:w14="http://schemas.microsoft.com/office/word/2010/wordml" xmlns:w15="http://schemas.microsoft.com/office/word/2012/wordml" xmlns:w16cex="http://schemas.microsoft.com/office/word/2018/wordml/cex" xmlns:w16cid="http://schemas.microsoft.com/office/word/2016/wordml/cid" xmlns:w16="http://schemas.microsoft.com/office/word/2018/wordml" xmlns:w16du="http://schemas.microsoft.com/office/word/2023/wordml/word16du" xmlns:w16sdtdh="http://schemas.microsoft.com/office/word/2020/wordml/sdtdatahash" xmlns:w16sdtfl="http://schemas.microsoft.com/office/word/2024/wordml/sdtformatlock" xmlns:w16se="http://schemas.microsoft.com/office/word/2015/wordml/symex" xmlns:wpg="http://schemas.microsoft.com/office/word/2010/wordprocessingGroup" xmlns:wpi="http://schemas.microsoft.com/office/word/2010/wordprocessingInk" xmlns:wne="http://schemas.microsoft.com/office/word/2006/wordml" xmlns:wps="http://schemas.microsoft.com/office/word/2010/wordprocessingShape" mc:Ignorable="w14 w15 w16se w16cid w16 w16cex w16sdtdh w16sdtfl w16du wp14">
   <w:p>
     <w:pPr>
       <w:pStyle w:val="Header"/>
@@ -7022,6 +7082,15 @@
   <w:p>
     <w:pPr>
       <w:pStyle w:val="Header"/>
+      <w:tabs>
+        <w:tab w:val="clear" w:pos="8504"/>
+        <w:tab w:val="right" w:pos="9638"/>
+      </w:tabs>
+      <w:rPr>
+        <w:rFonts w:cstheme="minorHAnsi"/>
+      </w:rPr>
+    </w:pPr>
+    <w:r>
       <w:rPr>
         <w:rFonts w:cs="Arial"/>
         <w:b/>
@@ -7030,7 +7099,32 @@
         <w:color w:val="595959" w:themeColor="text1" w:themeTint="A6"/>
         <w:lang w:eastAsia="pt-PT"/>
       </w:rPr>
-    </w:pPr>
+      <w:tab/>
+    </w:r>
+    <w:r>
+      <w:rPr>
+        <w:rFonts w:cs="Arial"/>
+        <w:b/>
+        <w:bCs/>
+        <w:caps/>
+        <w:color w:val="595959" w:themeColor="text1" w:themeTint="A6"/>
+        <w:lang w:eastAsia="pt-PT"/>
+      </w:rPr>
+      <w:tab/>
+    </w:r>
+    <w:r>
+      <w:rPr>
+        <w:rFonts w:cstheme="minorHAnsi"/>
+        <w:lang w:eastAsia="pt-PT"/>
+      </w:rPr>
+      <w:t xml:space="preserve">      [</w:t>
+    </w:r>
+    <w:r>
+      <w:rPr>
+        <w:rFonts w:cstheme="minorHAnsi"/>
+      </w:rPr>
+      <w:t>Espaço para logotipo do parceiro]</w:t>
+    </w:r>
   </w:p>
   <w:p>
     <w:pPr>
@@ -7359,8 +7453,18 @@
 </w:hdr>
 </file>
 
+<file path=word/header3.xml><?xml version="1.0" encoding="utf-8"?>
+<w:hdr xmlns:wpc="http://schemas.microsoft.com/office/word/2010/wordprocessingCanvas" xmlns:cx="http://schemas.microsoft.com/office/drawing/2014/chartex" xmlns:cx1="http://schemas.microsoft.com/office/drawing/2015/9/8/chartex" xmlns:cx2="http://schemas.microsoft.com/office/drawing/2015/10/21/chartex" xmlns:cx3="http://schemas.microsoft.com/office/drawing/2016/5/9/chartex" xmlns:cx4="http://schemas.microsoft.com/office/drawing/2016/5/10/chartex" xmlns:cx5="http://schemas.microsoft.com/office/drawing/2016/5/11/chartex" xmlns:cx6="http://schemas.microsoft.com/office/drawing/2016/5/12/chartex" xmlns:cx7="http://schemas.microsoft.com/office/drawing/2016/5/13/chartex" xmlns:cx8="http://schemas.microsoft.com/office/drawing/2016/5/14/chartex" xmlns:mc="http://schemas.openxmlformats.org/markup-compatibility/2006" xmlns:aink="http://schemas.microsoft.com/office/drawing/2016/ink" xmlns:am3d="http://schemas.microsoft.com/office/drawing/2017/model3d" xmlns:o="urn:schemas-microsoft-com:office:office" xmlns:oel="http://schemas.microsoft.com/office/2019/extlst" xmlns:r="http://schemas.openxmlformats.org/officeDocument/2006/relationships" xmlns:m="http://schemas.openxmlformats.org/officeDocument/2006/math" xmlns:v="urn:schemas-microsoft-com:vml" xmlns:wp14="http://schemas.microsoft.com/office/word/2010/wordprocessingDrawing" xmlns:wp="http://schemas.openxmlformats.org/drawingml/2006/wordprocessingDrawing" xmlns:w10="urn:schemas-microsoft-com:office:word" xmlns:w="http://schemas.openxmlformats.org/wordprocessingml/2006/main" xmlns:w14="http://schemas.microsoft.com/office/word/2010/wordml" xmlns:w15="http://schemas.microsoft.com/office/word/2012/wordml" xmlns:w16cex="http://schemas.microsoft.com/office/word/2018/wordml/cex" xmlns:w16cid="http://schemas.microsoft.com/office/word/2016/wordml/cid" xmlns:w16="http://schemas.microsoft.com/office/word/2018/wordml" xmlns:w16du="http://schemas.microsoft.com/office/word/2023/wordml/word16du" xmlns:w16sdtdh="http://schemas.microsoft.com/office/word/2020/wordml/sdtdatahash" xmlns:w16sdtfl="http://schemas.microsoft.com/office/word/2024/wordml/sdtformatlock" xmlns:w16se="http://schemas.microsoft.com/office/word/2015/wordml/symex" xmlns:wpg="http://schemas.microsoft.com/office/word/2010/wordprocessingGroup" xmlns:wpi="http://schemas.microsoft.com/office/word/2010/wordprocessingInk" xmlns:wne="http://schemas.microsoft.com/office/word/2006/wordml" xmlns:wps="http://schemas.microsoft.com/office/word/2010/wordprocessingShape" mc:Ignorable="w14 w15 w16se w16cid w16 w16cex w16sdtdh w16sdtfl w16du wp14">
+  <w:p>
+    <w:pPr>
+      <w:pStyle w:val="Header"/>
+    </w:pPr>
+  </w:p>
+</w:hdr>
+</file>
+
 <file path=word/numbering.xml><?xml version="1.0" encoding="utf-8"?>
-<w:numbering xmlns:wpc="http://schemas.microsoft.com/office/word/2010/wordprocessingCanvas" xmlns:cx="http://schemas.microsoft.com/office/drawing/2014/chartex" xmlns:cx1="http://schemas.microsoft.com/office/drawing/2015/9/8/chartex" xmlns:cx2="http://schemas.microsoft.com/office/drawing/2015/10/21/chartex" xmlns:cx3="http://schemas.microsoft.com/office/drawing/2016/5/9/chartex" xmlns:cx4="http://schemas.microsoft.com/office/drawing/2016/5/10/chartex" xmlns:cx5="http://schemas.microsoft.com/office/drawing/2016/5/11/chartex" xmlns:cx6="http://schemas.microsoft.com/office/drawing/2016/5/12/chartex" xmlns:cx7="http://schemas.microsoft.com/office/drawing/2016/5/13/chartex" xmlns:cx8="http://schemas.microsoft.com/office/drawing/2016/5/14/chartex" xmlns:mc="http://schemas.openxmlformats.org/markup-compatibility/2006" xmlns:aink="http://schemas.microsoft.com/office/drawing/2016/ink" xmlns:am3d="http://schemas.microsoft.com/office/drawing/2017/model3d" xmlns:o="urn:schemas-microsoft-com:office:office" xmlns:oel="http://schemas.microsoft.com/office/2019/extlst" xmlns:r="http://schemas.openxmlformats.org/officeDocument/2006/relationships" xmlns:m="http://schemas.openxmlformats.org/officeDocument/2006/math" xmlns:v="urn:schemas-microsoft-com:vml" xmlns:wp14="http://schemas.microsoft.com/office/word/2010/wordprocessingDrawing" xmlns:wp="http://schemas.openxmlformats.org/drawingml/2006/wordprocessingDrawing" xmlns:w10="urn:schemas-microsoft-com:office:word" xmlns:w="http://schemas.openxmlformats.org/wordprocessingml/2006/main" xmlns:w14="http://schemas.microsoft.com/office/word/2010/wordml" xmlns:w15="http://schemas.microsoft.com/office/word/2012/wordml" xmlns:w16cex="http://schemas.microsoft.com/office/word/2018/wordml/cex" xmlns:w16cid="http://schemas.microsoft.com/office/word/2016/wordml/cid" xmlns:w16="http://schemas.microsoft.com/office/word/2018/wordml" xmlns:w16du="http://schemas.microsoft.com/office/word/2023/wordml/word16du" xmlns:w16sdtdh="http://schemas.microsoft.com/office/word/2020/wordml/sdtdatahash" xmlns:w16se="http://schemas.microsoft.com/office/word/2015/wordml/symex" xmlns:wpg="http://schemas.microsoft.com/office/word/2010/wordprocessingGroup" xmlns:wpi="http://schemas.microsoft.com/office/word/2010/wordprocessingInk" xmlns:wne="http://schemas.microsoft.com/office/word/2006/wordml" xmlns:wps="http://schemas.microsoft.com/office/word/2010/wordprocessingShape" mc:Ignorable="w14 w15 w16se w16cid w16 w16cex w16sdtdh w16du wp14">
+<w:numbering xmlns:wpc="http://schemas.microsoft.com/office/word/2010/wordprocessingCanvas" xmlns:cx="http://schemas.microsoft.com/office/drawing/2014/chartex" xmlns:cx1="http://schemas.microsoft.com/office/drawing/2015/9/8/chartex" xmlns:cx2="http://schemas.microsoft.com/office/drawing/2015/10/21/chartex" xmlns:cx3="http://schemas.microsoft.com/office/drawing/2016/5/9/chartex" xmlns:cx4="http://schemas.microsoft.com/office/drawing/2016/5/10/chartex" xmlns:cx5="http://schemas.microsoft.com/office/drawing/2016/5/11/chartex" xmlns:cx6="http://schemas.microsoft.com/office/drawing/2016/5/12/chartex" xmlns:cx7="http://schemas.microsoft.com/office/drawing/2016/5/13/chartex" xmlns:cx8="http://schemas.microsoft.com/office/drawing/2016/5/14/chartex" xmlns:mc="http://schemas.openxmlformats.org/markup-compatibility/2006" xmlns:aink="http://schemas.microsoft.com/office/drawing/2016/ink" xmlns:am3d="http://schemas.microsoft.com/office/drawing/2017/model3d" xmlns:o="urn:schemas-microsoft-com:office:office" xmlns:oel="http://schemas.microsoft.com/office/2019/extlst" xmlns:r="http://schemas.openxmlformats.org/officeDocument/2006/relationships" xmlns:m="http://schemas.openxmlformats.org/officeDocument/2006/math" xmlns:v="urn:schemas-microsoft-com:vml" xmlns:wp14="http://schemas.microsoft.com/office/word/2010/wordprocessingDrawing" xmlns:wp="http://schemas.openxmlformats.org/drawingml/2006/wordprocessingDrawing" xmlns:w10="urn:schemas-microsoft-com:office:word" xmlns:w="http://schemas.openxmlformats.org/wordprocessingml/2006/main" xmlns:w14="http://schemas.microsoft.com/office/word/2010/wordml" xmlns:w15="http://schemas.microsoft.com/office/word/2012/wordml" xmlns:w16cex="http://schemas.microsoft.com/office/word/2018/wordml/cex" xmlns:w16cid="http://schemas.microsoft.com/office/word/2016/wordml/cid" xmlns:w16="http://schemas.microsoft.com/office/word/2018/wordml" xmlns:w16du="http://schemas.microsoft.com/office/word/2023/wordml/word16du" xmlns:w16sdtdh="http://schemas.microsoft.com/office/word/2020/wordml/sdtdatahash" xmlns:w16sdtfl="http://schemas.microsoft.com/office/word/2024/wordml/sdtformatlock" xmlns:w16se="http://schemas.microsoft.com/office/word/2015/wordml/symex" xmlns:wpg="http://schemas.microsoft.com/office/word/2010/wordprocessingGroup" xmlns:wpi="http://schemas.microsoft.com/office/word/2010/wordprocessingInk" xmlns:wne="http://schemas.microsoft.com/office/word/2006/wordml" xmlns:wps="http://schemas.microsoft.com/office/word/2010/wordprocessingShape" mc:Ignorable="w14 w15 w16se w16cid w16 w16cex w16sdtdh w16sdtfl w16du wp14">
   <w:abstractNum w:abstractNumId="0" w15:restartNumberingAfterBreak="0">
     <w:nsid w:val="04BA08DE"/>
     <w:multiLevelType w:val="hybridMultilevel"/>
@@ -10539,7 +10643,7 @@
 </file>
 
 <file path=word/people.xml><?xml version="1.0" encoding="utf-8"?>
-<w15:people xmlns:wpc="http://schemas.microsoft.com/office/word/2010/wordprocessingCanvas" xmlns:cx="http://schemas.microsoft.com/office/drawing/2014/chartex" xmlns:cx1="http://schemas.microsoft.com/office/drawing/2015/9/8/chartex" xmlns:cx2="http://schemas.microsoft.com/office/drawing/2015/10/21/chartex" xmlns:cx3="http://schemas.microsoft.com/office/drawing/2016/5/9/chartex" xmlns:cx4="http://schemas.microsoft.com/office/drawing/2016/5/10/chartex" xmlns:cx5="http://schemas.microsoft.com/office/drawing/2016/5/11/chartex" xmlns:cx6="http://schemas.microsoft.com/office/drawing/2016/5/12/chartex" xmlns:cx7="http://schemas.microsoft.com/office/drawing/2016/5/13/chartex" xmlns:cx8="http://schemas.microsoft.com/office/drawing/2016/5/14/chartex" xmlns:mc="http://schemas.openxmlformats.org/markup-compatibility/2006" xmlns:aink="http://schemas.microsoft.com/office/drawing/2016/ink" xmlns:am3d="http://schemas.microsoft.com/office/drawing/2017/model3d" xmlns:o="urn:schemas-microsoft-com:office:office" xmlns:oel="http://schemas.microsoft.com/office/2019/extlst" xmlns:r="http://schemas.openxmlformats.org/officeDocument/2006/relationships" xmlns:m="http://schemas.openxmlformats.org/officeDocument/2006/math" xmlns:v="urn:schemas-microsoft-com:vml" xmlns:wp14="http://schemas.microsoft.com/office/word/2010/wordprocessingDrawing" xmlns:wp="http://schemas.openxmlformats.org/drawingml/2006/wordprocessingDrawing" xmlns:w10="urn:schemas-microsoft-com:office:word" xmlns:w="http://schemas.openxmlformats.org/wordprocessingml/2006/main" xmlns:w14="http://schemas.microsoft.com/office/word/2010/wordml" xmlns:w15="http://schemas.microsoft.com/office/word/2012/wordml" xmlns:w16cex="http://schemas.microsoft.com/office/word/2018/wordml/cex" xmlns:w16cid="http://schemas.microsoft.com/office/word/2016/wordml/cid" xmlns:w16="http://schemas.microsoft.com/office/word/2018/wordml" xmlns:w16du="http://schemas.microsoft.com/office/word/2023/wordml/word16du" xmlns:w16sdtdh="http://schemas.microsoft.com/office/word/2020/wordml/sdtdatahash" xmlns:w16se="http://schemas.microsoft.com/office/word/2015/wordml/symex" xmlns:wpg="http://schemas.microsoft.com/office/word/2010/wordprocessingGroup" xmlns:wpi="http://schemas.microsoft.com/office/word/2010/wordprocessingInk" xmlns:wne="http://schemas.microsoft.com/office/word/2006/wordml" xmlns:wps="http://schemas.microsoft.com/office/word/2010/wordprocessingShape" mc:Ignorable="w14 w15 w16se w16cid w16 w16cex w16sdtdh w16du wp14">
+<w15:people xmlns:wpc="http://schemas.microsoft.com/office/word/2010/wordprocessingCanvas" xmlns:cx="http://schemas.microsoft.com/office/drawing/2014/chartex" xmlns:cx1="http://schemas.microsoft.com/office/drawing/2015/9/8/chartex" xmlns:cx2="http://schemas.microsoft.com/office/drawing/2015/10/21/chartex" xmlns:cx3="http://schemas.microsoft.com/office/drawing/2016/5/9/chartex" xmlns:cx4="http://schemas.microsoft.com/office/drawing/2016/5/10/chartex" xmlns:cx5="http://schemas.microsoft.com/office/drawing/2016/5/11/chartex" xmlns:cx6="http://schemas.microsoft.com/office/drawing/2016/5/12/chartex" xmlns:cx7="http://schemas.microsoft.com/office/drawing/2016/5/13/chartex" xmlns:cx8="http://schemas.microsoft.com/office/drawing/2016/5/14/chartex" xmlns:mc="http://schemas.openxmlformats.org/markup-compatibility/2006" xmlns:aink="http://schemas.microsoft.com/office/drawing/2016/ink" xmlns:am3d="http://schemas.microsoft.com/office/drawing/2017/model3d" xmlns:o="urn:schemas-microsoft-com:office:office" xmlns:oel="http://schemas.microsoft.com/office/2019/extlst" xmlns:r="http://schemas.openxmlformats.org/officeDocument/2006/relationships" xmlns:m="http://schemas.openxmlformats.org/officeDocument/2006/math" xmlns:v="urn:schemas-microsoft-com:vml" xmlns:wp14="http://schemas.microsoft.com/office/word/2010/wordprocessingDrawing" xmlns:wp="http://schemas.openxmlformats.org/drawingml/2006/wordprocessingDrawing" xmlns:w10="urn:schemas-microsoft-com:office:word" xmlns:w="http://schemas.openxmlformats.org/wordprocessingml/2006/main" xmlns:w14="http://schemas.microsoft.com/office/word/2010/wordml" xmlns:w15="http://schemas.microsoft.com/office/word/2012/wordml" xmlns:w16cex="http://schemas.microsoft.com/office/word/2018/wordml/cex" xmlns:w16cid="http://schemas.microsoft.com/office/word/2016/wordml/cid" xmlns:w16="http://schemas.microsoft.com/office/word/2018/wordml" xmlns:w16du="http://schemas.microsoft.com/office/word/2023/wordml/word16du" xmlns:w16sdtdh="http://schemas.microsoft.com/office/word/2020/wordml/sdtdatahash" xmlns:w16sdtfl="http://schemas.microsoft.com/office/word/2024/wordml/sdtformatlock" xmlns:w16se="http://schemas.microsoft.com/office/word/2015/wordml/symex" xmlns:wpg="http://schemas.microsoft.com/office/word/2010/wordprocessingGroup" xmlns:wpi="http://schemas.microsoft.com/office/word/2010/wordprocessingInk" xmlns:wne="http://schemas.microsoft.com/office/word/2006/wordml" xmlns:wps="http://schemas.microsoft.com/office/word/2010/wordprocessingShape" mc:Ignorable="w14 w15 w16se w16cid w16 w16cex w16sdtdh w16sdtfl w16du wp14">
   <w15:person w15:author="AMA">
     <w15:presenceInfo w15:providerId="None" w15:userId="AMA"/>
   </w15:person>
@@ -10547,7 +10651,7 @@
 </file>
 
 <file path=word/styles.xml><?xml version="1.0" encoding="utf-8"?>
-<w:styles xmlns:mc="http://schemas.openxmlformats.org/markup-compatibility/2006" xmlns:r="http://schemas.openxmlformats.org/officeDocument/2006/relationships" xmlns:w="http://schemas.openxmlformats.org/wordprocessingml/2006/main" xmlns:w14="http://schemas.microsoft.com/office/word/2010/wordml" xmlns:w15="http://schemas.microsoft.com/office/word/2012/wordml" xmlns:w16cex="http://schemas.microsoft.com/office/word/2018/wordml/cex" xmlns:w16cid="http://schemas.microsoft.com/office/word/2016/wordml/cid" xmlns:w16="http://schemas.microsoft.com/office/word/2018/wordml" xmlns:w16du="http://schemas.microsoft.com/office/word/2023/wordml/word16du" xmlns:w16sdtdh="http://schemas.microsoft.com/office/word/2020/wordml/sdtdatahash" xmlns:w16se="http://schemas.microsoft.com/office/word/2015/wordml/symex" mc:Ignorable="w14 w15 w16se w16cid w16 w16cex w16sdtdh w16du">
+<w:styles xmlns:mc="http://schemas.openxmlformats.org/markup-compatibility/2006" xmlns:r="http://schemas.openxmlformats.org/officeDocument/2006/relationships" xmlns:w="http://schemas.openxmlformats.org/wordprocessingml/2006/main" xmlns:w14="http://schemas.microsoft.com/office/word/2010/wordml" xmlns:w15="http://schemas.microsoft.com/office/word/2012/wordml" xmlns:w16cex="http://schemas.microsoft.com/office/word/2018/wordml/cex" xmlns:w16cid="http://schemas.microsoft.com/office/word/2016/wordml/cid" xmlns:w16="http://schemas.microsoft.com/office/word/2018/wordml" xmlns:w16du="http://schemas.microsoft.com/office/word/2023/wordml/word16du" xmlns:w16sdtdh="http://schemas.microsoft.com/office/word/2020/wordml/sdtdatahash" xmlns:w16sdtfl="http://schemas.microsoft.com/office/word/2024/wordml/sdtformatlock" xmlns:w16se="http://schemas.microsoft.com/office/word/2015/wordml/symex" mc:Ignorable="w14 w15 w16se w16cid w16 w16cex w16sdtdh w16sdtfl w16du">
   <w:docDefaults>
     <w:rPrDefault>
       <w:rPr>

--- a/protocolos_minutas/AMA_Protocolo_ServicoAssinaturaFaturasEletronicas.docx
+++ b/protocolos_minutas/AMA_Protocolo_ServicoAssinaturaFaturasEletronicas.docx
@@ -40,18 +40,11 @@
         <w:rPr>
           <w:rFonts w:ascii="Aptos" w:eastAsia="Calibri" w:hAnsi="Aptos" w:cstheme="minorHAnsi"/>
           <w:b/>
-          <w:sz w:val="20"/>
-          <w:szCs w:val="20"/>
-        </w:rPr>
-        <w:t>Agência para a Modernização Administrativa, I.P.</w:t>
-      </w:r>
-      <w:r>
-        <w:rPr>
-          <w:rFonts w:ascii="Aptos" w:eastAsia="Calibri" w:hAnsi="Aptos" w:cstheme="minorHAnsi"/>
-          <w:sz w:val="20"/>
-          <w:szCs w:val="20"/>
-        </w:rPr>
-        <w:t xml:space="preserve">, de ora em diante designada por </w:t>
+          <w:bCs/>
+          <w:sz w:val="20"/>
+          <w:szCs w:val="20"/>
+        </w:rPr>
+        <w:t>A</w:t>
       </w:r>
       <w:r>
         <w:rPr>
@@ -60,7 +53,33 @@
           <w:sz w:val="20"/>
           <w:szCs w:val="20"/>
         </w:rPr>
-        <w:t>AMA</w:t>
+        <w:t>gência para a Reforma Tecnológica do Estado</w:t>
+      </w:r>
+      <w:r>
+        <w:rPr>
+          <w:rFonts w:ascii="Aptos" w:eastAsia="Calibri" w:hAnsi="Aptos" w:cstheme="minorHAnsi"/>
+          <w:b/>
+          <w:sz w:val="20"/>
+          <w:szCs w:val="20"/>
+        </w:rPr>
+        <w:t>, I.P.</w:t>
+      </w:r>
+      <w:r>
+        <w:rPr>
+          <w:rFonts w:ascii="Aptos" w:eastAsia="Calibri" w:hAnsi="Aptos" w:cstheme="minorHAnsi"/>
+          <w:sz w:val="20"/>
+          <w:szCs w:val="20"/>
+        </w:rPr>
+        <w:t xml:space="preserve">, de ora em diante designada por </w:t>
+      </w:r>
+      <w:r>
+        <w:rPr>
+          <w:rFonts w:ascii="Aptos" w:eastAsia="Calibri" w:hAnsi="Aptos" w:cstheme="minorHAnsi"/>
+          <w:b/>
+          <w:sz w:val="20"/>
+          <w:szCs w:val="20"/>
+        </w:rPr>
+        <w:t>ARTE</w:t>
       </w:r>
       <w:r>
         <w:rPr>
@@ -275,7 +294,23 @@
           <w:sz w:val="20"/>
           <w:szCs w:val="20"/>
         </w:rPr>
-        <w:t>A Lei n.º 37/2014, de 26 de junho, na sua redação atual , prevê um sistema alternativo e voluntário de autenticação segura em sítios na Internet, com a associação do número de identificação civil, a um número de telemóvel e endereço de correio eletrónico de uso pessoal e a outro número de telemóvel e endereço de correio eletrónico para fins profissionais, no caso de cidadão estrangeiro, que não tenha número de identificação civil, a associação é efetuada  através do número de identificação fiscal constante dos títulos, dos cartões de residência ou do respetivo número de passaporte, nos termos do referido diploma, sendo ainda emitido um certificado qualificado para assinatura eletrónica qualificada de ativação facultativa, por cidadão de idade igual ou superior a 16 anos, desde que não se encontre sujeito a medidas de acompanhamento previstas no Código Civil, nos termos do n.º 13 do artigo 2.º e artigo 3.º-A do referido diploma legal;</w:t>
+        <w:t xml:space="preserve">A Lei n.º 37/2014, de 26 de junho, na sua redação atual , prevê um sistema alternativo e voluntário de autenticação segura em sítios na Internet, com a associação do número de identificação civil, a um número de telemóvel e endereço de correio eletrónico de uso </w:t>
+      </w:r>
+      <w:r>
+        <w:rPr>
+          <w:rFonts w:ascii="Aptos" w:hAnsi="Aptos" w:cstheme="minorHAnsi"/>
+          <w:sz w:val="20"/>
+          <w:szCs w:val="20"/>
+        </w:rPr>
+        <w:t>7</w:t>
+      </w:r>
+      <w:r>
+        <w:rPr>
+          <w:rFonts w:ascii="Aptos" w:hAnsi="Aptos" w:cstheme="minorHAnsi"/>
+          <w:sz w:val="20"/>
+          <w:szCs w:val="20"/>
+        </w:rPr>
+        <w:t>pessoal e a outro número de telemóvel e endereço de correio eletrónico para fins profissionais, no caso de cidadão estrangeiro, que não tenha número de identificação civil, a associação é efetuada  através do número de identificação fiscal constante dos títulos, dos cartões de residência ou do respetivo número de passaporte, nos termos do referido diploma, sendo ainda emitido um certificado qualificado para assinatura eletrónica qualificada de ativação facultativa, por cidadão de idade igual ou superior a 16 anos, desde que não se encontre sujeito a medidas de acompanhamento previstas no Código Civil, nos termos do n.º 13 do artigo 2.º e artigo 3.º-A do referido diploma legal;</w:t>
       </w:r>
     </w:p>
     <w:p>
@@ -300,7 +335,7 @@
           <w:sz w:val="20"/>
           <w:szCs w:val="20"/>
         </w:rPr>
-        <w:t xml:space="preserve">A assinatura eletrónica promovida através do Cartão de Cidadão e da Chave Móvel Digital pode, por solicitação do titular, conter a certificação de determinado atributo profissional, a qual é efetuada através do Sistema de Certificação de Atributos Profissionais (SCAP) e constitui comprovativo legal da qualidade profissional em que assina, atestada por entidade idónea, cujo procedimento é implementado e gerido pela AMA, nos termos do </w:t>
+        <w:t xml:space="preserve">A assinatura eletrónica promovida através do Cartão de Cidadão e da Chave Móvel Digital pode, por solicitação do titular, conter a certificação de determinado atributo profissional, a qual é efetuada através do Sistema de Certificação de Atributos Profissionais (SCAP) e constitui comprovativo legal da qualidade profissional em que assina, atestada por </w:t>
       </w:r>
       <w:r>
         <w:rPr>
@@ -309,7 +344,23 @@
           <w:szCs w:val="20"/>
         </w:rPr>
         <w:lastRenderedPageBreak/>
-        <w:t>artigo 18.º-A da Lei n.º 7/2007, de 5 de fevereiro, na sua redação atual, e do n.º 2 do artigo 3.º-A da Lei n.º 37/2014, de 26 de junho, na sua redação atual;</w:t>
+        <w:t xml:space="preserve">entidade idónea, cujo procedimento é implementado e gerido pela </w:t>
+      </w:r>
+      <w:r>
+        <w:rPr>
+          <w:rFonts w:ascii="Aptos" w:hAnsi="Aptos"/>
+          <w:sz w:val="20"/>
+          <w:szCs w:val="20"/>
+        </w:rPr>
+        <w:t>ARTE</w:t>
+      </w:r>
+      <w:r>
+        <w:rPr>
+          <w:rFonts w:ascii="Aptos" w:hAnsi="Aptos"/>
+          <w:sz w:val="20"/>
+          <w:szCs w:val="20"/>
+        </w:rPr>
+        <w:t>, nos termos do artigo 18.º-A da Lei n.º 7/2007, de 5 de fevereiro, na sua redação atual, e do n.º 2 do artigo 3.º-A da Lei n.º 37/2014, de 26 de junho, na sua redação atual;</w:t>
       </w:r>
     </w:p>
     <w:p>
@@ -334,7 +385,23 @@
           <w:sz w:val="20"/>
           <w:szCs w:val="20"/>
         </w:rPr>
-        <w:t>Os membros do Conselho de Administração, Gerentes ou Direções, das Sociedades Anónimas, Sociedades por Quotas ou Cooperativas, bem como aqueles a quem sejam delegados poderes, podem assinar ou autenticarem-se eletronicamente com recurso ao SCAP, validando a respetiva qualidade profissional, através do recurso ao SCAP, implementado e gerido pela AMA, nos termos do artigo 54</w:t>
+        <w:t xml:space="preserve">Os membros do Conselho de Administração, Gerentes ou Direções, das Sociedades Anónimas, Sociedades por Quotas ou Cooperativas, bem como aqueles a quem sejam delegados poderes, podem assinar ou autenticarem-se eletronicamente com recurso ao SCAP, validando a respetiva qualidade profissional, através do recurso ao SCAP, implementado e gerido pela </w:t>
+      </w:r>
+      <w:r>
+        <w:rPr>
+          <w:rFonts w:ascii="Aptos" w:hAnsi="Aptos"/>
+          <w:sz w:val="20"/>
+          <w:szCs w:val="20"/>
+        </w:rPr>
+        <w:t>ARTE</w:t>
+      </w:r>
+      <w:r>
+        <w:rPr>
+          <w:rFonts w:ascii="Aptos" w:hAnsi="Aptos"/>
+          <w:sz w:val="20"/>
+          <w:szCs w:val="20"/>
+        </w:rPr>
+        <w:t>, nos termos do artigo 54</w:t>
       </w:r>
       <w:r>
         <w:rPr>
@@ -448,7 +515,39 @@
           <w:sz w:val="20"/>
           <w:szCs w:val="20"/>
         </w:rPr>
-        <w:t>Neste contexto, e enquadrado na medida de programa Simplex “Fatura eletrónica mais acessível”, a AMA criou o Serviço de Assinatura de Faturas Eletrónicas (SAFE), com o objetivo de oferecer uma solução para a assinatura eletrónica qualificada de faturas eletrónicas, através do Cartão de Cidadão e da Chave Móvel Digital, com recurso ao SCAP.</w:t>
+        <w:t>Neste contexto, e enquadrado na medida de progr</w:t>
+      </w:r>
+      <w:r>
+        <w:rPr>
+          <w:rFonts w:ascii="Aptos" w:hAnsi="Aptos"/>
+          <w:sz w:val="20"/>
+          <w:szCs w:val="20"/>
+        </w:rPr>
+        <w:t>ARTE</w:t>
+      </w:r>
+      <w:r>
+        <w:rPr>
+          <w:rFonts w:ascii="Aptos" w:hAnsi="Aptos"/>
+          <w:sz w:val="20"/>
+          <w:szCs w:val="20"/>
+        </w:rPr>
+        <w:t xml:space="preserve"> Simplex “Fatura eletrónica mais acessível”, a </w:t>
+      </w:r>
+      <w:r>
+        <w:rPr>
+          <w:rFonts w:ascii="Aptos" w:hAnsi="Aptos"/>
+          <w:sz w:val="20"/>
+          <w:szCs w:val="20"/>
+        </w:rPr>
+        <w:t>ARTE</w:t>
+      </w:r>
+      <w:r>
+        <w:rPr>
+          <w:rFonts w:ascii="Aptos" w:hAnsi="Aptos"/>
+          <w:sz w:val="20"/>
+          <w:szCs w:val="20"/>
+        </w:rPr>
+        <w:t xml:space="preserve"> criou o Serviço de Assinatura de Faturas Eletrónicas (SAFE), com o objetivo de oferecer uma solução para a assinatura eletrónica qualificada de faturas eletrónicas, através do Cartão de Cidadão e da Chave Móvel Digital, com recurso ao SCAP.</w:t>
       </w:r>
     </w:p>
     <w:p>
@@ -559,7 +658,23 @@
           <w:sz w:val="20"/>
           <w:szCs w:val="20"/>
         </w:rPr>
-        <w:t xml:space="preserve"> nos programas informáticos de faturação de que é produtor de modo a permitir aos seus clientes proceder à assinatura eletrónica qualificada de faturas eletrónicas;</w:t>
+        <w:t xml:space="preserve"> nos progr</w:t>
+      </w:r>
+      <w:r>
+        <w:rPr>
+          <w:rFonts w:ascii="Aptos" w:hAnsi="Aptos"/>
+          <w:sz w:val="20"/>
+          <w:szCs w:val="20"/>
+        </w:rPr>
+        <w:t>ARTE</w:t>
+      </w:r>
+      <w:r>
+        <w:rPr>
+          <w:rFonts w:ascii="Aptos" w:hAnsi="Aptos"/>
+          <w:sz w:val="20"/>
+          <w:szCs w:val="20"/>
+        </w:rPr>
+        <w:t>s informáticos de faturação de que é produtor de modo a permitir aos seus clientes proceder à assinatura eletrónica qualificada de faturas eletrónicas;</w:t>
       </w:r>
     </w:p>
     <w:p>
@@ -600,7 +715,32 @@
           <w:sz w:val="20"/>
           <w:szCs w:val="20"/>
         </w:rPr>
-        <w:t>rotocolo não estão nem são suscetíveis de estar submetidas à concorrência de mercado, designadamente em razão da sua natureza e das suas características, bem como da posição relativa das partes no contrato e do contexto da sua própria formação, uma vez que a AMA detém a competência exclusiva no âmbito da implementação do SCAP, tratando-se de contratação excluída dos procedimentos de formação de contratos públicos, nos termos do n.º 1 do artigo 5.º do Código dos Contratos Públicos.</w:t>
+        <w:t xml:space="preserve">rotocolo não estão nem são suscetíveis de estar submetidas à concorrência de mercado, designadamente em razão da sua natureza e das suas características, bem como da posição relativa das partes no contrato e do contexto da sua própria formação, uma vez que a </w:t>
+      </w:r>
+      <w:r>
+        <w:rPr>
+          <w:rFonts w:ascii="Aptos" w:hAnsi="Aptos"/>
+          <w:sz w:val="20"/>
+          <w:szCs w:val="20"/>
+        </w:rPr>
+        <w:t>ARTE</w:t>
+      </w:r>
+      <w:r>
+        <w:rPr>
+          <w:rFonts w:ascii="Aptos" w:hAnsi="Aptos"/>
+          <w:sz w:val="20"/>
+          <w:szCs w:val="20"/>
+        </w:rPr>
+        <w:t xml:space="preserve"> detém a competência exclusiva no âmbito da implementação do SCAP, tratando-se de contratação excluída dos procedimentos de </w:t>
+      </w:r>
+      <w:r>
+        <w:rPr>
+          <w:rFonts w:ascii="Aptos" w:hAnsi="Aptos"/>
+          <w:sz w:val="20"/>
+          <w:szCs w:val="20"/>
+        </w:rPr>
+        <w:lastRenderedPageBreak/>
+        <w:t>formação de contratos públicos, nos termos do n.º 1 do artigo 5.º do Código dos Contratos Públicos.</w:t>
       </w:r>
     </w:p>
     <w:p>
@@ -634,7 +774,6 @@
           <w:sz w:val="20"/>
           <w:szCs w:val="20"/>
         </w:rPr>
-        <w:lastRenderedPageBreak/>
         <w:t xml:space="preserve">É celebrado, e reciprocamente aceite, o presente </w:t>
       </w:r>
       <w:r>
@@ -731,7 +870,23 @@
           <w:sz w:val="20"/>
           <w:szCs w:val="20"/>
         </w:rPr>
-        <w:t>O presente protocolo tem por objeto a definição dos termos e condições para disponibilização em programas informáticos de faturação do serviço de assinatura de faturas eletrónicas (SAFE), através do Sistema de Certificação de Atributos Profissionais (SCAP), com recurso ao Cartão de Cidadão e da Chave Móvel Digital</w:t>
+        <w:t>O presente protocolo tem por objeto a definição dos termos e condições para disponibilização em progr</w:t>
+      </w:r>
+      <w:r>
+        <w:rPr>
+          <w:rFonts w:ascii="Aptos" w:hAnsi="Aptos"/>
+          <w:sz w:val="20"/>
+          <w:szCs w:val="20"/>
+        </w:rPr>
+        <w:t>ARTE</w:t>
+      </w:r>
+      <w:r>
+        <w:rPr>
+          <w:rFonts w:ascii="Aptos" w:hAnsi="Aptos"/>
+          <w:sz w:val="20"/>
+          <w:szCs w:val="20"/>
+        </w:rPr>
+        <w:t>s informáticos de faturação do serviço de assinatura de faturas eletrónicas (SAFE), através do Sistema de Certificação de Atributos Profissionais (SCAP), com recurso ao Cartão de Cidadão e da Chave Móvel Digital</w:t>
       </w:r>
       <w:r>
         <w:rPr>
@@ -807,7 +962,7 @@
           <w:sz w:val="20"/>
           <w:szCs w:val="20"/>
         </w:rPr>
-        <w:t>AMA</w:t>
+        <w:t>ARTE</w:t>
       </w:r>
     </w:p>
     <w:p>
@@ -828,7 +983,23 @@
           <w:sz w:val="20"/>
           <w:szCs w:val="20"/>
         </w:rPr>
-        <w:t>No âmbito do presente Protocolo a AMA obriga-se a:</w:t>
+        <w:t xml:space="preserve">No âmbito do presente Protocolo a </w:t>
+      </w:r>
+      <w:r>
+        <w:rPr>
+          <w:rFonts w:ascii="Aptos" w:hAnsi="Aptos" w:cstheme="minorHAnsi"/>
+          <w:sz w:val="20"/>
+          <w:szCs w:val="20"/>
+        </w:rPr>
+        <w:t>ARTE</w:t>
+      </w:r>
+      <w:r>
+        <w:rPr>
+          <w:rFonts w:ascii="Aptos" w:hAnsi="Aptos" w:cstheme="minorHAnsi"/>
+          <w:sz w:val="20"/>
+          <w:szCs w:val="20"/>
+        </w:rPr>
+        <w:t xml:space="preserve"> obriga-se a:</w:t>
       </w:r>
     </w:p>
     <w:p>
@@ -880,7 +1051,6 @@
         </w:rPr>
         <w:t xml:space="preserve">Garantir a administração, operação, </w:t>
       </w:r>
-      <w:proofErr w:type="spellStart"/>
       <w:r>
         <w:rPr>
           <w:rFonts w:ascii="Aptos" w:hAnsi="Aptos" w:cstheme="minorHAnsi"/>
@@ -889,18 +1059,7 @@
           <w:sz w:val="20"/>
           <w:szCs w:val="20"/>
         </w:rPr>
-        <w:t>help-desk</w:t>
-      </w:r>
-      <w:proofErr w:type="spellEnd"/>
-      <w:r>
-        <w:rPr>
-          <w:rFonts w:ascii="Aptos" w:hAnsi="Aptos" w:cstheme="minorHAnsi"/>
-          <w:i/>
-          <w:iCs/>
-          <w:sz w:val="20"/>
-          <w:szCs w:val="20"/>
-        </w:rPr>
-        <w:t xml:space="preserve"> </w:t>
+        <w:t xml:space="preserve">help-desk </w:t>
       </w:r>
       <w:r>
         <w:rPr>
@@ -1070,7 +1229,23 @@
           <w:sz w:val="20"/>
           <w:szCs w:val="20"/>
         </w:rPr>
-        <w:t xml:space="preserve">Solicitar à AMA, com uma antecedência de 5 dias, a utilização do SAFE, com indicação do </w:t>
+        <w:t xml:space="preserve">Solicitar à </w:t>
+      </w:r>
+      <w:r>
+        <w:rPr>
+          <w:rFonts w:ascii="Aptos" w:hAnsi="Aptos"/>
+          <w:sz w:val="20"/>
+          <w:szCs w:val="20"/>
+        </w:rPr>
+        <w:t>ARTE</w:t>
+      </w:r>
+      <w:r>
+        <w:rPr>
+          <w:rFonts w:ascii="Aptos" w:hAnsi="Aptos"/>
+          <w:sz w:val="20"/>
+          <w:szCs w:val="20"/>
+        </w:rPr>
+        <w:t xml:space="preserve">, com uma antecedência de 5 dias, a utilização do SAFE, com indicação do </w:t>
       </w:r>
       <w:r>
         <w:rPr>
@@ -1123,7 +1298,24 @@
           <w:sz w:val="20"/>
           <w:szCs w:val="20"/>
         </w:rPr>
-        <w:t xml:space="preserve">Utilizar o serviço de acordo com os requisitos tecnológicos indicados pela AMA e somente para as finalidades previstas na Cláusula </w:t>
+        <w:lastRenderedPageBreak/>
+        <w:t xml:space="preserve">Utilizar o serviço de acordo com os requisitos tecnológicos indicados pela </w:t>
+      </w:r>
+      <w:r>
+        <w:rPr>
+          <w:rFonts w:ascii="Aptos" w:hAnsi="Aptos" w:cs="Times New Roman"/>
+          <w:sz w:val="20"/>
+          <w:szCs w:val="20"/>
+        </w:rPr>
+        <w:t>ARTE</w:t>
+      </w:r>
+      <w:r>
+        <w:rPr>
+          <w:rFonts w:ascii="Aptos" w:hAnsi="Aptos" w:cs="Times New Roman"/>
+          <w:sz w:val="20"/>
+          <w:szCs w:val="20"/>
+        </w:rPr>
+        <w:t xml:space="preserve"> e somente para as finalidades previstas na Cláusula </w:t>
       </w:r>
       <w:r>
         <w:rPr>
@@ -1182,7 +1374,23 @@
           <w:sz w:val="20"/>
           <w:szCs w:val="20"/>
         </w:rPr>
-        <w:t xml:space="preserve"> de faturação que venha a indicar à AMA o qual deverá estar certificado pela Autoridade Tributária nos termos legalmente exigíveis;</w:t>
+        <w:t xml:space="preserve"> de faturação que venha a indicar à </w:t>
+      </w:r>
+      <w:r>
+        <w:rPr>
+          <w:rFonts w:ascii="Aptos" w:hAnsi="Aptos" w:cs="Times New Roman"/>
+          <w:sz w:val="20"/>
+          <w:szCs w:val="20"/>
+        </w:rPr>
+        <w:t>ARTE</w:t>
+      </w:r>
+      <w:r>
+        <w:rPr>
+          <w:rFonts w:ascii="Aptos" w:hAnsi="Aptos" w:cs="Times New Roman"/>
+          <w:sz w:val="20"/>
+          <w:szCs w:val="20"/>
+        </w:rPr>
+        <w:t xml:space="preserve"> o qual deverá estar certificado pela Autoridade Tributária nos termos legalmente exigíveis;</w:t>
       </w:r>
     </w:p>
     <w:p>
@@ -1207,16 +1415,7 @@
           <w:sz w:val="20"/>
           <w:szCs w:val="20"/>
         </w:rPr>
-        <w:t xml:space="preserve">Assegurar a segurança e confidencialidade dos dados das faturas na utilização do SAFE, </w:t>
-      </w:r>
-      <w:r>
-        <w:rPr>
-          <w:rFonts w:ascii="Aptos" w:hAnsi="Aptos" w:cs="Times New Roman"/>
-          <w:sz w:val="20"/>
-          <w:szCs w:val="20"/>
-        </w:rPr>
-        <w:lastRenderedPageBreak/>
-        <w:t>nos termos da legislação aplicável;</w:t>
+        <w:t>Assegurar a segurança e confidencialidade dos dados das faturas na utilização do SAFE, nos termos da legislação aplicável;</w:t>
       </w:r>
     </w:p>
     <w:p>
@@ -1307,7 +1506,23 @@
           <w:sz w:val="20"/>
           <w:szCs w:val="20"/>
         </w:rPr>
-        <w:t>nternet com a AMA;</w:t>
+        <w:t xml:space="preserve">nternet com a </w:t>
+      </w:r>
+      <w:r>
+        <w:rPr>
+          <w:rFonts w:ascii="Aptos" w:hAnsi="Aptos" w:cs="Times New Roman"/>
+          <w:sz w:val="20"/>
+          <w:szCs w:val="20"/>
+        </w:rPr>
+        <w:t>ARTE</w:t>
+      </w:r>
+      <w:r>
+        <w:rPr>
+          <w:rFonts w:ascii="Aptos" w:hAnsi="Aptos" w:cs="Times New Roman"/>
+          <w:sz w:val="20"/>
+          <w:szCs w:val="20"/>
+        </w:rPr>
+        <w:t>;</w:t>
       </w:r>
     </w:p>
     <w:p>
@@ -1359,7 +1574,6 @@
         </w:rPr>
         <w:t xml:space="preserve">Cumprir as </w:t>
       </w:r>
-      <w:proofErr w:type="spellStart"/>
       <w:r>
         <w:rPr>
           <w:rFonts w:ascii="Aptos" w:hAnsi="Aptos" w:cs="Times New Roman"/>
@@ -1369,14 +1583,29 @@
         </w:rPr>
         <w:t>guidelines</w:t>
       </w:r>
-      <w:proofErr w:type="spellEnd"/>
       <w:r>
         <w:rPr>
           <w:rFonts w:ascii="Aptos" w:hAnsi="Aptos" w:cs="Times New Roman"/>
           <w:sz w:val="20"/>
           <w:szCs w:val="20"/>
         </w:rPr>
-        <w:t xml:space="preserve"> para implementação do SAFE constantes da documentação disponibilizada pela AMA;</w:t>
+        <w:t xml:space="preserve"> para implementação do SAFE constantes da documentação disponibilizada pela </w:t>
+      </w:r>
+      <w:r>
+        <w:rPr>
+          <w:rFonts w:ascii="Aptos" w:hAnsi="Aptos" w:cs="Times New Roman"/>
+          <w:sz w:val="20"/>
+          <w:szCs w:val="20"/>
+        </w:rPr>
+        <w:t>ARTE</w:t>
+      </w:r>
+      <w:r>
+        <w:rPr>
+          <w:rFonts w:ascii="Aptos" w:hAnsi="Aptos" w:cs="Times New Roman"/>
+          <w:sz w:val="20"/>
+          <w:szCs w:val="20"/>
+        </w:rPr>
+        <w:t>;</w:t>
       </w:r>
     </w:p>
     <w:p>
@@ -1401,9 +1630,24 @@
           <w:sz w:val="20"/>
           <w:szCs w:val="20"/>
         </w:rPr>
-        <w:t xml:space="preserve">Disponibilizar à AMA documento que demonstre, para cada uma das </w:t>
-      </w:r>
-      <w:proofErr w:type="spellStart"/>
+        <w:t xml:space="preserve">Disponibilizar à </w:t>
+      </w:r>
+      <w:r>
+        <w:rPr>
+          <w:rFonts w:ascii="Aptos" w:hAnsi="Aptos" w:cs="Times New Roman"/>
+          <w:sz w:val="20"/>
+          <w:szCs w:val="20"/>
+        </w:rPr>
+        <w:t>ARTE</w:t>
+      </w:r>
+      <w:r>
+        <w:rPr>
+          <w:rFonts w:ascii="Aptos" w:hAnsi="Aptos" w:cs="Times New Roman"/>
+          <w:sz w:val="20"/>
+          <w:szCs w:val="20"/>
+        </w:rPr>
+        <w:t xml:space="preserve"> documento que demonstre, para cada uma das </w:t>
+      </w:r>
       <w:r>
         <w:rPr>
           <w:rFonts w:ascii="Aptos" w:hAnsi="Aptos" w:cs="Times New Roman"/>
@@ -1411,17 +1655,7 @@
           <w:sz w:val="20"/>
           <w:szCs w:val="20"/>
         </w:rPr>
-        <w:t>guidelines</w:t>
-      </w:r>
-      <w:proofErr w:type="spellEnd"/>
-      <w:r>
-        <w:rPr>
-          <w:rFonts w:ascii="Aptos" w:hAnsi="Aptos" w:cs="Times New Roman"/>
-          <w:i/>
-          <w:sz w:val="20"/>
-          <w:szCs w:val="20"/>
-        </w:rPr>
-        <w:t xml:space="preserve"> </w:t>
+        <w:t xml:space="preserve">guidelines </w:t>
       </w:r>
       <w:r>
         <w:rPr>
@@ -1454,7 +1688,23 @@
           <w:sz w:val="20"/>
           <w:szCs w:val="20"/>
         </w:rPr>
-        <w:t xml:space="preserve">Disponibilizar à AMA a seguinte informação sobre o </w:t>
+        <w:t xml:space="preserve">Disponibilizar à </w:t>
+      </w:r>
+      <w:r>
+        <w:rPr>
+          <w:rFonts w:ascii="Aptos" w:hAnsi="Aptos" w:cs="Times New Roman"/>
+          <w:sz w:val="20"/>
+          <w:szCs w:val="20"/>
+        </w:rPr>
+        <w:t>ARTE</w:t>
+      </w:r>
+      <w:r>
+        <w:rPr>
+          <w:rFonts w:ascii="Aptos" w:hAnsi="Aptos" w:cs="Times New Roman"/>
+          <w:sz w:val="20"/>
+          <w:szCs w:val="20"/>
+        </w:rPr>
+        <w:t xml:space="preserve"> a seguinte informação sobre o </w:t>
       </w:r>
       <w:r>
         <w:rPr>
@@ -1800,7 +2050,24 @@
           <w:sz w:val="20"/>
           <w:szCs w:val="20"/>
         </w:rPr>
-        <w:t>Comunicar à AMA quaisquer novas versões da integração com SAFE e aguardar a sua aprovação para disponibilização ao público;</w:t>
+        <w:lastRenderedPageBreak/>
+        <w:t xml:space="preserve">Comunicar à </w:t>
+      </w:r>
+      <w:r>
+        <w:rPr>
+          <w:rFonts w:ascii="Aptos" w:hAnsi="Aptos" w:cs="Times New Roman"/>
+          <w:sz w:val="20"/>
+          <w:szCs w:val="20"/>
+        </w:rPr>
+        <w:t>ARTE</w:t>
+      </w:r>
+      <w:r>
+        <w:rPr>
+          <w:rFonts w:ascii="Aptos" w:hAnsi="Aptos" w:cs="Times New Roman"/>
+          <w:sz w:val="20"/>
+          <w:szCs w:val="20"/>
+        </w:rPr>
+        <w:t xml:space="preserve"> quaisquer novas versões da integração com SAFE e aguardar a sua aprovação para disponibilização ao público;</w:t>
       </w:r>
     </w:p>
     <w:p>
@@ -1845,7 +2112,6 @@
         </w:rPr>
         <w:t xml:space="preserve"> de faturação das </w:t>
       </w:r>
-      <w:proofErr w:type="spellStart"/>
       <w:r>
         <w:rPr>
           <w:rFonts w:ascii="Aptos" w:hAnsi="Aptos" w:cs="Times New Roman"/>
@@ -1856,7 +2122,6 @@
         </w:rPr>
         <w:t>guidelines</w:t>
       </w:r>
-      <w:proofErr w:type="spellEnd"/>
       <w:r>
         <w:rPr>
           <w:rFonts w:ascii="Aptos" w:hAnsi="Aptos" w:cs="Times New Roman"/>
@@ -1888,7 +2153,23 @@
           <w:sz w:val="20"/>
           <w:szCs w:val="20"/>
         </w:rPr>
-        <w:t xml:space="preserve">Informar a AMA com uma antecedência de 30 (trinta) dias quando pretenda deixar de utilizar o SAFE no seu </w:t>
+        <w:t xml:space="preserve">Informar a </w:t>
+      </w:r>
+      <w:r>
+        <w:rPr>
+          <w:rFonts w:ascii="Aptos" w:hAnsi="Aptos" w:cs="Times New Roman"/>
+          <w:sz w:val="20"/>
+          <w:szCs w:val="20"/>
+        </w:rPr>
+        <w:t>ARTE</w:t>
+      </w:r>
+      <w:r>
+        <w:rPr>
+          <w:rFonts w:ascii="Aptos" w:hAnsi="Aptos" w:cs="Times New Roman"/>
+          <w:sz w:val="20"/>
+          <w:szCs w:val="20"/>
+        </w:rPr>
+        <w:t xml:space="preserve"> com uma antecedência de 30 (trinta) dias quando pretenda deixar de utilizar o SAFE no seu </w:t>
       </w:r>
       <w:r>
         <w:rPr>
@@ -1940,7 +2221,23 @@
           <w:sz w:val="20"/>
           <w:szCs w:val="20"/>
         </w:rPr>
-        <w:t xml:space="preserve">A AMA tem a faculdade de fiscalizar o funcionamento da integração do SAFE no </w:t>
+        <w:t xml:space="preserve">A </w:t>
+      </w:r>
+      <w:r>
+        <w:rPr>
+          <w:rFonts w:ascii="Aptos" w:hAnsi="Aptos" w:cs="Times New Roman"/>
+          <w:sz w:val="20"/>
+          <w:szCs w:val="20"/>
+        </w:rPr>
+        <w:t>ARTE</w:t>
+      </w:r>
+      <w:r>
+        <w:rPr>
+          <w:rFonts w:ascii="Aptos" w:hAnsi="Aptos" w:cs="Times New Roman"/>
+          <w:sz w:val="20"/>
+          <w:szCs w:val="20"/>
+        </w:rPr>
+        <w:t xml:space="preserve"> tem a faculdade de fiscalizar o funcionamento da integração do SAFE no </w:t>
       </w:r>
       <w:r>
         <w:rPr>
@@ -1958,16 +2255,7 @@
           <w:sz w:val="20"/>
           <w:szCs w:val="20"/>
         </w:rPr>
-        <w:t xml:space="preserve"> de </w:t>
-      </w:r>
-      <w:r>
-        <w:rPr>
-          <w:rFonts w:ascii="Aptos" w:hAnsi="Aptos" w:cs="Times New Roman"/>
-          <w:sz w:val="20"/>
-          <w:szCs w:val="20"/>
-        </w:rPr>
-        <w:lastRenderedPageBreak/>
-        <w:t>faturação, para verificação do cumprimento das obrigações assumidas no presente Protocolo.</w:t>
+        <w:t xml:space="preserve"> de faturação, para verificação do cumprimento das obrigações assumidas no presente Protocolo.</w:t>
       </w:r>
     </w:p>
     <w:bookmarkEnd w:id="2"/>
@@ -2081,7 +2369,23 @@
           <w:sz w:val="20"/>
           <w:szCs w:val="20"/>
         </w:rPr>
-        <w:t xml:space="preserve">Pela AMA: </w:t>
+        <w:t xml:space="preserve">Pela </w:t>
+      </w:r>
+      <w:r>
+        <w:rPr>
+          <w:rFonts w:ascii="Aptos" w:hAnsi="Aptos" w:cs="Calibri"/>
+          <w:sz w:val="20"/>
+          <w:szCs w:val="20"/>
+        </w:rPr>
+        <w:t>ARTE</w:t>
+      </w:r>
+      <w:r>
+        <w:rPr>
+          <w:rFonts w:ascii="Aptos" w:hAnsi="Aptos" w:cs="Calibri"/>
+          <w:sz w:val="20"/>
+          <w:szCs w:val="20"/>
+        </w:rPr>
+        <w:t xml:space="preserve">: </w:t>
       </w:r>
       <w:hyperlink r:id="rId11" w:history="1">
         <w:r>
@@ -2091,7 +2395,25 @@
             <w:sz w:val="20"/>
             <w:szCs w:val="20"/>
           </w:rPr>
-          <w:t>protocolos@ama.gov.pt</w:t>
+          <w:t>protocolos@</w:t>
+        </w:r>
+        <w:r>
+          <w:rPr>
+            <w:rStyle w:val="Hyperlink"/>
+            <w:rFonts w:ascii="Aptos" w:hAnsi="Aptos" w:cs="Calibri"/>
+            <w:sz w:val="20"/>
+            <w:szCs w:val="20"/>
+          </w:rPr>
+          <w:t>ARTE</w:t>
+        </w:r>
+        <w:r>
+          <w:rPr>
+            <w:rStyle w:val="Hyperlink"/>
+            <w:rFonts w:ascii="Aptos" w:hAnsi="Aptos" w:cs="Calibri"/>
+            <w:sz w:val="20"/>
+            <w:szCs w:val="20"/>
+          </w:rPr>
+          <w:t>.gov.pt</w:t>
         </w:r>
       </w:hyperlink>
       <w:r>
@@ -2195,7 +2517,7 @@
           <w:sz w:val="20"/>
           <w:szCs w:val="20"/>
         </w:rPr>
-        <w:t xml:space="preserve">Pela AMA: </w:t>
+        <w:t xml:space="preserve">Pela </w:t>
       </w:r>
       <w:r>
         <w:rPr>
@@ -2203,25 +2525,23 @@
           <w:sz w:val="20"/>
           <w:szCs w:val="20"/>
         </w:rPr>
-        <w:t xml:space="preserve">Equipa de </w:t>
-      </w:r>
-      <w:proofErr w:type="spellStart"/>
+        <w:t>ARTE</w:t>
+      </w:r>
       <w:r>
         <w:rPr>
           <w:rFonts w:ascii="Aptos" w:hAnsi="Aptos" w:cs="Calibri"/>
           <w:sz w:val="20"/>
           <w:szCs w:val="20"/>
         </w:rPr>
-        <w:t>Eid</w:t>
-      </w:r>
-      <w:proofErr w:type="spellEnd"/>
+        <w:t xml:space="preserve">: </w:t>
+      </w:r>
       <w:r>
         <w:rPr>
           <w:rFonts w:ascii="Aptos" w:hAnsi="Aptos" w:cs="Calibri"/>
           <w:sz w:val="20"/>
           <w:szCs w:val="20"/>
         </w:rPr>
-        <w:t xml:space="preserve"> - </w:t>
+        <w:t xml:space="preserve">Equipa de Eid - </w:t>
       </w:r>
       <w:hyperlink r:id="rId12" w:history="1">
         <w:r>
@@ -2231,7 +2551,25 @@
             <w:sz w:val="20"/>
             <w:szCs w:val="20"/>
           </w:rPr>
-          <w:t>eid@ama.gov.pt</w:t>
+          <w:t>eid@</w:t>
+        </w:r>
+        <w:r>
+          <w:rPr>
+            <w:rStyle w:val="Hyperlink"/>
+            <w:rFonts w:ascii="Aptos" w:hAnsi="Aptos" w:cs="Calibri"/>
+            <w:sz w:val="20"/>
+            <w:szCs w:val="20"/>
+          </w:rPr>
+          <w:t>ARTE</w:t>
+        </w:r>
+        <w:r>
+          <w:rPr>
+            <w:rStyle w:val="Hyperlink"/>
+            <w:rFonts w:ascii="Aptos" w:hAnsi="Aptos" w:cs="Calibri"/>
+            <w:sz w:val="20"/>
+            <w:szCs w:val="20"/>
+          </w:rPr>
+          <w:t>.gov.pt</w:t>
         </w:r>
       </w:hyperlink>
       <w:r>
@@ -2474,6 +2812,7 @@
           <w:sz w:val="20"/>
           <w:szCs w:val="20"/>
         </w:rPr>
+        <w:lastRenderedPageBreak/>
         <w:t xml:space="preserve">Os dados pessoais comunicados ao abrigo do presente </w:t>
       </w:r>
       <w:r>
@@ -2740,7 +3079,23 @@
           <w:sz w:val="20"/>
           <w:szCs w:val="20"/>
         </w:rPr>
-        <w:t>, são considerados responsáveis pelo tratamento o Segundo Outorgante e subcontratante a AMA.</w:t>
+        <w:t xml:space="preserve">, são considerados responsáveis pelo tratamento o Segundo Outorgante e subcontratante a </w:t>
+      </w:r>
+      <w:r>
+        <w:rPr>
+          <w:rFonts w:ascii="Aptos" w:hAnsi="Aptos"/>
+          <w:sz w:val="20"/>
+          <w:szCs w:val="20"/>
+        </w:rPr>
+        <w:t>ARTE</w:t>
+      </w:r>
+      <w:r>
+        <w:rPr>
+          <w:rFonts w:ascii="Aptos" w:hAnsi="Aptos"/>
+          <w:sz w:val="20"/>
+          <w:szCs w:val="20"/>
+        </w:rPr>
+        <w:t>.</w:t>
       </w:r>
     </w:p>
     <w:p>
@@ -3060,6 +3415,7 @@
           <w:szCs w:val="20"/>
           <w:lang w:val="pt-PT" w:eastAsia="pt-PT"/>
         </w:rPr>
+        <w:lastRenderedPageBreak/>
         <w:t>Garantir o exercício de qualquer dos direitos dos titulares dos dados pessoais, que sejam aplicáveis;</w:t>
       </w:r>
     </w:p>
@@ -3523,6 +3879,7 @@
           <w:sz w:val="20"/>
           <w:szCs w:val="20"/>
         </w:rPr>
+        <w:lastRenderedPageBreak/>
         <w:t xml:space="preserve">O objeto da auditoria e/ou inspeção se limite aos meios utilizados na execução das atividades de tratamento definidas para cumprimento das finalidades definidas no presente </w:t>
       </w:r>
       <w:r>
@@ -3694,7 +4051,6 @@
           <w:szCs w:val="20"/>
           <w:lang w:val="pt-PT" w:eastAsia="pt-PT"/>
         </w:rPr>
-        <w:lastRenderedPageBreak/>
         <w:t>Prestar assistência aos responsáveis pelo tratamento, na medida do possível, através de medidas técnicas e organizativas adequadas, para permitir que este cumpra a sua obrigação de dar resposta aos pedidos dos titulares dos dados tendo em vista o exercício dos seus direitos;</w:t>
       </w:r>
     </w:p>
@@ -3882,6 +4238,7 @@
           <w:szCs w:val="20"/>
           <w:lang w:val="pt-PT" w:eastAsia="pt-PT"/>
         </w:rPr>
+        <w:lastRenderedPageBreak/>
         <w:t>Para garantia de cumprimento do disposto no artigo 32.º do RGPD, os outorgantes comprometem-se a adotar padrões de segurança organizacional e tecnológica, com recurso a práticas eficazes na gestão de segurança da informação, para efeitos de proteção da confidencialidade, integridade e disponibilidade.</w:t>
       </w:r>
     </w:p>
@@ -4050,7 +4407,6 @@
           <w:szCs w:val="20"/>
           <w:lang w:val="pt-PT" w:eastAsia="pt-PT"/>
         </w:rPr>
-        <w:lastRenderedPageBreak/>
         <w:t xml:space="preserve">A obrigação de confidencialidade prevista na presente cláusula, vincula as Partes durante a vigência do presente contrato e subsiste após a sua cessação, independentemente da causa da sua cessação. </w:t>
       </w:r>
     </w:p>
@@ -4287,6 +4643,7 @@
           <w:sz w:val="20"/>
           <w:szCs w:val="20"/>
         </w:rPr>
+        <w:lastRenderedPageBreak/>
         <w:t>Cláusula 12.ª</w:t>
       </w:r>
     </w:p>
@@ -4556,16 +4913,7 @@
           <w:sz w:val="20"/>
           <w:szCs w:val="20"/>
         </w:rPr>
-        <w:t xml:space="preserve">O exercício das competências a que se refere o presente Protocolo obedece estritamente às </w:t>
-      </w:r>
-      <w:r>
-        <w:rPr>
-          <w:rFonts w:ascii="Aptos" w:hAnsi="Aptos" w:cstheme="minorHAnsi"/>
-          <w:sz w:val="20"/>
-          <w:szCs w:val="20"/>
-        </w:rPr>
-        <w:lastRenderedPageBreak/>
-        <w:t>disposições do Decreto-Lei n.º 28/2019, de 15 de fevereiro, na sua redação atual, da Lei n.º 7/2007, de 5 de fevereiro, na sua redação atual, da Lei n.º 37/2014, de 26 de junho, na sua redação atual, do artigo 54</w:t>
+        <w:t>O exercício das competências a que se refere o presente Protocolo obedece estritamente às disposições do Decreto-Lei n.º 28/2019, de 15 de fevereiro, na sua redação atual, da Lei n.º 7/2007, de 5 de fevereiro, na sua redação atual, da Lei n.º 37/2014, de 26 de junho, na sua redação atual, do artigo 54</w:t>
       </w:r>
       <w:r>
         <w:rPr>
@@ -4716,7 +5064,23 @@
           <w:sz w:val="20"/>
           <w:szCs w:val="20"/>
         </w:rPr>
-        <w:t>A AMA pode suspender ou cessar a utilização do SAFE, em qualquer uma das aplicações do Segundo Outorgante, caso verifique alguma situação de incumprimento do presente Protocolo.</w:t>
+        <w:t xml:space="preserve">A </w:t>
+      </w:r>
+      <w:r>
+        <w:rPr>
+          <w:rFonts w:ascii="Aptos" w:hAnsi="Aptos" w:cstheme="minorHAnsi"/>
+          <w:sz w:val="20"/>
+          <w:szCs w:val="20"/>
+        </w:rPr>
+        <w:t>ARTE</w:t>
+      </w:r>
+      <w:r>
+        <w:rPr>
+          <w:rFonts w:ascii="Aptos" w:hAnsi="Aptos" w:cstheme="minorHAnsi"/>
+          <w:sz w:val="20"/>
+          <w:szCs w:val="20"/>
+        </w:rPr>
+        <w:t xml:space="preserve"> pode suspender ou cessar a utilização do SAFE, em qualquer uma das aplicações do Segundo Outorgante, caso verifique alguma situação de incumprimento do presente Protocolo.</w:t>
       </w:r>
     </w:p>
     <w:p>
@@ -4908,7 +5272,23 @@
           <w:sz w:val="20"/>
           <w:szCs w:val="20"/>
         </w:rPr>
-        <w:t xml:space="preserve">Pela AMA </w:t>
+        <w:t xml:space="preserve">Pela </w:t>
+      </w:r>
+      <w:r>
+        <w:rPr>
+          <w:rFonts w:ascii="Aptos" w:hAnsi="Aptos" w:cstheme="minorHAnsi"/>
+          <w:sz w:val="20"/>
+          <w:szCs w:val="20"/>
+        </w:rPr>
+        <w:t>ARTE</w:t>
+      </w:r>
+      <w:r>
+        <w:rPr>
+          <w:rFonts w:ascii="Aptos" w:hAnsi="Aptos" w:cstheme="minorHAnsi"/>
+          <w:sz w:val="20"/>
+          <w:szCs w:val="20"/>
+        </w:rPr>
+        <w:t xml:space="preserve"> </w:t>
       </w:r>
       <w:r>
         <w:rPr>
@@ -5399,107 +5779,7 @@
                 <w:szCs w:val="20"/>
                 <w:lang w:bidi="pt-PT"/>
               </w:rPr>
-              <w:t xml:space="preserve">Nome Próprio, Apelido, Data de Nascimento, Tipo de documento (se cidadão estrangeiro), Data de expiração do documento de identificação, Nº do documento (se cidadão estrangeiro), Nacionalidade do documento, Nº de Identificação Civil (se cidadão português), NIPC, </w:t>
-            </w:r>
-            <w:proofErr w:type="spellStart"/>
-            <w:r>
-              <w:rPr>
-                <w:rFonts w:ascii="Aptos" w:hAnsi="Aptos" w:cstheme="minorHAnsi"/>
-                <w:sz w:val="20"/>
-                <w:szCs w:val="20"/>
-                <w:lang w:bidi="pt-PT"/>
-              </w:rPr>
-              <w:t>Credential</w:t>
-            </w:r>
-            <w:proofErr w:type="spellEnd"/>
-            <w:r>
-              <w:rPr>
-                <w:rFonts w:ascii="Aptos" w:hAnsi="Aptos" w:cstheme="minorHAnsi"/>
-                <w:sz w:val="20"/>
-                <w:szCs w:val="20"/>
-                <w:lang w:bidi="pt-PT"/>
-              </w:rPr>
-              <w:t xml:space="preserve"> ID, Access </w:t>
-            </w:r>
-            <w:proofErr w:type="spellStart"/>
-            <w:r>
-              <w:rPr>
-                <w:rFonts w:ascii="Aptos" w:hAnsi="Aptos" w:cstheme="minorHAnsi"/>
-                <w:sz w:val="20"/>
-                <w:szCs w:val="20"/>
-                <w:lang w:bidi="pt-PT"/>
-              </w:rPr>
-              <w:t>Token</w:t>
-            </w:r>
-            <w:proofErr w:type="spellEnd"/>
-            <w:r>
-              <w:rPr>
-                <w:rFonts w:ascii="Aptos" w:hAnsi="Aptos" w:cstheme="minorHAnsi"/>
-                <w:sz w:val="20"/>
-                <w:szCs w:val="20"/>
-                <w:lang w:bidi="pt-PT"/>
-              </w:rPr>
-              <w:t xml:space="preserve">, </w:t>
-            </w:r>
-            <w:proofErr w:type="spellStart"/>
-            <w:r>
-              <w:rPr>
-                <w:rFonts w:ascii="Aptos" w:hAnsi="Aptos" w:cstheme="minorHAnsi"/>
-                <w:sz w:val="20"/>
-                <w:szCs w:val="20"/>
-                <w:lang w:bidi="pt-PT"/>
-              </w:rPr>
-              <w:t>Refresh</w:t>
-            </w:r>
-            <w:proofErr w:type="spellEnd"/>
-            <w:r>
-              <w:rPr>
-                <w:rFonts w:ascii="Aptos" w:hAnsi="Aptos" w:cstheme="minorHAnsi"/>
-                <w:sz w:val="20"/>
-                <w:szCs w:val="20"/>
-                <w:lang w:bidi="pt-PT"/>
-              </w:rPr>
-              <w:t xml:space="preserve"> </w:t>
-            </w:r>
-            <w:proofErr w:type="spellStart"/>
-            <w:r>
-              <w:rPr>
-                <w:rFonts w:ascii="Aptos" w:hAnsi="Aptos" w:cstheme="minorHAnsi"/>
-                <w:sz w:val="20"/>
-                <w:szCs w:val="20"/>
-                <w:lang w:bidi="pt-PT"/>
-              </w:rPr>
-              <w:t>Token</w:t>
-            </w:r>
-            <w:proofErr w:type="spellEnd"/>
-            <w:r>
-              <w:rPr>
-                <w:rFonts w:ascii="Aptos" w:hAnsi="Aptos" w:cstheme="minorHAnsi"/>
-                <w:sz w:val="20"/>
-                <w:szCs w:val="20"/>
-                <w:lang w:bidi="pt-PT"/>
-              </w:rPr>
-              <w:t xml:space="preserve">, Par de chaves assimétricas, Certificado qualificado SAFE, Serial </w:t>
-            </w:r>
-            <w:proofErr w:type="spellStart"/>
-            <w:r>
-              <w:rPr>
-                <w:rFonts w:ascii="Aptos" w:hAnsi="Aptos" w:cstheme="minorHAnsi"/>
-                <w:sz w:val="20"/>
-                <w:szCs w:val="20"/>
-                <w:lang w:bidi="pt-PT"/>
-              </w:rPr>
-              <w:t>Number</w:t>
-            </w:r>
-            <w:proofErr w:type="spellEnd"/>
-            <w:r>
-              <w:rPr>
-                <w:rFonts w:ascii="Aptos" w:hAnsi="Aptos" w:cstheme="minorHAnsi"/>
-                <w:sz w:val="20"/>
-                <w:szCs w:val="20"/>
-                <w:lang w:bidi="pt-PT"/>
-              </w:rPr>
-              <w:t xml:space="preserve"> (identificador do documento do cidadão), Informação adicional, Email associado à conta</w:t>
+              <w:t>Nome Próprio, Apelido, Data de Nascimento, Tipo de documento (se cidadão estrangeiro), Data de expiração do documento de identificação, Nº do documento (se cidadão estrangeiro), Nacionalidade do documento, Nº de Identificação Civil (se cidadão português), NIPC, Credential ID, Access Token, Refresh Token, Par de chaves assimétricas, Certificado qualificado SAFE, Serial Number (identificador do documento do cidadão), Informação adicional, Email associado à conta</w:t>
             </w:r>
           </w:p>
           <w:p>
@@ -5565,9 +5845,8 @@
                 <w:szCs w:val="20"/>
                 <w:lang w:bidi="pt-PT"/>
               </w:rPr>
-              <w:t xml:space="preserve">Limite de assinaturas, Número de assinaturas realizadas, Data de validade da conta de assinatura, Nome do documento, Nome do software de faturação que é utilizado no momento da assinatura, </w:t>
+              <w:t xml:space="preserve">Limite de assinaturas, Número de assinaturas realizadas, Data de validade da conta de assinatura, Nome do documento, Nome do software de faturação que é utilizado no momento da assinatura, hash a assinar, hash </w:t>
             </w:r>
-            <w:proofErr w:type="spellStart"/>
             <w:r>
               <w:rPr>
                 <w:rFonts w:ascii="Aptos" w:hAnsi="Aptos" w:cstheme="minorHAnsi"/>
@@ -5575,37 +5854,8 @@
                 <w:szCs w:val="20"/>
                 <w:lang w:bidi="pt-PT"/>
               </w:rPr>
-              <w:t>hash</w:t>
-            </w:r>
-            <w:proofErr w:type="spellEnd"/>
-            <w:r>
-              <w:rPr>
-                <w:rFonts w:ascii="Aptos" w:hAnsi="Aptos" w:cstheme="minorHAnsi"/>
-                <w:sz w:val="20"/>
-                <w:szCs w:val="20"/>
-                <w:lang w:bidi="pt-PT"/>
-              </w:rPr>
-              <w:t xml:space="preserve"> a assinar, </w:t>
-            </w:r>
-            <w:proofErr w:type="spellStart"/>
-            <w:r>
-              <w:rPr>
-                <w:rFonts w:ascii="Aptos" w:hAnsi="Aptos" w:cstheme="minorHAnsi"/>
-                <w:sz w:val="20"/>
-                <w:szCs w:val="20"/>
-                <w:lang w:bidi="pt-PT"/>
-              </w:rPr>
-              <w:t>hash</w:t>
-            </w:r>
-            <w:proofErr w:type="spellEnd"/>
-            <w:r>
-              <w:rPr>
-                <w:rFonts w:ascii="Aptos" w:hAnsi="Aptos" w:cstheme="minorHAnsi"/>
-                <w:sz w:val="20"/>
-                <w:szCs w:val="20"/>
-                <w:lang w:bidi="pt-PT"/>
-              </w:rPr>
-              <w:t xml:space="preserve"> assinada, Data de assinatura e Nome do ficheiro assinado.</w:t>
+              <w:lastRenderedPageBreak/>
+              <w:t>assinada, Data de assinatura e Nome do ficheiro assinado.</w:t>
             </w:r>
           </w:p>
           <w:p>
@@ -5692,7 +5942,23 @@
                 <w:sz w:val="20"/>
                 <w:szCs w:val="20"/>
               </w:rPr>
-              <w:t>Disponibilização em programas informáticos de faturação do serviço de assinatura de faturas eletrónicas (SAFE)</w:t>
+              <w:t>Disponibilização em progr</w:t>
+            </w:r>
+            <w:r>
+              <w:rPr>
+                <w:rFonts w:ascii="Aptos" w:hAnsi="Aptos"/>
+                <w:sz w:val="20"/>
+                <w:szCs w:val="20"/>
+              </w:rPr>
+              <w:t>ARTE</w:t>
+            </w:r>
+            <w:r>
+              <w:rPr>
+                <w:rFonts w:ascii="Aptos" w:hAnsi="Aptos"/>
+                <w:sz w:val="20"/>
+                <w:szCs w:val="20"/>
+              </w:rPr>
+              <w:t>s informáticos de faturação do serviço de assinatura de faturas eletrónicas (SAFE)</w:t>
             </w:r>
           </w:p>
           <w:p>
@@ -6207,7 +6473,27 @@
                   <w:szCs w:val="20"/>
                   <w:lang w:bidi="pt-PT"/>
                 </w:rPr>
-                <w:t>dpo@ama.gov.pt</w:t>
+                <w:t>dpo@</w:t>
+              </w:r>
+              <w:r>
+                <w:rPr>
+                  <w:rStyle w:val="Hyperlink"/>
+                  <w:rFonts w:ascii="Aptos" w:hAnsi="Aptos" w:cs="Calibri"/>
+                  <w:sz w:val="20"/>
+                  <w:szCs w:val="20"/>
+                  <w:lang w:bidi="pt-PT"/>
+                </w:rPr>
+                <w:t>ARTE</w:t>
+              </w:r>
+              <w:r>
+                <w:rPr>
+                  <w:rStyle w:val="Hyperlink"/>
+                  <w:rFonts w:ascii="Aptos" w:hAnsi="Aptos" w:cs="Calibri"/>
+                  <w:sz w:val="20"/>
+                  <w:szCs w:val="20"/>
+                  <w:lang w:bidi="pt-PT"/>
+                </w:rPr>
+                <w:t>.gov.pt</w:t>
               </w:r>
             </w:hyperlink>
           </w:p>
@@ -6294,12 +6580,8 @@
       </w:pPr>
     </w:p>
     <w:sectPr>
-      <w:headerReference w:type="even" r:id="rId15"/>
-      <w:headerReference w:type="default" r:id="rId16"/>
-      <w:footerReference w:type="even" r:id="rId17"/>
-      <w:footerReference w:type="default" r:id="rId18"/>
-      <w:headerReference w:type="first" r:id="rId19"/>
-      <w:footerReference w:type="first" r:id="rId20"/>
+      <w:headerReference w:type="default" r:id="rId15"/>
+      <w:footerReference w:type="default" r:id="rId16"/>
       <w:pgSz w:w="11906" w:h="16838"/>
       <w:pgMar w:top="1417" w:right="1701" w:bottom="1417" w:left="1701" w:header="708" w:footer="708" w:gutter="0"/>
       <w:cols w:space="708"/>
@@ -6412,16 +6694,6 @@
 </file>
 
 <file path=word/footer1.xml><?xml version="1.0" encoding="utf-8"?>
-<w:ftr xmlns:wpc="http://schemas.microsoft.com/office/word/2010/wordprocessingCanvas" xmlns:cx="http://schemas.microsoft.com/office/drawing/2014/chartex" xmlns:cx1="http://schemas.microsoft.com/office/drawing/2015/9/8/chartex" xmlns:cx2="http://schemas.microsoft.com/office/drawing/2015/10/21/chartex" xmlns:cx3="http://schemas.microsoft.com/office/drawing/2016/5/9/chartex" xmlns:cx4="http://schemas.microsoft.com/office/drawing/2016/5/10/chartex" xmlns:cx5="http://schemas.microsoft.com/office/drawing/2016/5/11/chartex" xmlns:cx6="http://schemas.microsoft.com/office/drawing/2016/5/12/chartex" xmlns:cx7="http://schemas.microsoft.com/office/drawing/2016/5/13/chartex" xmlns:cx8="http://schemas.microsoft.com/office/drawing/2016/5/14/chartex" xmlns:mc="http://schemas.openxmlformats.org/markup-compatibility/2006" xmlns:aink="http://schemas.microsoft.com/office/drawing/2016/ink" xmlns:am3d="http://schemas.microsoft.com/office/drawing/2017/model3d" xmlns:o="urn:schemas-microsoft-com:office:office" xmlns:oel="http://schemas.microsoft.com/office/2019/extlst" xmlns:r="http://schemas.openxmlformats.org/officeDocument/2006/relationships" xmlns:m="http://schemas.openxmlformats.org/officeDocument/2006/math" xmlns:v="urn:schemas-microsoft-com:vml" xmlns:wp14="http://schemas.microsoft.com/office/word/2010/wordprocessingDrawing" xmlns:wp="http://schemas.openxmlformats.org/drawingml/2006/wordprocessingDrawing" xmlns:w10="urn:schemas-microsoft-com:office:word" xmlns:w="http://schemas.openxmlformats.org/wordprocessingml/2006/main" xmlns:w14="http://schemas.microsoft.com/office/word/2010/wordml" xmlns:w15="http://schemas.microsoft.com/office/word/2012/wordml" xmlns:w16cex="http://schemas.microsoft.com/office/word/2018/wordml/cex" xmlns:w16cid="http://schemas.microsoft.com/office/word/2016/wordml/cid" xmlns:w16="http://schemas.microsoft.com/office/word/2018/wordml" xmlns:w16du="http://schemas.microsoft.com/office/word/2023/wordml/word16du" xmlns:w16sdtdh="http://schemas.microsoft.com/office/word/2020/wordml/sdtdatahash" xmlns:w16sdtfl="http://schemas.microsoft.com/office/word/2024/wordml/sdtformatlock" xmlns:w16se="http://schemas.microsoft.com/office/word/2015/wordml/symex" xmlns:wpg="http://schemas.microsoft.com/office/word/2010/wordprocessingGroup" xmlns:wpi="http://schemas.microsoft.com/office/word/2010/wordprocessingInk" xmlns:wne="http://schemas.microsoft.com/office/word/2006/wordml" xmlns:wps="http://schemas.microsoft.com/office/word/2010/wordprocessingShape" mc:Ignorable="w14 w15 w16se w16cid w16 w16cex w16sdtdh w16sdtfl w16du wp14">
-  <w:p>
-    <w:pPr>
-      <w:pStyle w:val="Footer"/>
-    </w:pPr>
-  </w:p>
-</w:ftr>
-</file>
-
-<file path=word/footer2.xml><?xml version="1.0" encoding="utf-8"?>
 <w:ftr xmlns:wpc="http://schemas.microsoft.com/office/word/2010/wordprocessingCanvas" xmlns:cx="http://schemas.microsoft.com/office/drawing/2014/chartex" xmlns:cx1="http://schemas.microsoft.com/office/drawing/2015/9/8/chartex" xmlns:cx2="http://schemas.microsoft.com/office/drawing/2015/10/21/chartex" xmlns:cx3="http://schemas.microsoft.com/office/drawing/2016/5/9/chartex" xmlns:cx4="http://schemas.microsoft.com/office/drawing/2016/5/10/chartex" xmlns:cx5="http://schemas.microsoft.com/office/drawing/2016/5/11/chartex" xmlns:cx6="http://schemas.microsoft.com/office/drawing/2016/5/12/chartex" xmlns:cx7="http://schemas.microsoft.com/office/drawing/2016/5/13/chartex" xmlns:cx8="http://schemas.microsoft.com/office/drawing/2016/5/14/chartex" xmlns:mc="http://schemas.openxmlformats.org/markup-compatibility/2006" xmlns:aink="http://schemas.microsoft.com/office/drawing/2016/ink" xmlns:am3d="http://schemas.microsoft.com/office/drawing/2017/model3d" xmlns:o="urn:schemas-microsoft-com:office:office" xmlns:oel="http://schemas.microsoft.com/office/2019/extlst" xmlns:r="http://schemas.openxmlformats.org/officeDocument/2006/relationships" xmlns:m="http://schemas.openxmlformats.org/officeDocument/2006/math" xmlns:v="urn:schemas-microsoft-com:vml" xmlns:wp14="http://schemas.microsoft.com/office/word/2010/wordprocessingDrawing" xmlns:wp="http://schemas.openxmlformats.org/drawingml/2006/wordprocessingDrawing" xmlns:w10="urn:schemas-microsoft-com:office:word" xmlns:w="http://schemas.openxmlformats.org/wordprocessingml/2006/main" xmlns:w14="http://schemas.microsoft.com/office/word/2010/wordml" xmlns:w15="http://schemas.microsoft.com/office/word/2012/wordml" xmlns:w16cex="http://schemas.microsoft.com/office/word/2018/wordml/cex" xmlns:w16cid="http://schemas.microsoft.com/office/word/2016/wordml/cid" xmlns:w16="http://schemas.microsoft.com/office/word/2018/wordml" xmlns:w16du="http://schemas.microsoft.com/office/word/2023/wordml/word16du" xmlns:w16sdtdh="http://schemas.microsoft.com/office/word/2020/wordml/sdtdatahash" xmlns:w16sdtfl="http://schemas.microsoft.com/office/word/2024/wordml/sdtformatlock" xmlns:w16se="http://schemas.microsoft.com/office/word/2015/wordml/symex" xmlns:wpg="http://schemas.microsoft.com/office/word/2010/wordprocessingGroup" xmlns:wpi="http://schemas.microsoft.com/office/word/2010/wordprocessingInk" xmlns:wne="http://schemas.microsoft.com/office/word/2006/wordml" xmlns:wps="http://schemas.microsoft.com/office/word/2010/wordprocessingShape" mc:Ignorable="w14 w15 w16se w16cid w16 w16cex w16sdtdh w16sdtfl w16du wp14">
   <w:p>
     <w:pPr>
@@ -6749,16 +7021,6 @@
 </w:ftr>
 </file>
 
-<file path=word/footer3.xml><?xml version="1.0" encoding="utf-8"?>
-<w:ftr xmlns:wpc="http://schemas.microsoft.com/office/word/2010/wordprocessingCanvas" xmlns:cx="http://schemas.microsoft.com/office/drawing/2014/chartex" xmlns:cx1="http://schemas.microsoft.com/office/drawing/2015/9/8/chartex" xmlns:cx2="http://schemas.microsoft.com/office/drawing/2015/10/21/chartex" xmlns:cx3="http://schemas.microsoft.com/office/drawing/2016/5/9/chartex" xmlns:cx4="http://schemas.microsoft.com/office/drawing/2016/5/10/chartex" xmlns:cx5="http://schemas.microsoft.com/office/drawing/2016/5/11/chartex" xmlns:cx6="http://schemas.microsoft.com/office/drawing/2016/5/12/chartex" xmlns:cx7="http://schemas.microsoft.com/office/drawing/2016/5/13/chartex" xmlns:cx8="http://schemas.microsoft.com/office/drawing/2016/5/14/chartex" xmlns:mc="http://schemas.openxmlformats.org/markup-compatibility/2006" xmlns:aink="http://schemas.microsoft.com/office/drawing/2016/ink" xmlns:am3d="http://schemas.microsoft.com/office/drawing/2017/model3d" xmlns:o="urn:schemas-microsoft-com:office:office" xmlns:oel="http://schemas.microsoft.com/office/2019/extlst" xmlns:r="http://schemas.openxmlformats.org/officeDocument/2006/relationships" xmlns:m="http://schemas.openxmlformats.org/officeDocument/2006/math" xmlns:v="urn:schemas-microsoft-com:vml" xmlns:wp14="http://schemas.microsoft.com/office/word/2010/wordprocessingDrawing" xmlns:wp="http://schemas.openxmlformats.org/drawingml/2006/wordprocessingDrawing" xmlns:w10="urn:schemas-microsoft-com:office:word" xmlns:w="http://schemas.openxmlformats.org/wordprocessingml/2006/main" xmlns:w14="http://schemas.microsoft.com/office/word/2010/wordml" xmlns:w15="http://schemas.microsoft.com/office/word/2012/wordml" xmlns:w16cex="http://schemas.microsoft.com/office/word/2018/wordml/cex" xmlns:w16cid="http://schemas.microsoft.com/office/word/2016/wordml/cid" xmlns:w16="http://schemas.microsoft.com/office/word/2018/wordml" xmlns:w16du="http://schemas.microsoft.com/office/word/2023/wordml/word16du" xmlns:w16sdtdh="http://schemas.microsoft.com/office/word/2020/wordml/sdtdatahash" xmlns:w16sdtfl="http://schemas.microsoft.com/office/word/2024/wordml/sdtformatlock" xmlns:w16se="http://schemas.microsoft.com/office/word/2015/wordml/symex" xmlns:wpg="http://schemas.microsoft.com/office/word/2010/wordprocessingGroup" xmlns:wpi="http://schemas.microsoft.com/office/word/2010/wordprocessingInk" xmlns:wne="http://schemas.microsoft.com/office/word/2006/wordml" xmlns:wps="http://schemas.microsoft.com/office/word/2010/wordprocessingShape" mc:Ignorable="w14 w15 w16se w16cid w16 w16cex w16sdtdh w16sdtfl w16du wp14">
-  <w:p>
-    <w:pPr>
-      <w:pStyle w:val="Footer"/>
-    </w:pPr>
-  </w:p>
-</w:ftr>
-</file>
-
 <file path=word/footnotes.xml><?xml version="1.0" encoding="utf-8"?>
 <w:footnotes xmlns:wpc="http://schemas.microsoft.com/office/word/2010/wordprocessingCanvas" xmlns:cx="http://schemas.microsoft.com/office/drawing/2014/chartex" xmlns:cx1="http://schemas.microsoft.com/office/drawing/2015/9/8/chartex" xmlns:cx2="http://schemas.microsoft.com/office/drawing/2015/10/21/chartex" xmlns:cx3="http://schemas.microsoft.com/office/drawing/2016/5/9/chartex" xmlns:cx4="http://schemas.microsoft.com/office/drawing/2016/5/10/chartex" xmlns:cx5="http://schemas.microsoft.com/office/drawing/2016/5/11/chartex" xmlns:cx6="http://schemas.microsoft.com/office/drawing/2016/5/12/chartex" xmlns:cx7="http://schemas.microsoft.com/office/drawing/2016/5/13/chartex" xmlns:cx8="http://schemas.microsoft.com/office/drawing/2016/5/14/chartex" xmlns:mc="http://schemas.openxmlformats.org/markup-compatibility/2006" xmlns:aink="http://schemas.microsoft.com/office/drawing/2016/ink" xmlns:am3d="http://schemas.microsoft.com/office/drawing/2017/model3d" xmlns:o="urn:schemas-microsoft-com:office:office" xmlns:oel="http://schemas.microsoft.com/office/2019/extlst" xmlns:r="http://schemas.openxmlformats.org/officeDocument/2006/relationships" xmlns:m="http://schemas.openxmlformats.org/officeDocument/2006/math" xmlns:v="urn:schemas-microsoft-com:vml" xmlns:wp14="http://schemas.microsoft.com/office/word/2010/wordprocessingDrawing" xmlns:wp="http://schemas.openxmlformats.org/drawingml/2006/wordprocessingDrawing" xmlns:w10="urn:schemas-microsoft-com:office:word" xmlns:w="http://schemas.openxmlformats.org/wordprocessingml/2006/main" xmlns:w14="http://schemas.microsoft.com/office/word/2010/wordml" xmlns:w15="http://schemas.microsoft.com/office/word/2012/wordml" xmlns:w16cex="http://schemas.microsoft.com/office/word/2018/wordml/cex" xmlns:w16cid="http://schemas.microsoft.com/office/word/2016/wordml/cid" xmlns:w16="http://schemas.microsoft.com/office/word/2018/wordml" xmlns:w16du="http://schemas.microsoft.com/office/word/2023/wordml/word16du" xmlns:w16sdtdh="http://schemas.microsoft.com/office/word/2020/wordml/sdtdatahash" xmlns:w16sdtfl="http://schemas.microsoft.com/office/word/2024/wordml/sdtformatlock" xmlns:w16se="http://schemas.microsoft.com/office/word/2015/wordml/symex" xmlns:wpg="http://schemas.microsoft.com/office/word/2010/wordprocessingGroup" xmlns:wpi="http://schemas.microsoft.com/office/word/2010/wordprocessingInk" xmlns:wne="http://schemas.microsoft.com/office/word/2006/wordml" xmlns:wps="http://schemas.microsoft.com/office/word/2010/wordprocessingShape" mc:Ignorable="w14 w15 w16se w16cid w16 w16cex w16sdtdh w16sdtfl w16du wp14">
   <w:footnote w:type="separator" w:id="-1">
@@ -6810,7 +7072,25 @@
           <w:szCs w:val="16"/>
           <w:lang w:val="pt-PT"/>
         </w:rPr>
-        <w:t xml:space="preserve">Identificar as categorias de dados pessoais e respetivos dados pessoais, que deverão ser tratados pela AMA para a prestação do serviço no âmbito do protocolo. A caracterização deverá ser conforme entendimento do formulário disponibilizado pela CNPD em </w:t>
+        <w:t xml:space="preserve">Identificar as categorias de dados pessoais e respetivos dados pessoais, que deverão ser tratados pela </w:t>
+      </w:r>
+      <w:r>
+        <w:rPr>
+          <w:rFonts w:ascii="Aptos" w:hAnsi="Aptos" w:cs="Calibri"/>
+          <w:sz w:val="16"/>
+          <w:szCs w:val="16"/>
+          <w:lang w:val="pt-PT"/>
+        </w:rPr>
+        <w:t>ARTE</w:t>
+      </w:r>
+      <w:r>
+        <w:rPr>
+          <w:rFonts w:ascii="Aptos" w:hAnsi="Aptos" w:cs="Calibri"/>
+          <w:sz w:val="16"/>
+          <w:szCs w:val="16"/>
+          <w:lang w:val="pt-PT"/>
+        </w:rPr>
+        <w:t xml:space="preserve"> para a prestação do serviço no âmbito do protocolo. A caracterização deverá ser conforme entendimento do formulário disponibilizado pela CNPD em </w:t>
       </w:r>
       <w:hyperlink r:id="rId1" w:history="1">
         <w:r>
@@ -6900,31 +7180,18 @@
         </w:rPr>
         <w:t xml:space="preserve"> Identificar quais as medidas de segurança que deverão ser aplicadas aos dados conforme formulário disponibilizado pela CNPD em </w:t>
       </w:r>
-      <w:r>
-        <w:fldChar w:fldCharType="begin"/>
-      </w:r>
-      <w:r>
-        <w:rPr>
-          <w:lang w:val="pt-PT"/>
-        </w:rPr>
-        <w:instrText>HYPERLINK "https://www.cnpd.pt/media/cltpq4bn/templatedocrgpd_sub_v1.xlsx"</w:instrText>
-      </w:r>
-      <w:r>
-        <w:fldChar w:fldCharType="separate"/>
-      </w:r>
-      <w:r>
-        <w:rPr>
-          <w:rStyle w:val="Hyperlink"/>
-          <w:rFonts w:ascii="Aptos" w:hAnsi="Aptos" w:cstheme="minorHAnsi"/>
-          <w:sz w:val="16"/>
-          <w:szCs w:val="16"/>
-          <w:lang w:val="pt-PT"/>
-        </w:rPr>
-        <w:t>https://www.cnpd.pt/media/cltpq4bn/templatedocrgpd_sub_v1.xlsx</w:t>
-      </w:r>
-      <w:r>
-        <w:fldChar w:fldCharType="end"/>
-      </w:r>
+      <w:hyperlink r:id="rId2" w:history="1">
+        <w:r>
+          <w:rPr>
+            <w:rStyle w:val="Hyperlink"/>
+            <w:rFonts w:ascii="Aptos" w:hAnsi="Aptos" w:cstheme="minorHAnsi"/>
+            <w:sz w:val="16"/>
+            <w:szCs w:val="16"/>
+            <w:lang w:val="pt-PT"/>
+          </w:rPr>
+          <w:t>https://www.cnpd.pt/media/cltpq4bn/templatedocrgpd_sub_v1.xlsx</w:t>
+        </w:r>
+      </w:hyperlink>
       <w:r>
         <w:rPr>
           <w:rFonts w:ascii="Aptos" w:hAnsi="Aptos" w:cs="Calibri"/>
@@ -6963,31 +7230,18 @@
         </w:rPr>
         <w:t xml:space="preserve"> Se aplicável, conforme formulário disponibilizado pela CNPD em </w:t>
       </w:r>
-      <w:r>
-        <w:fldChar w:fldCharType="begin"/>
-      </w:r>
-      <w:r>
-        <w:rPr>
-          <w:lang w:val="pt-PT"/>
-        </w:rPr>
-        <w:instrText>HYPERLINK "https://www.cnpd.pt/media/cltpq4bn/templatedocrgpd_sub_v1.xlsx"</w:instrText>
-      </w:r>
-      <w:r>
-        <w:fldChar w:fldCharType="separate"/>
-      </w:r>
-      <w:r>
-        <w:rPr>
-          <w:rStyle w:val="Hyperlink"/>
-          <w:rFonts w:ascii="Aptos" w:hAnsi="Aptos" w:cstheme="minorHAnsi"/>
-          <w:sz w:val="16"/>
-          <w:szCs w:val="16"/>
-          <w:lang w:val="pt-PT"/>
-        </w:rPr>
-        <w:t>https://www.cnpd.pt/media/cltpq4bn/templatedocrgpd_sub_v1.xlsx</w:t>
-      </w:r>
-      <w:r>
-        <w:fldChar w:fldCharType="end"/>
-      </w:r>
+      <w:hyperlink r:id="rId3" w:history="1">
+        <w:r>
+          <w:rPr>
+            <w:rStyle w:val="Hyperlink"/>
+            <w:rFonts w:ascii="Aptos" w:hAnsi="Aptos" w:cstheme="minorHAnsi"/>
+            <w:sz w:val="16"/>
+            <w:szCs w:val="16"/>
+            <w:lang w:val="pt-PT"/>
+          </w:rPr>
+          <w:t>https://www.cnpd.pt/media/cltpq4bn/templatedocrgpd_sub_v1.xlsx</w:t>
+        </w:r>
+      </w:hyperlink>
     </w:p>
   </w:footnote>
 </w:footnotes>
@@ -6999,39 +7253,15 @@
     <w:pPr>
       <w:pStyle w:val="Header"/>
     </w:pPr>
-  </w:p>
-</w:hdr>
-</file>
-
-<file path=word/header2.xml><?xml version="1.0" encoding="utf-8"?>
-<w:hdr xmlns:wpc="http://schemas.microsoft.com/office/word/2010/wordprocessingCanvas" xmlns:cx="http://schemas.microsoft.com/office/drawing/2014/chartex" xmlns:cx1="http://schemas.microsoft.com/office/drawing/2015/9/8/chartex" xmlns:cx2="http://schemas.microsoft.com/office/drawing/2015/10/21/chartex" xmlns:cx3="http://schemas.microsoft.com/office/drawing/2016/5/9/chartex" xmlns:cx4="http://schemas.microsoft.com/office/drawing/2016/5/10/chartex" xmlns:cx5="http://schemas.microsoft.com/office/drawing/2016/5/11/chartex" xmlns:cx6="http://schemas.microsoft.com/office/drawing/2016/5/12/chartex" xmlns:cx7="http://schemas.microsoft.com/office/drawing/2016/5/13/chartex" xmlns:cx8="http://schemas.microsoft.com/office/drawing/2016/5/14/chartex" xmlns:mc="http://schemas.openxmlformats.org/markup-compatibility/2006" xmlns:aink="http://schemas.microsoft.com/office/drawing/2016/ink" xmlns:am3d="http://schemas.microsoft.com/office/drawing/2017/model3d" xmlns:o="urn:schemas-microsoft-com:office:office" xmlns:oel="http://schemas.microsoft.com/office/2019/extlst" xmlns:r="http://schemas.openxmlformats.org/officeDocument/2006/relationships" xmlns:m="http://schemas.openxmlformats.org/officeDocument/2006/math" xmlns:v="urn:schemas-microsoft-com:vml" xmlns:wp14="http://schemas.microsoft.com/office/word/2010/wordprocessingDrawing" xmlns:wp="http://schemas.openxmlformats.org/drawingml/2006/wordprocessingDrawing" xmlns:w10="urn:schemas-microsoft-com:office:word" xmlns:w="http://schemas.openxmlformats.org/wordprocessingml/2006/main" xmlns:w14="http://schemas.microsoft.com/office/word/2010/wordml" xmlns:w15="http://schemas.microsoft.com/office/word/2012/wordml" xmlns:w16cex="http://schemas.microsoft.com/office/word/2018/wordml/cex" xmlns:w16cid="http://schemas.microsoft.com/office/word/2016/wordml/cid" xmlns:w16="http://schemas.microsoft.com/office/word/2018/wordml" xmlns:w16du="http://schemas.microsoft.com/office/word/2023/wordml/word16du" xmlns:w16sdtdh="http://schemas.microsoft.com/office/word/2020/wordml/sdtdatahash" xmlns:w16sdtfl="http://schemas.microsoft.com/office/word/2024/wordml/sdtformatlock" xmlns:w16se="http://schemas.microsoft.com/office/word/2015/wordml/symex" xmlns:wpg="http://schemas.microsoft.com/office/word/2010/wordprocessingGroup" xmlns:wpi="http://schemas.microsoft.com/office/word/2010/wordprocessingInk" xmlns:wne="http://schemas.microsoft.com/office/word/2006/wordml" xmlns:wps="http://schemas.microsoft.com/office/word/2010/wordprocessingShape" mc:Ignorable="w14 w15 w16se w16cid w16 w16cex w16sdtdh w16sdtfl w16du wp14">
-  <w:p>
-    <w:pPr>
-      <w:pStyle w:val="Header"/>
-    </w:pPr>
     <w:r>
       <w:rPr>
-        <w:rFonts w:cs="Arial"/>
-        <w:b/>
-        <w:bCs/>
-        <w:caps/>
         <w:noProof/>
-        <w:color w:val="595959" w:themeColor="text1" w:themeTint="A6"/>
-        <w:lang w:eastAsia="pt-PT"/>
       </w:rPr>
       <w:drawing>
-        <wp:anchor distT="0" distB="0" distL="114300" distR="114300" simplePos="0" relativeHeight="251658752" behindDoc="0" locked="0" layoutInCell="1" allowOverlap="1" wp14:anchorId="037F9560" wp14:editId="6563F73F">
-          <wp:simplePos x="0" y="0"/>
-          <wp:positionH relativeFrom="margin">
-            <wp:posOffset>-61415</wp:posOffset>
-          </wp:positionH>
-          <wp:positionV relativeFrom="paragraph">
-            <wp:posOffset>62514</wp:posOffset>
-          </wp:positionV>
-          <wp:extent cx="2048510" cy="414655"/>
-          <wp:effectExtent l="0" t="0" r="8890" b="4445"/>
-          <wp:wrapNone/>
-          <wp:docPr id="805701799" name="Imagem 805701799" descr="Uma imagem com texto, Tipo de letra, tipografia, Gráficos&#10;&#10;Descrição gerada automaticamente"/>
+        <wp:inline distT="0" distB="0" distL="0" distR="0" wp14:anchorId="3B92D8BB" wp14:editId="22564414">
+          <wp:extent cx="1123810" cy="704762"/>
+          <wp:effectExtent l="0" t="0" r="635" b="635"/>
+          <wp:docPr id="856483396" name="Picture 1" descr="A black and white logo&#10;&#10;AI-generated content may be incorrect."/>
           <wp:cNvGraphicFramePr>
             <a:graphicFrameLocks xmlns:a="http://schemas.openxmlformats.org/drawingml/2006/main" noChangeAspect="1"/>
           </wp:cNvGraphicFramePr>
@@ -7039,45 +7269,30 @@
             <a:graphicData uri="http://schemas.openxmlformats.org/drawingml/2006/picture">
               <pic:pic xmlns:pic="http://schemas.openxmlformats.org/drawingml/2006/picture">
                 <pic:nvPicPr>
-                  <pic:cNvPr id="3" name="Imagem 3" descr="Uma imagem com texto, Tipo de letra, tipografia, Gráficos&#10;&#10;Descrição gerada automaticamente"/>
-                  <pic:cNvPicPr>
-                    <a:picLocks noChangeAspect="1" noChangeArrowheads="1"/>
-                  </pic:cNvPicPr>
+                  <pic:cNvPr id="856483396" name="Picture 1" descr="A black and white logo&#10;&#10;AI-generated content may be incorrect."/>
+                  <pic:cNvPicPr/>
                 </pic:nvPicPr>
                 <pic:blipFill>
-                  <a:blip r:embed="rId1">
-                    <a:extLst>
-                      <a:ext uri="{28A0092B-C50C-407E-A947-70E740481C1C}">
-                        <a14:useLocalDpi xmlns:a14="http://schemas.microsoft.com/office/drawing/2010/main" val="0"/>
-                      </a:ext>
-                    </a:extLst>
-                  </a:blip>
-                  <a:srcRect/>
+                  <a:blip r:embed="rId1"/>
                   <a:stretch>
                     <a:fillRect/>
                   </a:stretch>
                 </pic:blipFill>
-                <pic:spPr bwMode="auto">
+                <pic:spPr>
                   <a:xfrm>
                     <a:off x="0" y="0"/>
-                    <a:ext cx="2048510" cy="414655"/>
+                    <a:ext cx="1123810" cy="704762"/>
                   </a:xfrm>
                   <a:prstGeom prst="rect">
                     <a:avLst/>
                   </a:prstGeom>
-                  <a:noFill/>
                 </pic:spPr>
               </pic:pic>
             </a:graphicData>
           </a:graphic>
-        </wp:anchor>
+        </wp:inline>
       </w:drawing>
     </w:r>
-  </w:p>
-  <w:p>
-    <w:pPr>
-      <w:pStyle w:val="Header"/>
-    </w:pPr>
   </w:p>
   <w:p>
     <w:pPr>
@@ -7243,7 +7458,16 @@
         <w:color w:val="595959" w:themeColor="text1" w:themeTint="A6"/>
         <w:lang w:eastAsia="pt-PT"/>
       </w:rPr>
-      <w:t>-AMA</w:t>
+      <w:t>-</w:t>
+    </w:r>
+    <w:r>
+      <w:rPr>
+        <w:rFonts w:cs="Arial"/>
+        <w:caps/>
+        <w:color w:val="595959" w:themeColor="text1" w:themeTint="A6"/>
+        <w:lang w:eastAsia="pt-PT"/>
+      </w:rPr>
+      <w:t>ARTE</w:t>
     </w:r>
     <w:bookmarkEnd w:id="6"/>
     <w:r>
@@ -7363,7 +7587,29 @@
         <w:color w:val="595959" w:themeColor="text1" w:themeTint="A6"/>
         <w:lang w:eastAsia="pt-PT"/>
       </w:rPr>
-      <w:t>PROTOCOLO ENTRE A AGÊNCIA PARA A MODERNIZAÇÃO ADMINISTRATIVA, I.P. E O</w:t>
+      <w:t xml:space="preserve">PROTOCOLO ENTRE A </w:t>
+    </w:r>
+    <w:r>
+      <w:rPr>
+        <w:rFonts w:cs="Arial"/>
+        <w:b/>
+        <w:bCs/>
+        <w:caps/>
+        <w:color w:val="595959" w:themeColor="text1" w:themeTint="A6"/>
+        <w:lang w:eastAsia="pt-PT"/>
+      </w:rPr>
+      <w:t>Agência para a reforma tecnológica do estado</w:t>
+    </w:r>
+    <w:r>
+      <w:rPr>
+        <w:rFonts w:cs="Arial"/>
+        <w:b/>
+        <w:bCs/>
+        <w:caps/>
+        <w:color w:val="595959" w:themeColor="text1" w:themeTint="A6"/>
+        <w:lang w:eastAsia="pt-PT"/>
+      </w:rPr>
+      <w:t>, I.P. E O</w:t>
     </w:r>
     <w:r>
       <w:rPr>
@@ -7448,16 +7694,6 @@
         <w:color w:val="595959" w:themeColor="text1" w:themeTint="A6"/>
         <w:lang w:eastAsia="pt-PT"/>
       </w:rPr>
-    </w:pPr>
-  </w:p>
-</w:hdr>
-</file>
-
-<file path=word/header3.xml><?xml version="1.0" encoding="utf-8"?>
-<w:hdr xmlns:wpc="http://schemas.microsoft.com/office/word/2010/wordprocessingCanvas" xmlns:cx="http://schemas.microsoft.com/office/drawing/2014/chartex" xmlns:cx1="http://schemas.microsoft.com/office/drawing/2015/9/8/chartex" xmlns:cx2="http://schemas.microsoft.com/office/drawing/2015/10/21/chartex" xmlns:cx3="http://schemas.microsoft.com/office/drawing/2016/5/9/chartex" xmlns:cx4="http://schemas.microsoft.com/office/drawing/2016/5/10/chartex" xmlns:cx5="http://schemas.microsoft.com/office/drawing/2016/5/11/chartex" xmlns:cx6="http://schemas.microsoft.com/office/drawing/2016/5/12/chartex" xmlns:cx7="http://schemas.microsoft.com/office/drawing/2016/5/13/chartex" xmlns:cx8="http://schemas.microsoft.com/office/drawing/2016/5/14/chartex" xmlns:mc="http://schemas.openxmlformats.org/markup-compatibility/2006" xmlns:aink="http://schemas.microsoft.com/office/drawing/2016/ink" xmlns:am3d="http://schemas.microsoft.com/office/drawing/2017/model3d" xmlns:o="urn:schemas-microsoft-com:office:office" xmlns:oel="http://schemas.microsoft.com/office/2019/extlst" xmlns:r="http://schemas.openxmlformats.org/officeDocument/2006/relationships" xmlns:m="http://schemas.openxmlformats.org/officeDocument/2006/math" xmlns:v="urn:schemas-microsoft-com:vml" xmlns:wp14="http://schemas.microsoft.com/office/word/2010/wordprocessingDrawing" xmlns:wp="http://schemas.openxmlformats.org/drawingml/2006/wordprocessingDrawing" xmlns:w10="urn:schemas-microsoft-com:office:word" xmlns:w="http://schemas.openxmlformats.org/wordprocessingml/2006/main" xmlns:w14="http://schemas.microsoft.com/office/word/2010/wordml" xmlns:w15="http://schemas.microsoft.com/office/word/2012/wordml" xmlns:w16cex="http://schemas.microsoft.com/office/word/2018/wordml/cex" xmlns:w16cid="http://schemas.microsoft.com/office/word/2016/wordml/cid" xmlns:w16="http://schemas.microsoft.com/office/word/2018/wordml" xmlns:w16du="http://schemas.microsoft.com/office/word/2023/wordml/word16du" xmlns:w16sdtdh="http://schemas.microsoft.com/office/word/2020/wordml/sdtdatahash" xmlns:w16sdtfl="http://schemas.microsoft.com/office/word/2024/wordml/sdtformatlock" xmlns:w16se="http://schemas.microsoft.com/office/word/2015/wordml/symex" xmlns:wpg="http://schemas.microsoft.com/office/word/2010/wordprocessingGroup" xmlns:wpi="http://schemas.microsoft.com/office/word/2010/wordprocessingInk" xmlns:wne="http://schemas.microsoft.com/office/word/2006/wordml" xmlns:wps="http://schemas.microsoft.com/office/word/2010/wordprocessingShape" mc:Ignorable="w14 w15 w16se w16cid w16 w16cex w16sdtdh w16sdtfl w16du wp14">
-  <w:p>
-    <w:pPr>
-      <w:pStyle w:val="Header"/>
     </w:pPr>
   </w:p>
 </w:hdr>
@@ -11061,7 +11297,6 @@
   <w:style w:type="character" w:default="1" w:styleId="DefaultParagraphFont">
     <w:name w:val="Default Paragraph Font"/>
     <w:uiPriority w:val="1"/>
-    <w:semiHidden/>
     <w:unhideWhenUsed/>
   </w:style>
   <w:style w:type="table" w:default="1" w:styleId="TableNormal">

--- a/protocolos_minutas/AMA_Protocolo_ServicoAssinaturaFaturasEletronicas.docx
+++ b/protocolos_minutas/AMA_Protocolo_ServicoAssinaturaFaturasEletronicas.docx
@@ -519,24 +519,14 @@
         </w:rPr>
         <w:t xml:space="preserve">Neste contexto, e enquadrado na medida de </w:t>
       </w:r>
-      <w:proofErr w:type="spellStart"/>
-      <w:r>
-        <w:rPr>
-          <w:rFonts w:ascii="Aptos" w:hAnsi="Aptos"/>
-          <w:sz w:val="20"/>
-          <w:szCs w:val="20"/>
-        </w:rPr>
-        <w:t>progr</w:t>
-      </w:r>
-      <w:r>
-        <w:rPr>
-          <w:rFonts w:ascii="Aptos" w:hAnsi="Aptos"/>
-          <w:sz w:val="20"/>
-          <w:szCs w:val="20"/>
-        </w:rPr>
-        <w:t>ARTE</w:t>
-      </w:r>
-      <w:proofErr w:type="spellEnd"/>
+      <w:r>
+        <w:rPr>
+          <w:rFonts w:ascii="Aptos" w:hAnsi="Aptos"/>
+          <w:sz w:val="20"/>
+          <w:szCs w:val="20"/>
+        </w:rPr>
+        <w:t>programas</w:t>
+      </w:r>
       <w:r>
         <w:rPr>
           <w:rFonts w:ascii="Aptos" w:hAnsi="Aptos"/>
@@ -672,39 +662,21 @@
         </w:rPr>
         <w:t xml:space="preserve"> nos </w:t>
       </w:r>
-      <w:proofErr w:type="spellStart"/>
-      <w:r>
-        <w:rPr>
-          <w:rFonts w:ascii="Aptos" w:hAnsi="Aptos"/>
-          <w:sz w:val="20"/>
-          <w:szCs w:val="20"/>
-        </w:rPr>
-        <w:t>progr</w:t>
-      </w:r>
-      <w:r>
-        <w:rPr>
-          <w:rFonts w:ascii="Aptos" w:hAnsi="Aptos"/>
-          <w:sz w:val="20"/>
-          <w:szCs w:val="20"/>
-        </w:rPr>
-        <w:t>ARTE</w:t>
-      </w:r>
-      <w:r>
-        <w:rPr>
-          <w:rFonts w:ascii="Aptos" w:hAnsi="Aptos"/>
-          <w:sz w:val="20"/>
-          <w:szCs w:val="20"/>
-        </w:rPr>
-        <w:t>s</w:t>
-      </w:r>
-      <w:proofErr w:type="spellEnd"/>
-      <w:r>
-        <w:rPr>
-          <w:rFonts w:ascii="Aptos" w:hAnsi="Aptos"/>
-          <w:sz w:val="20"/>
-          <w:szCs w:val="20"/>
-        </w:rPr>
-        <w:t xml:space="preserve"> informáticos de faturação de que é produtor de modo a permitir aos seus clientes proceder à assinatura eletrónica qualificada de faturas eletrónicas;</w:t>
+      <w:r>
+        <w:rPr>
+          <w:rFonts w:ascii="Aptos" w:hAnsi="Aptos"/>
+          <w:sz w:val="20"/>
+          <w:szCs w:val="20"/>
+        </w:rPr>
+        <w:t>programas</w:t>
+      </w:r>
+      <w:r>
+        <w:rPr>
+          <w:rFonts w:ascii="Aptos" w:hAnsi="Aptos"/>
+          <w:sz w:val="20"/>
+          <w:szCs w:val="20"/>
+        </w:rPr>
+        <w:t>s informáticos de faturação de que é produtor de modo a permitir aos seus clientes proceder à assinatura eletrónica qualificada de faturas eletrónicas;</w:t>
       </w:r>
     </w:p>
     <w:p>
@@ -902,39 +874,21 @@
         </w:rPr>
         <w:t xml:space="preserve">O presente protocolo tem por objeto a definição dos termos e condições para disponibilização em </w:t>
       </w:r>
-      <w:proofErr w:type="spellStart"/>
-      <w:r>
-        <w:rPr>
-          <w:rFonts w:ascii="Aptos" w:hAnsi="Aptos"/>
-          <w:sz w:val="20"/>
-          <w:szCs w:val="20"/>
-        </w:rPr>
-        <w:t>progr</w:t>
-      </w:r>
-      <w:r>
-        <w:rPr>
-          <w:rFonts w:ascii="Aptos" w:hAnsi="Aptos"/>
-          <w:sz w:val="20"/>
-          <w:szCs w:val="20"/>
-        </w:rPr>
-        <w:t>ARTE</w:t>
-      </w:r>
-      <w:r>
-        <w:rPr>
-          <w:rFonts w:ascii="Aptos" w:hAnsi="Aptos"/>
-          <w:sz w:val="20"/>
-          <w:szCs w:val="20"/>
-        </w:rPr>
-        <w:t>s</w:t>
-      </w:r>
-      <w:proofErr w:type="spellEnd"/>
-      <w:r>
-        <w:rPr>
-          <w:rFonts w:ascii="Aptos" w:hAnsi="Aptos"/>
-          <w:sz w:val="20"/>
-          <w:szCs w:val="20"/>
-        </w:rPr>
-        <w:t xml:space="preserve"> informáticos de faturação do serviço de assinatura de faturas eletrónicas (SAFE), através do Sistema de Certificação de Atributos Profissionais (SCAP), com recurso ao Cartão de Cidadão e da Chave Móvel Digital</w:t>
+      <w:r>
+        <w:rPr>
+          <w:rFonts w:ascii="Aptos" w:hAnsi="Aptos"/>
+          <w:sz w:val="20"/>
+          <w:szCs w:val="20"/>
+        </w:rPr>
+        <w:t>programas</w:t>
+      </w:r>
+      <w:r>
+        <w:rPr>
+          <w:rFonts w:ascii="Aptos" w:hAnsi="Aptos"/>
+          <w:sz w:val="20"/>
+          <w:szCs w:val="20"/>
+        </w:rPr>
+        <w:t>s informáticos de faturação do serviço de assinatura de faturas eletrónicas (SAFE), através do Sistema de Certificação de Atributos Profissionais (SCAP), com recurso ao Cartão de Cidadão e da Chave Móvel Digital</w:t>
       </w:r>
       <w:r>
         <w:rPr>
@@ -1099,7 +1053,6 @@
         </w:rPr>
         <w:t xml:space="preserve">Garantir a administração, operação, </w:t>
       </w:r>
-      <w:proofErr w:type="spellStart"/>
       <w:r>
         <w:rPr>
           <w:rFonts w:ascii="Aptos" w:hAnsi="Aptos" w:cstheme="minorHAnsi"/>
@@ -1108,18 +1061,7 @@
           <w:sz w:val="20"/>
           <w:szCs w:val="20"/>
         </w:rPr>
-        <w:t>help-desk</w:t>
-      </w:r>
-      <w:proofErr w:type="spellEnd"/>
-      <w:r>
-        <w:rPr>
-          <w:rFonts w:ascii="Aptos" w:hAnsi="Aptos" w:cstheme="minorHAnsi"/>
-          <w:i/>
-          <w:iCs/>
-          <w:sz w:val="20"/>
-          <w:szCs w:val="20"/>
-        </w:rPr>
-        <w:t xml:space="preserve"> </w:t>
+        <w:t xml:space="preserve">help-desk </w:t>
       </w:r>
       <w:r>
         <w:rPr>
@@ -1634,7 +1576,6 @@
         </w:rPr>
         <w:t xml:space="preserve">Cumprir as </w:t>
       </w:r>
-      <w:proofErr w:type="spellStart"/>
       <w:r>
         <w:rPr>
           <w:rFonts w:ascii="Aptos" w:hAnsi="Aptos" w:cs="Times New Roman"/>
@@ -1644,7 +1585,6 @@
         </w:rPr>
         <w:t>guidelines</w:t>
       </w:r>
-      <w:proofErr w:type="spellEnd"/>
       <w:r>
         <w:rPr>
           <w:rFonts w:ascii="Aptos" w:hAnsi="Aptos" w:cs="Times New Roman"/>
@@ -1710,7 +1650,6 @@
         </w:rPr>
         <w:t xml:space="preserve"> documento que demonstre, para cada uma das </w:t>
       </w:r>
-      <w:proofErr w:type="spellStart"/>
       <w:r>
         <w:rPr>
           <w:rFonts w:ascii="Aptos" w:hAnsi="Aptos" w:cs="Times New Roman"/>
@@ -1718,17 +1657,7 @@
           <w:sz w:val="20"/>
           <w:szCs w:val="20"/>
         </w:rPr>
-        <w:t>guidelines</w:t>
-      </w:r>
-      <w:proofErr w:type="spellEnd"/>
-      <w:r>
-        <w:rPr>
-          <w:rFonts w:ascii="Aptos" w:hAnsi="Aptos" w:cs="Times New Roman"/>
-          <w:i/>
-          <w:sz w:val="20"/>
-          <w:szCs w:val="20"/>
-        </w:rPr>
-        <w:t xml:space="preserve"> </w:t>
+        <w:t xml:space="preserve">guidelines </w:t>
       </w:r>
       <w:r>
         <w:rPr>
@@ -2185,7 +2114,6 @@
         </w:rPr>
         <w:t xml:space="preserve"> de faturação das </w:t>
       </w:r>
-      <w:proofErr w:type="spellStart"/>
       <w:r>
         <w:rPr>
           <w:rFonts w:ascii="Aptos" w:hAnsi="Aptos" w:cs="Times New Roman"/>
@@ -2196,7 +2124,6 @@
         </w:rPr>
         <w:t>guidelines</w:t>
       </w:r>
-      <w:proofErr w:type="spellEnd"/>
       <w:r>
         <w:rPr>
           <w:rFonts w:ascii="Aptos" w:hAnsi="Aptos" w:cs="Times New Roman"/>
@@ -2616,25 +2543,7 @@
           <w:sz w:val="20"/>
           <w:szCs w:val="20"/>
         </w:rPr>
-        <w:t xml:space="preserve">Equipa de </w:t>
-      </w:r>
-      <w:proofErr w:type="spellStart"/>
-      <w:r>
-        <w:rPr>
-          <w:rFonts w:ascii="Aptos" w:hAnsi="Aptos" w:cs="Calibri"/>
-          <w:sz w:val="20"/>
-          <w:szCs w:val="20"/>
-        </w:rPr>
-        <w:t>Eid</w:t>
-      </w:r>
-      <w:proofErr w:type="spellEnd"/>
-      <w:r>
-        <w:rPr>
-          <w:rFonts w:ascii="Aptos" w:hAnsi="Aptos" w:cs="Calibri"/>
-          <w:sz w:val="20"/>
-          <w:szCs w:val="20"/>
-        </w:rPr>
-        <w:t xml:space="preserve"> - </w:t>
+        <w:t xml:space="preserve">Equipa de Eid - </w:t>
       </w:r>
       <w:hyperlink r:id="rId12" w:history="1">
         <w:r>
@@ -5872,107 +5781,7 @@
                 <w:szCs w:val="20"/>
                 <w:lang w:bidi="pt-PT"/>
               </w:rPr>
-              <w:t xml:space="preserve">Nome Próprio, Apelido, Data de Nascimento, Tipo de documento (se cidadão estrangeiro), Data de expiração do documento de identificação, Nº do documento (se cidadão estrangeiro), Nacionalidade do documento, Nº de Identificação Civil (se cidadão português), NIPC, </w:t>
-            </w:r>
-            <w:proofErr w:type="spellStart"/>
-            <w:r>
-              <w:rPr>
-                <w:rFonts w:ascii="Aptos" w:hAnsi="Aptos" w:cstheme="minorHAnsi"/>
-                <w:sz w:val="20"/>
-                <w:szCs w:val="20"/>
-                <w:lang w:bidi="pt-PT"/>
-              </w:rPr>
-              <w:t>Credential</w:t>
-            </w:r>
-            <w:proofErr w:type="spellEnd"/>
-            <w:r>
-              <w:rPr>
-                <w:rFonts w:ascii="Aptos" w:hAnsi="Aptos" w:cstheme="minorHAnsi"/>
-                <w:sz w:val="20"/>
-                <w:szCs w:val="20"/>
-                <w:lang w:bidi="pt-PT"/>
-              </w:rPr>
-              <w:t xml:space="preserve"> ID, Access </w:t>
-            </w:r>
-            <w:proofErr w:type="spellStart"/>
-            <w:r>
-              <w:rPr>
-                <w:rFonts w:ascii="Aptos" w:hAnsi="Aptos" w:cstheme="minorHAnsi"/>
-                <w:sz w:val="20"/>
-                <w:szCs w:val="20"/>
-                <w:lang w:bidi="pt-PT"/>
-              </w:rPr>
-              <w:t>Token</w:t>
-            </w:r>
-            <w:proofErr w:type="spellEnd"/>
-            <w:r>
-              <w:rPr>
-                <w:rFonts w:ascii="Aptos" w:hAnsi="Aptos" w:cstheme="minorHAnsi"/>
-                <w:sz w:val="20"/>
-                <w:szCs w:val="20"/>
-                <w:lang w:bidi="pt-PT"/>
-              </w:rPr>
-              <w:t xml:space="preserve">, </w:t>
-            </w:r>
-            <w:proofErr w:type="spellStart"/>
-            <w:r>
-              <w:rPr>
-                <w:rFonts w:ascii="Aptos" w:hAnsi="Aptos" w:cstheme="minorHAnsi"/>
-                <w:sz w:val="20"/>
-                <w:szCs w:val="20"/>
-                <w:lang w:bidi="pt-PT"/>
-              </w:rPr>
-              <w:t>Refresh</w:t>
-            </w:r>
-            <w:proofErr w:type="spellEnd"/>
-            <w:r>
-              <w:rPr>
-                <w:rFonts w:ascii="Aptos" w:hAnsi="Aptos" w:cstheme="minorHAnsi"/>
-                <w:sz w:val="20"/>
-                <w:szCs w:val="20"/>
-                <w:lang w:bidi="pt-PT"/>
-              </w:rPr>
-              <w:t xml:space="preserve"> </w:t>
-            </w:r>
-            <w:proofErr w:type="spellStart"/>
-            <w:r>
-              <w:rPr>
-                <w:rFonts w:ascii="Aptos" w:hAnsi="Aptos" w:cstheme="minorHAnsi"/>
-                <w:sz w:val="20"/>
-                <w:szCs w:val="20"/>
-                <w:lang w:bidi="pt-PT"/>
-              </w:rPr>
-              <w:t>Token</w:t>
-            </w:r>
-            <w:proofErr w:type="spellEnd"/>
-            <w:r>
-              <w:rPr>
-                <w:rFonts w:ascii="Aptos" w:hAnsi="Aptos" w:cstheme="minorHAnsi"/>
-                <w:sz w:val="20"/>
-                <w:szCs w:val="20"/>
-                <w:lang w:bidi="pt-PT"/>
-              </w:rPr>
-              <w:t xml:space="preserve">, Par de chaves assimétricas, Certificado qualificado SAFE, Serial </w:t>
-            </w:r>
-            <w:proofErr w:type="spellStart"/>
-            <w:r>
-              <w:rPr>
-                <w:rFonts w:ascii="Aptos" w:hAnsi="Aptos" w:cstheme="minorHAnsi"/>
-                <w:sz w:val="20"/>
-                <w:szCs w:val="20"/>
-                <w:lang w:bidi="pt-PT"/>
-              </w:rPr>
-              <w:t>Number</w:t>
-            </w:r>
-            <w:proofErr w:type="spellEnd"/>
-            <w:r>
-              <w:rPr>
-                <w:rFonts w:ascii="Aptos" w:hAnsi="Aptos" w:cstheme="minorHAnsi"/>
-                <w:sz w:val="20"/>
-                <w:szCs w:val="20"/>
-                <w:lang w:bidi="pt-PT"/>
-              </w:rPr>
-              <w:t xml:space="preserve"> (identificador do documento do cidadão), Informação adicional, Email associado à conta</w:t>
+              <w:t>Nome Próprio, Apelido, Data de Nascimento, Tipo de documento (se cidadão estrangeiro), Data de expiração do documento de identificação, Nº do documento (se cidadão estrangeiro), Nacionalidade do documento, Nº de Identificação Civil (se cidadão português), NIPC, Credential ID, Access Token, Refresh Token, Par de chaves assimétricas, Certificado qualificado SAFE, Serial Number (identificador do documento do cidadão), Informação adicional, Email associado à conta</w:t>
             </w:r>
           </w:p>
           <w:p>
@@ -6038,47 +5847,7 @@
                 <w:szCs w:val="20"/>
                 <w:lang w:bidi="pt-PT"/>
               </w:rPr>
-              <w:t xml:space="preserve">Limite de assinaturas, Número de assinaturas realizadas, Data de validade da conta de assinatura, Nome do documento, Nome do software de faturação que é utilizado no momento da assinatura, </w:t>
-            </w:r>
-            <w:proofErr w:type="spellStart"/>
-            <w:r>
-              <w:rPr>
-                <w:rFonts w:ascii="Aptos" w:hAnsi="Aptos" w:cstheme="minorHAnsi"/>
-                <w:sz w:val="20"/>
-                <w:szCs w:val="20"/>
-                <w:lang w:bidi="pt-PT"/>
-              </w:rPr>
-              <w:t>hash</w:t>
-            </w:r>
-            <w:proofErr w:type="spellEnd"/>
-            <w:r>
-              <w:rPr>
-                <w:rFonts w:ascii="Aptos" w:hAnsi="Aptos" w:cstheme="minorHAnsi"/>
-                <w:sz w:val="20"/>
-                <w:szCs w:val="20"/>
-                <w:lang w:bidi="pt-PT"/>
-              </w:rPr>
-              <w:t xml:space="preserve"> a assinar, </w:t>
-            </w:r>
-            <w:proofErr w:type="spellStart"/>
-            <w:r>
-              <w:rPr>
-                <w:rFonts w:ascii="Aptos" w:hAnsi="Aptos" w:cstheme="minorHAnsi"/>
-                <w:sz w:val="20"/>
-                <w:szCs w:val="20"/>
-                <w:lang w:bidi="pt-PT"/>
-              </w:rPr>
-              <w:t>hash</w:t>
-            </w:r>
-            <w:proofErr w:type="spellEnd"/>
-            <w:r>
-              <w:rPr>
-                <w:rFonts w:ascii="Aptos" w:hAnsi="Aptos" w:cstheme="minorHAnsi"/>
-                <w:sz w:val="20"/>
-                <w:szCs w:val="20"/>
-                <w:lang w:bidi="pt-PT"/>
-              </w:rPr>
-              <w:t xml:space="preserve"> </w:t>
+              <w:t xml:space="preserve">Limite de assinaturas, Número de assinaturas realizadas, Data de validade da conta de assinatura, Nome do documento, Nome do software de faturação que é utilizado no momento da assinatura, hash a assinar, hash </w:t>
             </w:r>
             <w:r>
               <w:rPr>
@@ -6177,14 +5946,13 @@
               </w:rPr>
               <w:t xml:space="preserve">Disponibilização em </w:t>
             </w:r>
-            <w:proofErr w:type="spellStart"/>
             <w:r>
               <w:rPr>
                 <w:rFonts w:ascii="Aptos" w:hAnsi="Aptos"/>
                 <w:sz w:val="20"/>
                 <w:szCs w:val="20"/>
               </w:rPr>
-              <w:t>progr</w:t>
+              <w:t>programas</w:t>
             </w:r>
             <w:r>
               <w:rPr>
@@ -6192,24 +5960,7 @@
                 <w:sz w:val="20"/>
                 <w:szCs w:val="20"/>
               </w:rPr>
-              <w:t>ARTE</w:t>
-            </w:r>
-            <w:r>
-              <w:rPr>
-                <w:rFonts w:ascii="Aptos" w:hAnsi="Aptos"/>
-                <w:sz w:val="20"/>
-                <w:szCs w:val="20"/>
-              </w:rPr>
-              <w:t>s</w:t>
-            </w:r>
-            <w:proofErr w:type="spellEnd"/>
-            <w:r>
-              <w:rPr>
-                <w:rFonts w:ascii="Aptos" w:hAnsi="Aptos"/>
-                <w:sz w:val="20"/>
-                <w:szCs w:val="20"/>
-              </w:rPr>
-              <w:t xml:space="preserve"> informáticos de faturação do serviço de assinatura de faturas eletrónicas (SAFE)</w:t>
+              <w:t>s informáticos de faturação do serviço de assinatura de faturas eletrónicas (SAFE)</w:t>
             </w:r>
           </w:p>
           <w:p>
@@ -7431,31 +7182,18 @@
         </w:rPr>
         <w:t xml:space="preserve"> Identificar quais as medidas de segurança que deverão ser aplicadas aos dados conforme formulário disponibilizado pela CNPD em </w:t>
       </w:r>
-      <w:r>
-        <w:fldChar w:fldCharType="begin"/>
-      </w:r>
-      <w:r>
-        <w:rPr>
-          <w:lang w:val="pt-PT"/>
-        </w:rPr>
-        <w:instrText>HYPERLINK "https://www.cnpd.pt/media/cltpq4bn/templatedocrgpd_sub_v1.xlsx"</w:instrText>
-      </w:r>
-      <w:r>
-        <w:fldChar w:fldCharType="separate"/>
-      </w:r>
-      <w:r>
-        <w:rPr>
-          <w:rStyle w:val="Hyperlink"/>
-          <w:rFonts w:ascii="Aptos" w:hAnsi="Aptos" w:cstheme="minorHAnsi"/>
-          <w:sz w:val="16"/>
-          <w:szCs w:val="16"/>
-          <w:lang w:val="pt-PT"/>
-        </w:rPr>
-        <w:t>https://www.cnpd.pt/media/cltpq4bn/templatedocrgpd_sub_v1.xlsx</w:t>
-      </w:r>
-      <w:r>
-        <w:fldChar w:fldCharType="end"/>
-      </w:r>
+      <w:hyperlink r:id="rId2" w:history="1">
+        <w:r>
+          <w:rPr>
+            <w:rStyle w:val="Hyperlink"/>
+            <w:rFonts w:ascii="Aptos" w:hAnsi="Aptos" w:cstheme="minorHAnsi"/>
+            <w:sz w:val="16"/>
+            <w:szCs w:val="16"/>
+            <w:lang w:val="pt-PT"/>
+          </w:rPr>
+          <w:t>https://www.cnpd.pt/media/cltpq4bn/templatedocrgpd_sub_v1.xlsx</w:t>
+        </w:r>
+      </w:hyperlink>
       <w:r>
         <w:rPr>
           <w:rFonts w:ascii="Aptos" w:hAnsi="Aptos" w:cs="Calibri"/>
@@ -7494,31 +7232,18 @@
         </w:rPr>
         <w:t xml:space="preserve"> Se aplicável, conforme formulário disponibilizado pela CNPD em </w:t>
       </w:r>
-      <w:r>
-        <w:fldChar w:fldCharType="begin"/>
-      </w:r>
-      <w:r>
-        <w:rPr>
-          <w:lang w:val="pt-PT"/>
-        </w:rPr>
-        <w:instrText>HYPERLINK "https://www.cnpd.pt/media/cltpq4bn/templatedocrgpd_sub_v1.xlsx"</w:instrText>
-      </w:r>
-      <w:r>
-        <w:fldChar w:fldCharType="separate"/>
-      </w:r>
-      <w:r>
-        <w:rPr>
-          <w:rStyle w:val="Hyperlink"/>
-          <w:rFonts w:ascii="Aptos" w:hAnsi="Aptos" w:cstheme="minorHAnsi"/>
-          <w:sz w:val="16"/>
-          <w:szCs w:val="16"/>
-          <w:lang w:val="pt-PT"/>
-        </w:rPr>
-        <w:t>https://www.cnpd.pt/media/cltpq4bn/templatedocrgpd_sub_v1.xlsx</w:t>
-      </w:r>
-      <w:r>
-        <w:fldChar w:fldCharType="end"/>
-      </w:r>
+      <w:hyperlink r:id="rId3" w:history="1">
+        <w:r>
+          <w:rPr>
+            <w:rStyle w:val="Hyperlink"/>
+            <w:rFonts w:ascii="Aptos" w:hAnsi="Aptos" w:cstheme="minorHAnsi"/>
+            <w:sz w:val="16"/>
+            <w:szCs w:val="16"/>
+            <w:lang w:val="pt-PT"/>
+          </w:rPr>
+          <w:t>https://www.cnpd.pt/media/cltpq4bn/templatedocrgpd_sub_v1.xlsx</w:t>
+        </w:r>
+      </w:hyperlink>
     </w:p>
   </w:footnote>
 </w:footnotes>

--- a/protocolos_minutas/AMA_Protocolo_ServicoAssinaturaFaturasEletronicas.docx
+++ b/protocolos_minutas/AMA_Protocolo_ServicoAssinaturaFaturasEletronicas.docx
@@ -112,7 +112,7 @@
           <w:sz w:val="20"/>
           <w:szCs w:val="20"/>
         </w:rPr>
-        <w:t>Manuel Dias</w:t>
+        <w:t>Manuel Inácio Veladas Dias</w:t>
       </w:r>
       <w:r>
         <w:rPr>
